--- a/docs/LR1_Popikov_241_372.docx
+++ b/docs/LR1_Popikov_241_372.docx
@@ -5935,7 +5935,7 @@
                 <w:sz w:val="24"/>
                 <w:szCs w:val="24"/>
               </w:rPr>
-              <w:t xml:space="preserve">52 автоматических теста</w:t>
+              <w:t xml:space="preserve">55 автоматических тестов</w:t>
             </w:r>
           </w:p>
         </w:tc>
@@ -9180,7 +9180,7 @@
           <w:sz w:val="28"/>
           <w:szCs w:val="28"/>
         </w:rPr>
-        <w:t xml:space="preserve">Работоспособность подтверждена автоматическими тестами (52 теста, все проходят), скриптом дымовой проверки и ручной проверкой в браузере. Дымовая проверка запускает приложение и последовательно обращается к адресам /health, /version, /, /openapi.json и /api/v1/conferences.</w:t>
+        <w:t xml:space="preserve">Работоспособность подтверждена автоматическими тестами (55 тестов, все проходят), скриптом дымовой проверки и ручной проверкой в браузере. Дымовая проверка запускает приложение и последовательно обращается к адресам /health, /version, /, /openapi.json и /api/v1/conferences.</w:t>
       </w:r>
     </w:p>
     <w:p>
@@ -9243,7 +9243,7 @@
           <w:sz w:val="20"/>
           <w:szCs w:val="20"/>
         </w:rPr>
-        <w:t xml:space="preserve">52 passed</w:t>
+        <w:t xml:space="preserve">55 passed</w:t>
       </w:r>
     </w:p>
     <w:p>
@@ -9577,7 +9577,7 @@
                 <w:sz w:val="24"/>
                 <w:szCs w:val="24"/>
               </w:rPr>
-              <w:t xml:space="preserve">Строки «All checks passed!», «32 files already formatted», «52 passed», перечень проверенных адресов и итоговую строку «Все проверки пройдены».</w:t>
+              <w:t xml:space="preserve">Строки «All checks passed!», «32 files already formatted», «55 passed», перечень проверенных адресов и итоговую строку «Все проверки пройдены».</w:t>
             </w:r>
           </w:p>
         </w:tc>
@@ -13578,7 +13578,7 @@
                 <w:sz w:val="24"/>
                 <w:szCs w:val="24"/>
               </w:rPr>
-              <w:t xml:space="preserve">Итоговую строку вида «52 passed» — то есть все тесты, включая тесты правил предметной области, проходят.</w:t>
+              <w:t xml:space="preserve">Итоговую строку вида «55 passed» — то есть все тесты, включая тесты правил предметной области, проходят.</w:t>
             </w:r>
           </w:p>
         </w:tc>
@@ -26093,7 +26093,7 @@
                 <w:sz w:val="24"/>
                 <w:szCs w:val="24"/>
               </w:rPr>
-              <w:t xml:space="preserve">52 автоматических теста, включая все правила предметной области</w:t>
+              <w:t xml:space="preserve">55 автоматических тестов, включая все правила предметной области</w:t>
             </w:r>
           </w:p>
         </w:tc>
@@ -28065,7 +28065,7 @@
           <w:sz w:val="28"/>
           <w:szCs w:val="28"/>
         </w:rPr>
-        <w:t xml:space="preserve">Качество подтверждено измеримыми результатами: 52 автоматических теста проходят, статический анализ и проверка форматирования не выявляют замечаний, дымовая проверка приложения успешна, конвейер CI зелёный по обеим группам заданий. Единый командный интерфейс (make verify или .\scripts\dev.ps1 verify) объединяет все обязательные проверки, поэтому локальный результат и результат автоматической проверки совпадают.</w:t>
+        <w:t xml:space="preserve">Качество подтверждено измеримыми результатами: 55 автоматических тестов проходят, статический анализ и проверка форматирования не выявляют замечаний, дымовая проверка приложения успешна, конвейер CI зелёный по обеим группам заданий. Единый командный интерфейс (make verify или .\scripts\dev.ps1 verify) объединяет все обязательные проверки, поэтому локальный результат и результат автоматической проверки совпадают.</w:t>
       </w:r>
     </w:p>
     <w:p>

--- a/docs/LR1_Popikov_241_372.docx
+++ b/docs/LR1_Popikov_241_372.docx
@@ -20123,7 +20123,7 @@
           <w:sz w:val="28"/>
           <w:szCs w:val="28"/>
         </w:rPr>
-        <w:t xml:space="preserve">Для демонстрации процесса выбрана функция «Учёт потребности в гостинице»: она добавляет новую сущность, новое правило предметной области и требует изменений в моделях, сервисах, API, тестах и документации — то есть проходит весь путь изменения.</w:t>
+        <w:t xml:space="preserve">Для демонстрации процесса выбрана функция «Отчёт „Список рассылки по организациям“»: она добавляет новый отчётный метод API, новую схему ответа и требует изменений в коде, тестах и документации — то есть проходит весь путь изменения от задачи до тега.</w:t>
       </w:r>
     </w:p>
     <w:p>
@@ -20394,7 +20394,7 @@
                 <w:sz w:val="24"/>
                 <w:szCs w:val="24"/>
               </w:rPr>
-              <w:t xml:space="preserve">создана ветка feature/hotel-booking от актуального main</w:t>
+              <w:t xml:space="preserve">создана ветка feature/1-mailing-list от актуального main</w:t>
             </w:r>
           </w:p>
         </w:tc>
@@ -20421,7 +20421,7 @@
                 <w:sz w:val="24"/>
                 <w:szCs w:val="24"/>
               </w:rPr>
-              <w:t xml:space="preserve">git switch -c feature/hotel-booking</w:t>
+              <w:t xml:space="preserve">git switch -c feature/1-mailing-list</w:t>
             </w:r>
           </w:p>
         </w:tc>
@@ -20477,7 +20477,7 @@
                 <w:sz w:val="24"/>
                 <w:szCs w:val="24"/>
               </w:rPr>
-              <w:t xml:space="preserve">добавлена сущность брони гостиницы: модель, схема, ограничения</w:t>
+              <w:t xml:space="preserve">добавлены схема ответа и метод GET /api/v1/reports/mailing-list/{conference_id}</w:t>
             </w:r>
           </w:p>
         </w:tc>
@@ -20504,7 +20504,7 @@
                 <w:sz w:val="24"/>
                 <w:szCs w:val="24"/>
               </w:rPr>
-              <w:t xml:space="preserve">git commit -m "feat(hotel): добавить сущность брони гостиницы"</w:t>
+              <w:t xml:space="preserve">git commit -m "feat(reports): добавить список рассылки по организациям"</w:t>
             </w:r>
           </w:p>
         </w:tc>
@@ -20560,7 +20560,7 @@
                 <w:sz w:val="24"/>
                 <w:szCs w:val="24"/>
               </w:rPr>
-              <w:t xml:space="preserve">реализовано правило срока подтверждения и запрет для дистанционного формата</w:t>
+              <w:t xml:space="preserve">написаны тесты: группировка по организациям и отсев непринятых заявок</w:t>
             </w:r>
           </w:p>
         </w:tc>
@@ -20587,7 +20587,7 @@
                 <w:sz w:val="24"/>
                 <w:szCs w:val="24"/>
               </w:rPr>
-              <w:t xml:space="preserve">git commit -m "feat(hotel): реализовать правило срока подтверждения брони"</w:t>
+              <w:t xml:space="preserve">git commit -m "test(reports): покрыть список рассылки и отсев непринятых заявок"</w:t>
             </w:r>
           </w:p>
         </w:tc>
@@ -20643,7 +20643,7 @@
                 <w:sz w:val="24"/>
                 <w:szCs w:val="24"/>
               </w:rPr>
-              <w:t xml:space="preserve">написаны тесты на подтверждение, истечение и отмену брони</w:t>
+              <w:t xml:space="preserve">обновлена документация: описание метода в docs/API.md и README</w:t>
             </w:r>
           </w:p>
         </w:tc>
@@ -20670,7 +20670,7 @@
                 <w:sz w:val="24"/>
                 <w:szCs w:val="24"/>
               </w:rPr>
-              <w:t xml:space="preserve">git commit -m "test(hotel): покрыть подтверждение и истечение брони"</w:t>
+              <w:t xml:space="preserve">git commit -m "docs(reports): описать отчёт списка рассылки по организациям"</w:t>
             </w:r>
           </w:p>
         </w:tc>
@@ -20699,7 +20699,7 @@
                 <w:sz w:val="24"/>
                 <w:szCs w:val="24"/>
               </w:rPr>
-              <w:t xml:space="preserve">Коммит 4</w:t>
+              <w:t xml:space="preserve">Локальная проверка</w:t>
             </w:r>
           </w:p>
         </w:tc>
@@ -20726,7 +20726,7 @@
                 <w:sz w:val="24"/>
                 <w:szCs w:val="24"/>
               </w:rPr>
-              <w:t xml:space="preserve">обновлена документация: описание метода, схема данных, README</w:t>
+              <w:t xml:space="preserve">выполнен полный набор проверок: 55 тестов, анализ, форматирование, дымовая проверка</w:t>
             </w:r>
           </w:p>
         </w:tc>
@@ -20753,7 +20753,7 @@
                 <w:sz w:val="24"/>
                 <w:szCs w:val="24"/>
               </w:rPr>
-              <w:t xml:space="preserve">git commit -m "docs(hotel): описать методы API гостиницы"</w:t>
+              <w:t xml:space="preserve">.\scripts\dev.ps1 verify</w:t>
             </w:r>
           </w:p>
         </w:tc>
@@ -20782,7 +20782,7 @@
                 <w:sz w:val="24"/>
                 <w:szCs w:val="24"/>
               </w:rPr>
-              <w:t xml:space="preserve">Локальная проверка</w:t>
+              <w:t xml:space="preserve">Отправка</w:t>
             </w:r>
           </w:p>
         </w:tc>
@@ -20809,7 +20809,7 @@
                 <w:sz w:val="24"/>
                 <w:szCs w:val="24"/>
               </w:rPr>
-              <w:t xml:space="preserve">выполнен полный набор проверок</w:t>
+              <w:t xml:space="preserve">ветка отправлена в удалённый репозиторий</w:t>
             </w:r>
           </w:p>
         </w:tc>
@@ -20836,7 +20836,7 @@
                 <w:sz w:val="24"/>
                 <w:szCs w:val="24"/>
               </w:rPr>
-              <w:t xml:space="preserve">.\scripts\dev.ps1 verify</w:t>
+              <w:t xml:space="preserve">git push -u origin feature/1-mailing-list</w:t>
             </w:r>
           </w:p>
         </w:tc>
@@ -20865,7 +20865,7 @@
                 <w:sz w:val="24"/>
                 <w:szCs w:val="24"/>
               </w:rPr>
-              <w:t xml:space="preserve">Отправка</w:t>
+              <w:t xml:space="preserve">Запрос на слияние</w:t>
             </w:r>
           </w:p>
         </w:tc>
@@ -20892,7 +20892,7 @@
                 <w:sz w:val="24"/>
                 <w:szCs w:val="24"/>
               </w:rPr>
-              <w:t xml:space="preserve">ветка отправлена в удалённый репозиторий</w:t>
+              <w:t xml:space="preserve">создан Pull Request с описанием, ссылкой на задачу и разделом «Как проверить»</w:t>
             </w:r>
           </w:p>
         </w:tc>
@@ -20919,7 +20919,7 @@
                 <w:sz w:val="24"/>
                 <w:szCs w:val="24"/>
               </w:rPr>
-              <w:t xml:space="preserve">git push -u origin feature/hotel-booking</w:t>
+              <w:t xml:space="preserve">GitHub → Compare &amp; pull request</w:t>
             </w:r>
           </w:p>
         </w:tc>
@@ -20948,7 +20948,7 @@
                 <w:sz w:val="24"/>
                 <w:szCs w:val="24"/>
               </w:rPr>
-              <w:t xml:space="preserve">Запрос на слияние</w:t>
+              <w:t xml:space="preserve">Проверка изменений</w:t>
             </w:r>
           </w:p>
         </w:tc>
@@ -20975,7 +20975,7 @@
                 <w:sz w:val="24"/>
                 <w:szCs w:val="24"/>
               </w:rPr>
-              <w:t xml:space="preserve">создан Pull Request с описанием, ссылкой на задачу и разделом «Как проверить»</w:t>
+              <w:t xml:space="preserve">CI выполнил форматирование, анализ, тесты, дымовую проверку, сборку контейнера и проверку /health</w:t>
             </w:r>
           </w:p>
         </w:tc>
@@ -21002,7 +21002,7 @@
                 <w:sz w:val="24"/>
                 <w:szCs w:val="24"/>
               </w:rPr>
-              <w:t xml:space="preserve">GitHub → Compare &amp; pull request</w:t>
+              <w:t xml:space="preserve">GitHub → Actions (зелёный статус)</w:t>
             </w:r>
           </w:p>
         </w:tc>
@@ -21031,7 +21031,7 @@
                 <w:sz w:val="24"/>
                 <w:szCs w:val="24"/>
               </w:rPr>
-              <w:t xml:space="preserve">Проверка изменений</w:t>
+              <w:t xml:space="preserve">Слияние</w:t>
             </w:r>
           </w:p>
         </w:tc>
@@ -21058,7 +21058,7 @@
                 <w:sz w:val="24"/>
                 <w:szCs w:val="24"/>
               </w:rPr>
-              <w:t xml:space="preserve">CI выполнил форматирование, анализ, тесты, дымовую проверку, сборку контейнера и проверку /health</w:t>
+              <w:t xml:space="preserve">PR слит в main отдельным коммитом слияния, ветка удалена</w:t>
             </w:r>
           </w:p>
         </w:tc>
@@ -21085,7 +21085,7 @@
                 <w:sz w:val="24"/>
                 <w:szCs w:val="24"/>
               </w:rPr>
-              <w:t xml:space="preserve">GitHub → Actions (зелёный статус)</w:t>
+              <w:t xml:space="preserve">GitHub → Merge pull request → Delete branch</w:t>
             </w:r>
           </w:p>
         </w:tc>
@@ -21114,7 +21114,7 @@
                 <w:sz w:val="24"/>
                 <w:szCs w:val="24"/>
               </w:rPr>
-              <w:t xml:space="preserve">Слияние</w:t>
+              <w:t xml:space="preserve">Актуализация</w:t>
             </w:r>
           </w:p>
         </w:tc>
@@ -21141,7 +21141,7 @@
                 <w:sz w:val="24"/>
                 <w:szCs w:val="24"/>
               </w:rPr>
-              <w:t xml:space="preserve">PR слит в main, ветка удалена</w:t>
+              <w:t xml:space="preserve">локальная main обновлена, ветка удалена</w:t>
             </w:r>
           </w:p>
         </w:tc>
@@ -21168,90 +21168,7 @@
                 <w:sz w:val="24"/>
                 <w:szCs w:val="24"/>
               </w:rPr>
-              <w:t xml:space="preserve">GitHub → Merge pull request → Delete branch</w:t>
-            </w:r>
-          </w:p>
-        </w:tc>
-      </w:tr>
-      <w:tr>
-        <w:tc>
-          <w:tcPr>
-            <w:tcW w:w="1900" w:type="dxa"/>
-            <w:vAlign w:val="center"/>
-          </w:tcPr>
-          <w:p>
-            <w:pPr>
-              <w:spacing w:before="0" w:after="0" w:line="240" w:lineRule="auto"/>
-              <w:contextualSpacing/>
-              <w:ind w:firstLine="0" w:left="0"/>
-              <w:jc w:val="left"/>
-              <w:rPr>
-                <w:rFonts w:ascii="Times New Roman" w:hAnsi="Times New Roman" w:eastAsia="Times New Roman"/>
-                <w:sz w:val="24"/>
-                <w:szCs w:val="24"/>
-              </w:rPr>
-            </w:pPr>
-            <w:r>
-              <w:rPr>
-                <w:rFonts w:ascii="Times New Roman" w:hAnsi="Times New Roman" w:cs="Times New Roman" w:eastAsia="Times New Roman"/>
-                <w:sz w:val="24"/>
-                <w:szCs w:val="24"/>
-              </w:rPr>
-              <w:t xml:space="preserve">Актуализация</w:t>
-            </w:r>
-          </w:p>
-        </w:tc>
-        <w:tc>
-          <w:tcPr>
-            <w:tcW w:w="4400" w:type="dxa"/>
-            <w:vAlign w:val="center"/>
-          </w:tcPr>
-          <w:p>
-            <w:pPr>
-              <w:spacing w:before="0" w:after="0" w:line="240" w:lineRule="auto"/>
-              <w:contextualSpacing/>
-              <w:ind w:firstLine="0" w:left="0"/>
-              <w:jc w:val="left"/>
-              <w:rPr>
-                <w:rFonts w:ascii="Times New Roman" w:hAnsi="Times New Roman" w:eastAsia="Times New Roman"/>
-                <w:sz w:val="24"/>
-                <w:szCs w:val="24"/>
-              </w:rPr>
-            </w:pPr>
-            <w:r>
-              <w:rPr>
-                <w:rFonts w:ascii="Times New Roman" w:hAnsi="Times New Roman" w:cs="Times New Roman" w:eastAsia="Times New Roman"/>
-                <w:sz w:val="24"/>
-                <w:szCs w:val="24"/>
-              </w:rPr>
-              <w:t xml:space="preserve">локальная main обновлена, ветка удалена</w:t>
-            </w:r>
-          </w:p>
-        </w:tc>
-        <w:tc>
-          <w:tcPr>
-            <w:tcW w:w="2700" w:type="dxa"/>
-            <w:vAlign w:val="center"/>
-          </w:tcPr>
-          <w:p>
-            <w:pPr>
-              <w:spacing w:before="0" w:after="0" w:line="240" w:lineRule="auto"/>
-              <w:contextualSpacing/>
-              <w:ind w:firstLine="0" w:left="0"/>
-              <w:jc w:val="left"/>
-              <w:rPr>
-                <w:rFonts w:ascii="Times New Roman" w:hAnsi="Times New Roman" w:eastAsia="Times New Roman"/>
-                <w:sz w:val="24"/>
-                <w:szCs w:val="24"/>
-              </w:rPr>
-            </w:pPr>
-            <w:r>
-              <w:rPr>
-                <w:rFonts w:ascii="Times New Roman" w:hAnsi="Times New Roman" w:cs="Times New Roman" w:eastAsia="Times New Roman"/>
-                <w:sz w:val="24"/>
-                <w:szCs w:val="24"/>
-              </w:rPr>
-              <w:t xml:space="preserve">git switch main; git pull --ff-only; git branch -d feature/hotel-booking</w:t>
+              <w:t xml:space="preserve">git switch main; git pull --ff-only; git branch -d feature/1-mailing-list</w:t>
             </w:r>
           </w:p>
         </w:tc>
@@ -21356,6 +21273,302 @@
           <w:szCs w:val="28"/>
         </w:rPr>
         <w:t xml:space="preserve">Изменение считается проверенным, если выполнены два условия: локально пройден полный набор проверок и в CI зелёный статус по обеим группам заданий — «Локальные проверки и тесты» и «Сборка и проверка контейнера». Дополнительно просматривается вкладка Files changed, чтобы убедиться, что в PR нет секретов и посторонних файлов.</w:t>
+      </w:r>
+    </w:p>
+    <w:p>
+      <w:pPr>
+        <w:spacing w:before="0" w:after="0" w:line="360" w:lineRule="auto"/>
+        <w:contextualSpacing/>
+        <w:ind w:firstLine="709" w:left="0"/>
+        <w:jc w:val="both"/>
+        <w:rPr>
+          <w:rFonts w:ascii="Times New Roman" w:hAnsi="Times New Roman" w:eastAsia="Times New Roman"/>
+          <w:b/>
+          <w:sz w:val="28"/>
+          <w:szCs w:val="28"/>
+        </w:rPr>
+      </w:pPr>
+      <w:r>
+        <w:rPr>
+          <w:rFonts w:ascii="Times New Roman" w:hAnsi="Times New Roman" w:cs="Times New Roman" w:eastAsia="Times New Roman"/>
+          <w:b/>
+          <w:sz w:val="28"/>
+          <w:szCs w:val="28"/>
+        </w:rPr>
+        <w:t xml:space="preserve">8.5. Что подтверждают команды.</w:t>
+      </w:r>
+    </w:p>
+    <w:p>
+      <w:pPr>
+        <w:spacing w:before="0" w:after="0" w:line="240" w:lineRule="auto"/>
+        <w:contextualSpacing/>
+        <w:ind w:firstLine="0" w:left="284"/>
+        <w:jc w:val="left"/>
+        <w:rPr>
+          <w:rFonts w:ascii="Consolas" w:hAnsi="Consolas" w:eastAsia="Times New Roman"/>
+          <w:sz w:val="20"/>
+          <w:szCs w:val="20"/>
+        </w:rPr>
+      </w:pPr>
+      <w:r>
+        <w:rPr>
+          <w:rFonts w:ascii="Consolas" w:hAnsi="Consolas" w:cs="Consolas" w:eastAsia="Times New Roman"/>
+          <w:sz w:val="20"/>
+          <w:szCs w:val="20"/>
+        </w:rPr>
+        <w:t xml:space="preserve"># История ветки функции: три осмысленных коммита</w:t>
+      </w:r>
+    </w:p>
+    <w:p>
+      <w:pPr>
+        <w:spacing w:before="0" w:after="0" w:line="240" w:lineRule="auto"/>
+        <w:contextualSpacing/>
+        <w:ind w:firstLine="0" w:left="284"/>
+        <w:jc w:val="left"/>
+        <w:rPr>
+          <w:rFonts w:ascii="Consolas" w:hAnsi="Consolas" w:eastAsia="Times New Roman"/>
+          <w:sz w:val="20"/>
+          <w:szCs w:val="20"/>
+        </w:rPr>
+      </w:pPr>
+      <w:r>
+        <w:rPr>
+          <w:rFonts w:ascii="Consolas" w:hAnsi="Consolas" w:cs="Consolas" w:eastAsia="Times New Roman"/>
+          <w:sz w:val="20"/>
+          <w:szCs w:val="20"/>
+        </w:rPr>
+        <w:t xml:space="preserve">git log --oneline --graph --decorate -6</w:t>
+      </w:r>
+    </w:p>
+    <w:p>
+      <w:pPr>
+        <w:spacing w:before="0" w:after="0" w:line="240" w:lineRule="auto"/>
+        <w:contextualSpacing/>
+        <w:ind w:firstLine="0" w:left="284"/>
+        <w:jc w:val="left"/>
+        <w:rPr>
+          <w:rFonts w:ascii="Consolas" w:hAnsi="Consolas" w:eastAsia="Times New Roman"/>
+          <w:sz w:val="20"/>
+          <w:szCs w:val="20"/>
+        </w:rPr>
+      </w:pPr>
+      <w:r>
+        <w:rPr>
+          <w:rFonts w:ascii="Consolas" w:hAnsi="Consolas" w:cs="Consolas" w:eastAsia="Times New Roman"/>
+          <w:sz w:val="20"/>
+          <w:szCs w:val="20"/>
+        </w:rPr>
+        <w:t xml:space="preserve">18bf934 (feature/1-mailing-list) docs(reports): описать отчёт списка рассылки</w:t>
+      </w:r>
+    </w:p>
+    <w:p>
+      <w:pPr>
+        <w:spacing w:before="0" w:after="0" w:line="240" w:lineRule="auto"/>
+        <w:contextualSpacing/>
+        <w:ind w:firstLine="0" w:left="284"/>
+        <w:jc w:val="left"/>
+        <w:rPr>
+          <w:rFonts w:ascii="Consolas" w:hAnsi="Consolas" w:eastAsia="Times New Roman"/>
+          <w:sz w:val="20"/>
+          <w:szCs w:val="20"/>
+        </w:rPr>
+      </w:pPr>
+      <w:r>
+        <w:rPr>
+          <w:rFonts w:ascii="Consolas" w:hAnsi="Consolas" w:cs="Consolas" w:eastAsia="Times New Roman"/>
+          <w:sz w:val="20"/>
+          <w:szCs w:val="20"/>
+        </w:rPr>
+        <w:t xml:space="preserve">fecde85 test(reports): покрыть список рассылки и отсев непринятых заявок</w:t>
+      </w:r>
+    </w:p>
+    <w:p>
+      <w:pPr>
+        <w:spacing w:before="0" w:after="0" w:line="240" w:lineRule="auto"/>
+        <w:contextualSpacing/>
+        <w:ind w:firstLine="0" w:left="284"/>
+        <w:jc w:val="left"/>
+        <w:rPr>
+          <w:rFonts w:ascii="Consolas" w:hAnsi="Consolas" w:eastAsia="Times New Roman"/>
+          <w:sz w:val="20"/>
+          <w:szCs w:val="20"/>
+        </w:rPr>
+      </w:pPr>
+      <w:r>
+        <w:rPr>
+          <w:rFonts w:ascii="Consolas" w:hAnsi="Consolas" w:cs="Consolas" w:eastAsia="Times New Roman"/>
+          <w:sz w:val="20"/>
+          <w:szCs w:val="20"/>
+        </w:rPr>
+        <w:t xml:space="preserve">3c8f4ca feat(reports): добавить список рассылки по организациям</w:t>
+      </w:r>
+    </w:p>
+    <w:p>
+      <w:pPr>
+        <w:spacing w:before="0" w:after="0" w:line="240" w:lineRule="auto"/>
+        <w:contextualSpacing/>
+        <w:ind w:firstLine="0" w:left="284"/>
+        <w:jc w:val="left"/>
+        <w:rPr>
+          <w:rFonts w:ascii="Consolas" w:hAnsi="Consolas" w:eastAsia="Times New Roman"/>
+          <w:sz w:val="20"/>
+          <w:szCs w:val="20"/>
+        </w:rPr>
+      </w:pPr>
+      <w:r>
+        <w:rPr>
+          <w:rFonts w:ascii="Consolas" w:hAnsi="Consolas" w:cs="Consolas" w:eastAsia="Times New Roman"/>
+          <w:sz w:val="20"/>
+          <w:szCs w:val="20"/>
+        </w:rPr>
+        <w:t xml:space="preserve"> </w:t>
+      </w:r>
+    </w:p>
+    <w:p>
+      <w:pPr>
+        <w:spacing w:before="0" w:after="0" w:line="240" w:lineRule="auto"/>
+        <w:contextualSpacing/>
+        <w:ind w:firstLine="0" w:left="284"/>
+        <w:jc w:val="left"/>
+        <w:rPr>
+          <w:rFonts w:ascii="Consolas" w:hAnsi="Consolas" w:eastAsia="Times New Roman"/>
+          <w:sz w:val="20"/>
+          <w:szCs w:val="20"/>
+        </w:rPr>
+      </w:pPr>
+      <w:r>
+        <w:rPr>
+          <w:rFonts w:ascii="Consolas" w:hAnsi="Consolas" w:cs="Consolas" w:eastAsia="Times New Roman"/>
+          <w:sz w:val="20"/>
+          <w:szCs w:val="20"/>
+        </w:rPr>
+        <w:t xml:space="preserve"># Коммит слияния в main</w:t>
+      </w:r>
+    </w:p>
+    <w:p>
+      <w:pPr>
+        <w:spacing w:before="0" w:after="0" w:line="240" w:lineRule="auto"/>
+        <w:contextualSpacing/>
+        <w:ind w:firstLine="0" w:left="284"/>
+        <w:jc w:val="left"/>
+        <w:rPr>
+          <w:rFonts w:ascii="Consolas" w:hAnsi="Consolas" w:eastAsia="Times New Roman"/>
+          <w:sz w:val="20"/>
+          <w:szCs w:val="20"/>
+        </w:rPr>
+      </w:pPr>
+      <w:r>
+        <w:rPr>
+          <w:rFonts w:ascii="Consolas" w:hAnsi="Consolas" w:cs="Consolas" w:eastAsia="Times New Roman"/>
+          <w:sz w:val="20"/>
+          <w:szCs w:val="20"/>
+        </w:rPr>
+        <w:t xml:space="preserve">git log --oneline --graph --decorate -8</w:t>
+      </w:r>
+    </w:p>
+    <w:p>
+      <w:pPr>
+        <w:spacing w:before="0" w:after="0" w:line="240" w:lineRule="auto"/>
+        <w:contextualSpacing/>
+        <w:ind w:firstLine="0" w:left="284"/>
+        <w:jc w:val="left"/>
+        <w:rPr>
+          <w:rFonts w:ascii="Consolas" w:hAnsi="Consolas" w:eastAsia="Times New Roman"/>
+          <w:sz w:val="20"/>
+          <w:szCs w:val="20"/>
+        </w:rPr>
+      </w:pPr>
+      <w:r>
+        <w:rPr>
+          <w:rFonts w:ascii="Consolas" w:hAnsi="Consolas" w:cs="Consolas" w:eastAsia="Times New Roman"/>
+          <w:sz w:val="20"/>
+          <w:szCs w:val="20"/>
+        </w:rPr>
+        <w:t xml:space="preserve">230186c (tag: v0.1.0, main) docs: приложить ТЗ по ГОСТ и актуализировать отчёт</w:t>
+      </w:r>
+    </w:p>
+    <w:p>
+      <w:pPr>
+        <w:spacing w:before="0" w:after="0" w:line="240" w:lineRule="auto"/>
+        <w:contextualSpacing/>
+        <w:ind w:firstLine="0" w:left="284"/>
+        <w:jc w:val="left"/>
+        <w:rPr>
+          <w:rFonts w:ascii="Consolas" w:hAnsi="Consolas" w:eastAsia="Times New Roman"/>
+          <w:sz w:val="20"/>
+          <w:szCs w:val="20"/>
+        </w:rPr>
+      </w:pPr>
+      <w:r>
+        <w:rPr>
+          <w:rFonts w:ascii="Consolas" w:hAnsi="Consolas" w:cs="Consolas" w:eastAsia="Times New Roman"/>
+          <w:sz w:val="20"/>
+          <w:szCs w:val="20"/>
+        </w:rPr>
+        <w:t xml:space="preserve">b015c70 merge: разрешить конфликт вместимости секции (оставлено 5 мест)</w:t>
+      </w:r>
+    </w:p>
+    <w:p>
+      <w:pPr>
+        <w:spacing w:before="0" w:after="0" w:line="240" w:lineRule="auto"/>
+        <w:contextualSpacing/>
+        <w:ind w:firstLine="0" w:left="284"/>
+        <w:jc w:val="left"/>
+        <w:rPr>
+          <w:rFonts w:ascii="Consolas" w:hAnsi="Consolas" w:eastAsia="Times New Roman"/>
+          <w:sz w:val="20"/>
+          <w:szCs w:val="20"/>
+        </w:rPr>
+      </w:pPr>
+      <w:r>
+        <w:rPr>
+          <w:rFonts w:ascii="Consolas" w:hAnsi="Consolas" w:cs="Consolas" w:eastAsia="Times New Roman"/>
+          <w:sz w:val="20"/>
+          <w:szCs w:val="20"/>
+        </w:rPr>
+        <w:t xml:space="preserve">12406a7 merge: влить chore/2-capacity-a (вместимость 5 мест)</w:t>
+      </w:r>
+    </w:p>
+    <w:p>
+      <w:pPr>
+        <w:spacing w:before="0" w:after="0" w:line="240" w:lineRule="auto"/>
+        <w:contextualSpacing/>
+        <w:ind w:firstLine="0" w:left="284"/>
+        <w:jc w:val="left"/>
+        <w:rPr>
+          <w:rFonts w:ascii="Consolas" w:hAnsi="Consolas" w:eastAsia="Times New Roman"/>
+          <w:sz w:val="20"/>
+          <w:szCs w:val="20"/>
+        </w:rPr>
+      </w:pPr>
+      <w:r>
+        <w:rPr>
+          <w:rFonts w:ascii="Consolas" w:hAnsi="Consolas" w:cs="Consolas" w:eastAsia="Times New Roman"/>
+          <w:sz w:val="20"/>
+          <w:szCs w:val="20"/>
+        </w:rPr>
+        <w:t xml:space="preserve">483d10c merge: влить feature/1-mailing-list (отчёт «список рассылки»)</w:t>
+      </w:r>
+    </w:p>
+    <w:p>
+      <w:pPr>
+        <w:spacing w:before="0" w:after="0" w:line="240" w:lineRule="auto"/>
+        <w:contextualSpacing/>
+        <w:ind w:firstLine="0" w:left="284"/>
+        <w:jc w:val="left"/>
+        <w:rPr>
+          <w:rFonts w:ascii="Consolas" w:hAnsi="Consolas" w:eastAsia="Times New Roman"/>
+          <w:sz w:val="20"/>
+          <w:szCs w:val="20"/>
+        </w:rPr>
+      </w:pPr>
+      <w:r>
+        <w:rPr>
+          <w:rFonts w:ascii="Consolas" w:hAnsi="Consolas" w:cs="Consolas" w:eastAsia="Times New Roman"/>
+          <w:sz w:val="20"/>
+          <w:szCs w:val="20"/>
+        </w:rPr>
+        <w:t xml:space="preserve">ea1df49 chore: сформировать сквозной проект «Конференция» (v0.1.0)</w:t>
       </w:r>
     </w:p>
     <w:p>
@@ -21507,7 +21720,7 @@
                 <w:sz w:val="24"/>
                 <w:szCs w:val="24"/>
               </w:rPr>
-              <w:t xml:space="preserve">Репозиторий → Issues → открытая задача с описанием функции учёта гостиницы.</w:t>
+              <w:t xml:space="preserve">Репозиторий → Issues → открытая задача с описанием отчёта «список рассылки по организациям».</w:t>
             </w:r>
           </w:p>
         </w:tc>
@@ -21843,7 +22056,7 @@
                 <w:sz w:val="24"/>
                 <w:szCs w:val="24"/>
               </w:rPr>
-              <w:t xml:space="preserve">Четыре осмысленных коммита с префиксами feat/test/docs и понятными сообщениями, а также метку ветки feature/hotel-booking.</w:t>
+              <w:t xml:space="preserve">Три осмысленных коммита с префиксами feat/test/docs и понятными сообщениями, а также метку ветки feature/1-mailing-list.</w:t>
             </w:r>
           </w:p>
         </w:tc>
@@ -22565,7 +22778,7 @@
           <w:sz w:val="28"/>
           <w:szCs w:val="28"/>
         </w:rPr>
-        <w:t xml:space="preserve">Конфликт слияния возникает, когда две ветки изменяют один и тот же фрагмент одного файла. Чтобы получить конфликт предсказуемо, были созданы две ветки от одной точки, каждая из которых меняла одну и ту же строку версии приложения:</w:t>
+        <w:t xml:space="preserve">Конфликт слияния возникает, когда две ветки изменяют один и тот же фрагмент одного файла. Чтобы получить конфликт предсказуемо, были созданы две ветки от одной точки, каждая из которых меняла одну и ту же строку SECTION_CAPACITY в файле .env.example:</w:t>
       </w:r>
     </w:p>
     <w:p>
@@ -22586,7 +22799,7 @@
           <w:sz w:val="20"/>
           <w:szCs w:val="20"/>
         </w:rPr>
-        <w:t xml:space="preserve"># Ветка A: одна версия</w:t>
+        <w:t xml:space="preserve"># Ветка A: 5 мест в секции</w:t>
       </w:r>
     </w:p>
     <w:p>
@@ -22628,7 +22841,7 @@
           <w:sz w:val="20"/>
           <w:szCs w:val="20"/>
         </w:rPr>
-        <w:t xml:space="preserve">git switch -c feature/version-a</w:t>
+        <w:t xml:space="preserve">git switch -c chore/2-capacity-a</w:t>
       </w:r>
     </w:p>
     <w:p>
@@ -22649,7 +22862,7 @@
           <w:sz w:val="20"/>
           <w:szCs w:val="20"/>
         </w:rPr>
-        <w:t xml:space="preserve"># в app/__init__.py: __version__ = "0.1.1"</w:t>
+        <w:t xml:space="preserve"># в .env.example: SECTION_CAPACITY=5</w:t>
       </w:r>
     </w:p>
     <w:p>
@@ -22670,7 +22883,7 @@
           <w:sz w:val="20"/>
           <w:szCs w:val="20"/>
         </w:rPr>
-        <w:t xml:space="preserve">git commit -m "chore: поднять версию до 0.1.1"</w:t>
+        <w:t xml:space="preserve">git commit -m "chore(config): поднять вместимость секции до 5 мест"</w:t>
       </w:r>
     </w:p>
     <w:p>
@@ -22712,7 +22925,7 @@
           <w:sz w:val="20"/>
           <w:szCs w:val="20"/>
         </w:rPr>
-        <w:t xml:space="preserve"># Ветка B: другая версия той же строки</w:t>
+        <w:t xml:space="preserve"># Ветка B: 4 места в той же строке</w:t>
       </w:r>
     </w:p>
     <w:p>
@@ -22754,7 +22967,7 @@
           <w:sz w:val="20"/>
           <w:szCs w:val="20"/>
         </w:rPr>
-        <w:t xml:space="preserve">git switch -c feature/version-b</w:t>
+        <w:t xml:space="preserve">git switch -c chore/3-capacity-b</w:t>
       </w:r>
     </w:p>
     <w:p>
@@ -22775,7 +22988,7 @@
           <w:sz w:val="20"/>
           <w:szCs w:val="20"/>
         </w:rPr>
-        <w:t xml:space="preserve"># в app/__init__.py: __version__ = "0.1.2"</w:t>
+        <w:t xml:space="preserve"># в .env.example: SECTION_CAPACITY=4</w:t>
       </w:r>
     </w:p>
     <w:p>
@@ -22796,7 +23009,7 @@
           <w:sz w:val="20"/>
           <w:szCs w:val="20"/>
         </w:rPr>
-        <w:t xml:space="preserve">git commit -m "chore: поднять версию до 0.1.2"</w:t>
+        <w:t xml:space="preserve">git commit -m "chore(config): увеличить вместимость секции до 4 мест"</w:t>
       </w:r>
     </w:p>
     <w:p>
@@ -22817,7 +23030,7 @@
           <w:sz w:val="28"/>
           <w:szCs w:val="28"/>
         </w:rPr>
-        <w:t xml:space="preserve">Ветка A была слита в main через запрос на слияние. После этого попытка слить ветку B дала конфликт:</w:t>
+        <w:t xml:space="preserve">Ветка A была слита в main. После этого попытка слить ветку B дала конфликт:</w:t>
       </w:r>
     </w:p>
     <w:p>
@@ -22859,7 +23072,7 @@
           <w:sz w:val="20"/>
           <w:szCs w:val="20"/>
         </w:rPr>
-        <w:t xml:space="preserve">git merge feature/version-b</w:t>
+        <w:t xml:space="preserve">git merge --no-ff chore/3-capacity-b</w:t>
       </w:r>
     </w:p>
     <w:p>
@@ -22901,7 +23114,7 @@
           <w:sz w:val="20"/>
           <w:szCs w:val="20"/>
         </w:rPr>
-        <w:t xml:space="preserve">Auto-merging app/__init__.py</w:t>
+        <w:t xml:space="preserve">Auto-merging .env.example</w:t>
       </w:r>
     </w:p>
     <w:p>
@@ -22922,7 +23135,7 @@
           <w:sz w:val="20"/>
           <w:szCs w:val="20"/>
         </w:rPr>
-        <w:t xml:space="preserve">CONFLICT (content): Merge conflict in app/__init__.py</w:t>
+        <w:t xml:space="preserve">CONFLICT (content): Merge conflict in .env.example</w:t>
       </w:r>
     </w:p>
     <w:p>
@@ -22948,50 +23161,6 @@
     </w:p>
     <w:p>
       <w:pPr>
-        <w:spacing w:before="0" w:after="0" w:line="360" w:lineRule="auto"/>
-        <w:contextualSpacing/>
-        <w:ind w:firstLine="709" w:left="0"/>
-        <w:jc w:val="both"/>
-        <w:rPr>
-          <w:rFonts w:ascii="Times New Roman" w:hAnsi="Times New Roman" w:eastAsia="Times New Roman"/>
-          <w:b/>
-          <w:sz w:val="28"/>
-          <w:szCs w:val="28"/>
-        </w:rPr>
-      </w:pPr>
-      <w:r>
-        <w:rPr>
-          <w:rFonts w:ascii="Times New Roman" w:hAnsi="Times New Roman" w:cs="Times New Roman" w:eastAsia="Times New Roman"/>
-          <w:b/>
-          <w:sz w:val="28"/>
-          <w:szCs w:val="28"/>
-        </w:rPr>
-        <w:t xml:space="preserve">9.2. Как конфликт был разрешён.</w:t>
-      </w:r>
-    </w:p>
-    <w:p>
-      <w:pPr>
-        <w:spacing w:before="0" w:after="0" w:line="360" w:lineRule="auto"/>
-        <w:contextualSpacing/>
-        <w:ind w:firstLine="709" w:left="0"/>
-        <w:jc w:val="both"/>
-        <w:rPr>
-          <w:rFonts w:ascii="Times New Roman" w:hAnsi="Times New Roman" w:eastAsia="Times New Roman"/>
-          <w:sz w:val="28"/>
-          <w:szCs w:val="28"/>
-        </w:rPr>
-      </w:pPr>
-      <w:r>
-        <w:rPr>
-          <w:rFonts w:ascii="Times New Roman" w:hAnsi="Times New Roman" w:cs="Times New Roman" w:eastAsia="Times New Roman"/>
-          <w:sz w:val="28"/>
-          <w:szCs w:val="28"/>
-        </w:rPr>
-        <w:t xml:space="preserve">Git пометил конфликтный фрагмент маркерами:</w:t>
-      </w:r>
-    </w:p>
-    <w:p>
-      <w:pPr>
         <w:spacing w:before="0" w:after="0" w:line="240" w:lineRule="auto"/>
         <w:contextualSpacing/>
         <w:ind w:firstLine="0" w:left="284"/>
@@ -23008,7 +23177,7 @@
           <w:sz w:val="20"/>
           <w:szCs w:val="20"/>
         </w:rPr>
-        <w:t xml:space="preserve">&lt;&lt;&lt;&lt;&lt;&lt;&lt; HEAD</w:t>
+        <w:t xml:space="preserve"> </w:t>
       </w:r>
     </w:p>
     <w:p>
@@ -23029,7 +23198,7 @@
           <w:sz w:val="20"/>
           <w:szCs w:val="20"/>
         </w:rPr>
-        <w:t xml:space="preserve">__version__ = "0.1.1"</w:t>
+        <w:t xml:space="preserve">git status --short</w:t>
       </w:r>
     </w:p>
     <w:p>
@@ -23050,7 +23219,51 @@
           <w:sz w:val="20"/>
           <w:szCs w:val="20"/>
         </w:rPr>
-        <w:t xml:space="preserve">=======</w:t>
+        <w:t xml:space="preserve">UU .env.example</w:t>
+      </w:r>
+    </w:p>
+    <w:p>
+      <w:pPr>
+        <w:spacing w:before="0" w:after="0" w:line="360" w:lineRule="auto"/>
+        <w:contextualSpacing/>
+        <w:ind w:firstLine="709" w:left="0"/>
+        <w:jc w:val="both"/>
+        <w:rPr>
+          <w:rFonts w:ascii="Times New Roman" w:hAnsi="Times New Roman" w:eastAsia="Times New Roman"/>
+          <w:b/>
+          <w:sz w:val="28"/>
+          <w:szCs w:val="28"/>
+        </w:rPr>
+      </w:pPr>
+      <w:r>
+        <w:rPr>
+          <w:rFonts w:ascii="Times New Roman" w:hAnsi="Times New Roman" w:cs="Times New Roman" w:eastAsia="Times New Roman"/>
+          <w:b/>
+          <w:sz w:val="28"/>
+          <w:szCs w:val="28"/>
+        </w:rPr>
+        <w:t xml:space="preserve">9.2. Как конфликт был разрешён.</w:t>
+      </w:r>
+    </w:p>
+    <w:p>
+      <w:pPr>
+        <w:spacing w:before="0" w:after="0" w:line="360" w:lineRule="auto"/>
+        <w:contextualSpacing/>
+        <w:ind w:firstLine="709" w:left="0"/>
+        <w:jc w:val="both"/>
+        <w:rPr>
+          <w:rFonts w:ascii="Times New Roman" w:hAnsi="Times New Roman" w:eastAsia="Times New Roman"/>
+          <w:sz w:val="28"/>
+          <w:szCs w:val="28"/>
+        </w:rPr>
+      </w:pPr>
+      <w:r>
+        <w:rPr>
+          <w:rFonts w:ascii="Times New Roman" w:hAnsi="Times New Roman" w:cs="Times New Roman" w:eastAsia="Times New Roman"/>
+          <w:sz w:val="28"/>
+          <w:szCs w:val="28"/>
+        </w:rPr>
+        <w:t xml:space="preserve">Git пометил конфликтный фрагмент маркерами:</w:t>
       </w:r>
     </w:p>
     <w:p>
@@ -23071,7 +23284,7 @@
           <w:sz w:val="20"/>
           <w:szCs w:val="20"/>
         </w:rPr>
-        <w:t xml:space="preserve">__version__ = "0.1.2"</w:t>
+        <w:t xml:space="preserve"># Максимальное число участников в одной секции</w:t>
       </w:r>
     </w:p>
     <w:p>
@@ -23092,154 +23305,7 @@
           <w:sz w:val="20"/>
           <w:szCs w:val="20"/>
         </w:rPr>
-        <w:t xml:space="preserve">&gt;&gt;&gt;&gt;&gt;&gt;&gt; feature/version-b</w:t>
-      </w:r>
-    </w:p>
-    <w:p>
-      <w:pPr>
-        <w:spacing w:before="0" w:after="0" w:line="360" w:lineRule="auto"/>
-        <w:contextualSpacing/>
-        <w:ind w:firstLine="709" w:left="0"/>
-        <w:jc w:val="both"/>
-        <w:rPr>
-          <w:rFonts w:ascii="Times New Roman" w:hAnsi="Times New Roman" w:eastAsia="Times New Roman"/>
-          <w:sz w:val="28"/>
-          <w:szCs w:val="28"/>
-        </w:rPr>
-      </w:pPr>
-      <w:r>
-        <w:rPr>
-          <w:rFonts w:ascii="Times New Roman" w:hAnsi="Times New Roman" w:cs="Times New Roman" w:eastAsia="Times New Roman"/>
-          <w:sz w:val="28"/>
-          <w:szCs w:val="28"/>
-        </w:rPr>
-        <w:t xml:space="preserve">Порядок разрешения:</w:t>
-      </w:r>
-    </w:p>
-    <w:p>
-      <w:pPr>
-        <w:spacing w:before="0" w:after="0" w:line="360" w:lineRule="auto"/>
-        <w:contextualSpacing/>
-        <w:ind w:firstLine="709" w:left="0"/>
-        <w:jc w:val="both"/>
-        <w:rPr>
-          <w:rFonts w:ascii="Times New Roman" w:hAnsi="Times New Roman" w:eastAsia="Times New Roman"/>
-          <w:sz w:val="28"/>
-          <w:szCs w:val="28"/>
-        </w:rPr>
-      </w:pPr>
-      <w:r>
-        <w:rPr>
-          <w:rFonts w:ascii="Times New Roman" w:hAnsi="Times New Roman" w:cs="Times New Roman" w:eastAsia="Times New Roman"/>
-          <w:sz w:val="28"/>
-          <w:szCs w:val="28"/>
-        </w:rPr>
-        <w:t xml:space="preserve">— определено, какое значение является правильным (большая, то есть более поздняя версия 0.1.2);</w:t>
-      </w:r>
-    </w:p>
-    <w:p>
-      <w:pPr>
-        <w:spacing w:before="0" w:after="0" w:line="360" w:lineRule="auto"/>
-        <w:contextualSpacing/>
-        <w:ind w:firstLine="709" w:left="0"/>
-        <w:jc w:val="both"/>
-        <w:rPr>
-          <w:rFonts w:ascii="Times New Roman" w:hAnsi="Times New Roman" w:eastAsia="Times New Roman"/>
-          <w:sz w:val="28"/>
-          <w:szCs w:val="28"/>
-        </w:rPr>
-      </w:pPr>
-      <w:r>
-        <w:rPr>
-          <w:rFonts w:ascii="Times New Roman" w:hAnsi="Times New Roman" w:cs="Times New Roman" w:eastAsia="Times New Roman"/>
-          <w:sz w:val="28"/>
-          <w:szCs w:val="28"/>
-        </w:rPr>
-        <w:t xml:space="preserve">— маркеры конфликта и лишний вариант удалены, оставлена одна строка __version__ = "0.1.2";</w:t>
-      </w:r>
-    </w:p>
-    <w:p>
-      <w:pPr>
-        <w:spacing w:before="0" w:after="0" w:line="360" w:lineRule="auto"/>
-        <w:contextualSpacing/>
-        <w:ind w:firstLine="709" w:left="0"/>
-        <w:jc w:val="both"/>
-        <w:rPr>
-          <w:rFonts w:ascii="Times New Roman" w:hAnsi="Times New Roman" w:eastAsia="Times New Roman"/>
-          <w:sz w:val="28"/>
-          <w:szCs w:val="28"/>
-        </w:rPr>
-      </w:pPr>
-      <w:r>
-        <w:rPr>
-          <w:rFonts w:ascii="Times New Roman" w:hAnsi="Times New Roman" w:cs="Times New Roman" w:eastAsia="Times New Roman"/>
-          <w:sz w:val="28"/>
-          <w:szCs w:val="28"/>
-        </w:rPr>
-        <w:t xml:space="preserve">— проверено, что не потеряны изменения, которые должны были сохраниться из обеих ветвей;</w:t>
-      </w:r>
-    </w:p>
-    <w:p>
-      <w:pPr>
-        <w:spacing w:before="0" w:after="0" w:line="360" w:lineRule="auto"/>
-        <w:contextualSpacing/>
-        <w:ind w:firstLine="709" w:left="0"/>
-        <w:jc w:val="both"/>
-        <w:rPr>
-          <w:rFonts w:ascii="Times New Roman" w:hAnsi="Times New Roman" w:eastAsia="Times New Roman"/>
-          <w:sz w:val="28"/>
-          <w:szCs w:val="28"/>
-        </w:rPr>
-      </w:pPr>
-      <w:r>
-        <w:rPr>
-          <w:rFonts w:ascii="Times New Roman" w:hAnsi="Times New Roman" w:cs="Times New Roman" w:eastAsia="Times New Roman"/>
-          <w:sz w:val="28"/>
-          <w:szCs w:val="28"/>
-        </w:rPr>
-        <w:t xml:space="preserve">— выполнен поиск оставшихся маркеров конфликта, чтобы ни один файл не остался неразрешённым;</w:t>
-      </w:r>
-    </w:p>
-    <w:p>
-      <w:pPr>
-        <w:spacing w:before="0" w:after="0" w:line="360" w:lineRule="auto"/>
-        <w:contextualSpacing/>
-        <w:ind w:firstLine="709" w:left="0"/>
-        <w:jc w:val="both"/>
-        <w:rPr>
-          <w:rFonts w:ascii="Times New Roman" w:hAnsi="Times New Roman" w:eastAsia="Times New Roman"/>
-          <w:sz w:val="28"/>
-          <w:szCs w:val="28"/>
-        </w:rPr>
-      </w:pPr>
-      <w:r>
-        <w:rPr>
-          <w:rFonts w:ascii="Times New Roman" w:hAnsi="Times New Roman" w:cs="Times New Roman" w:eastAsia="Times New Roman"/>
-          <w:sz w:val="28"/>
-          <w:szCs w:val="28"/>
-        </w:rPr>
-        <w:t xml:space="preserve">— выполнен полный набор проверок — слияние могло сломать код;</w:t>
-      </w:r>
-    </w:p>
-    <w:p>
-      <w:pPr>
-        <w:spacing w:before="0" w:after="0" w:line="360" w:lineRule="auto"/>
-        <w:contextualSpacing/>
-        <w:ind w:firstLine="709" w:left="0"/>
-        <w:jc w:val="both"/>
-        <w:rPr>
-          <w:rFonts w:ascii="Times New Roman" w:hAnsi="Times New Roman" w:eastAsia="Times New Roman"/>
-          <w:sz w:val="28"/>
-          <w:szCs w:val="28"/>
-        </w:rPr>
-      </w:pPr>
-      <w:r>
-        <w:rPr>
-          <w:rFonts w:ascii="Times New Roman" w:hAnsi="Times New Roman" w:cs="Times New Roman" w:eastAsia="Times New Roman"/>
-          <w:sz w:val="28"/>
-          <w:szCs w:val="28"/>
-        </w:rPr>
-        <w:t xml:space="preserve">— результат зафиксирован коммитом слияния.</w:t>
+        <w:t xml:space="preserve">&lt;&lt;&lt;&lt;&lt;&lt;&lt; HEAD</w:t>
       </w:r>
     </w:p>
     <w:p>
@@ -23260,7 +23326,7 @@
           <w:sz w:val="20"/>
           <w:szCs w:val="20"/>
         </w:rPr>
-        <w:t xml:space="preserve"># Проверка, что маркеров конфликта не осталось</w:t>
+        <w:t xml:space="preserve">SECTION_CAPACITY=5</w:t>
       </w:r>
     </w:p>
     <w:p>
@@ -23281,7 +23347,7 @@
           <w:sz w:val="20"/>
           <w:szCs w:val="20"/>
         </w:rPr>
-        <w:t xml:space="preserve">git diff --check</w:t>
+        <w:t xml:space="preserve">=======</w:t>
       </w:r>
     </w:p>
     <w:p>
@@ -23302,7 +23368,7 @@
           <w:sz w:val="20"/>
           <w:szCs w:val="20"/>
         </w:rPr>
-        <w:t xml:space="preserve"> </w:t>
+        <w:t xml:space="preserve">SECTION_CAPACITY=4</w:t>
       </w:r>
     </w:p>
     <w:p>
@@ -23323,7 +23389,154 @@
           <w:sz w:val="20"/>
           <w:szCs w:val="20"/>
         </w:rPr>
-        <w:t xml:space="preserve"># Обязательная проверка после разрешения конфликта</w:t>
+        <w:t xml:space="preserve">&gt;&gt;&gt;&gt;&gt;&gt;&gt; chore/3-capacity-b</w:t>
+      </w:r>
+    </w:p>
+    <w:p>
+      <w:pPr>
+        <w:spacing w:before="0" w:after="0" w:line="360" w:lineRule="auto"/>
+        <w:contextualSpacing/>
+        <w:ind w:firstLine="709" w:left="0"/>
+        <w:jc w:val="both"/>
+        <w:rPr>
+          <w:rFonts w:ascii="Times New Roman" w:hAnsi="Times New Roman" w:eastAsia="Times New Roman"/>
+          <w:sz w:val="28"/>
+          <w:szCs w:val="28"/>
+        </w:rPr>
+      </w:pPr>
+      <w:r>
+        <w:rPr>
+          <w:rFonts w:ascii="Times New Roman" w:hAnsi="Times New Roman" w:cs="Times New Roman" w:eastAsia="Times New Roman"/>
+          <w:sz w:val="28"/>
+          <w:szCs w:val="28"/>
+        </w:rPr>
+        <w:t xml:space="preserve">Порядок разрешения:</w:t>
+      </w:r>
+    </w:p>
+    <w:p>
+      <w:pPr>
+        <w:spacing w:before="0" w:after="0" w:line="360" w:lineRule="auto"/>
+        <w:contextualSpacing/>
+        <w:ind w:firstLine="709" w:left="0"/>
+        <w:jc w:val="both"/>
+        <w:rPr>
+          <w:rFonts w:ascii="Times New Roman" w:hAnsi="Times New Roman" w:eastAsia="Times New Roman"/>
+          <w:sz w:val="28"/>
+          <w:szCs w:val="28"/>
+        </w:rPr>
+      </w:pPr>
+      <w:r>
+        <w:rPr>
+          <w:rFonts w:ascii="Times New Roman" w:hAnsi="Times New Roman" w:cs="Times New Roman" w:eastAsia="Times New Roman"/>
+          <w:sz w:val="28"/>
+          <w:szCs w:val="28"/>
+        </w:rPr>
+        <w:t xml:space="preserve">— определено, какое значение является правильным (вместимость 5 мест — секция рассчитана на пять участников);</w:t>
+      </w:r>
+    </w:p>
+    <w:p>
+      <w:pPr>
+        <w:spacing w:before="0" w:after="0" w:line="360" w:lineRule="auto"/>
+        <w:contextualSpacing/>
+        <w:ind w:firstLine="709" w:left="0"/>
+        <w:jc w:val="both"/>
+        <w:rPr>
+          <w:rFonts w:ascii="Times New Roman" w:hAnsi="Times New Roman" w:eastAsia="Times New Roman"/>
+          <w:sz w:val="28"/>
+          <w:szCs w:val="28"/>
+        </w:rPr>
+      </w:pPr>
+      <w:r>
+        <w:rPr>
+          <w:rFonts w:ascii="Times New Roman" w:hAnsi="Times New Roman" w:cs="Times New Roman" w:eastAsia="Times New Roman"/>
+          <w:sz w:val="28"/>
+          <w:szCs w:val="28"/>
+        </w:rPr>
+        <w:t xml:space="preserve">— маркеры конфликта и лишний вариант удалены, оставлена одна строка SECTION_CAPACITY=5;</w:t>
+      </w:r>
+    </w:p>
+    <w:p>
+      <w:pPr>
+        <w:spacing w:before="0" w:after="0" w:line="360" w:lineRule="auto"/>
+        <w:contextualSpacing/>
+        <w:ind w:firstLine="709" w:left="0"/>
+        <w:jc w:val="both"/>
+        <w:rPr>
+          <w:rFonts w:ascii="Times New Roman" w:hAnsi="Times New Roman" w:eastAsia="Times New Roman"/>
+          <w:sz w:val="28"/>
+          <w:szCs w:val="28"/>
+        </w:rPr>
+      </w:pPr>
+      <w:r>
+        <w:rPr>
+          <w:rFonts w:ascii="Times New Roman" w:hAnsi="Times New Roman" w:cs="Times New Roman" w:eastAsia="Times New Roman"/>
+          <w:sz w:val="28"/>
+          <w:szCs w:val="28"/>
+        </w:rPr>
+        <w:t xml:space="preserve">— проверено, что не потеряны изменения, которые должны были сохраниться из обеих ветвей;</w:t>
+      </w:r>
+    </w:p>
+    <w:p>
+      <w:pPr>
+        <w:spacing w:before="0" w:after="0" w:line="360" w:lineRule="auto"/>
+        <w:contextualSpacing/>
+        <w:ind w:firstLine="709" w:left="0"/>
+        <w:jc w:val="both"/>
+        <w:rPr>
+          <w:rFonts w:ascii="Times New Roman" w:hAnsi="Times New Roman" w:eastAsia="Times New Roman"/>
+          <w:sz w:val="28"/>
+          <w:szCs w:val="28"/>
+        </w:rPr>
+      </w:pPr>
+      <w:r>
+        <w:rPr>
+          <w:rFonts w:ascii="Times New Roman" w:hAnsi="Times New Roman" w:cs="Times New Roman" w:eastAsia="Times New Roman"/>
+          <w:sz w:val="28"/>
+          <w:szCs w:val="28"/>
+        </w:rPr>
+        <w:t xml:space="preserve">— выполнен поиск оставшихся маркеров конфликта, чтобы ни один файл не остался неразрешённым;</w:t>
+      </w:r>
+    </w:p>
+    <w:p>
+      <w:pPr>
+        <w:spacing w:before="0" w:after="0" w:line="360" w:lineRule="auto"/>
+        <w:contextualSpacing/>
+        <w:ind w:firstLine="709" w:left="0"/>
+        <w:jc w:val="both"/>
+        <w:rPr>
+          <w:rFonts w:ascii="Times New Roman" w:hAnsi="Times New Roman" w:eastAsia="Times New Roman"/>
+          <w:sz w:val="28"/>
+          <w:szCs w:val="28"/>
+        </w:rPr>
+      </w:pPr>
+      <w:r>
+        <w:rPr>
+          <w:rFonts w:ascii="Times New Roman" w:hAnsi="Times New Roman" w:cs="Times New Roman" w:eastAsia="Times New Roman"/>
+          <w:sz w:val="28"/>
+          <w:szCs w:val="28"/>
+        </w:rPr>
+        <w:t xml:space="preserve">— выполнен полный набор проверок — слияние могло сломать код;</w:t>
+      </w:r>
+    </w:p>
+    <w:p>
+      <w:pPr>
+        <w:spacing w:before="0" w:after="0" w:line="360" w:lineRule="auto"/>
+        <w:contextualSpacing/>
+        <w:ind w:firstLine="709" w:left="0"/>
+        <w:jc w:val="both"/>
+        <w:rPr>
+          <w:rFonts w:ascii="Times New Roman" w:hAnsi="Times New Roman" w:eastAsia="Times New Roman"/>
+          <w:sz w:val="28"/>
+          <w:szCs w:val="28"/>
+        </w:rPr>
+      </w:pPr>
+      <w:r>
+        <w:rPr>
+          <w:rFonts w:ascii="Times New Roman" w:hAnsi="Times New Roman" w:cs="Times New Roman" w:eastAsia="Times New Roman"/>
+          <w:sz w:val="28"/>
+          <w:szCs w:val="28"/>
+        </w:rPr>
+        <w:t xml:space="preserve">— результат зафиксирован коммитом слияния.</w:t>
       </w:r>
     </w:p>
     <w:p>
@@ -23344,7 +23557,7 @@
           <w:sz w:val="20"/>
           <w:szCs w:val="20"/>
         </w:rPr>
-        <w:t xml:space="preserve">.\scripts\dev.ps1 verify</w:t>
+        <w:t xml:space="preserve"># Проверка, что маркеров конфликта не осталось</w:t>
       </w:r>
     </w:p>
     <w:p>
@@ -23365,7 +23578,7 @@
           <w:sz w:val="20"/>
           <w:szCs w:val="20"/>
         </w:rPr>
-        <w:t xml:space="preserve"> </w:t>
+        <w:t xml:space="preserve">git diff --check</w:t>
       </w:r>
     </w:p>
     <w:p>
@@ -23386,7 +23599,7 @@
           <w:sz w:val="20"/>
           <w:szCs w:val="20"/>
         </w:rPr>
-        <w:t xml:space="preserve"># Фиксация результата слияния</w:t>
+        <w:t xml:space="preserve">Select-String -Path .env.example -Pattern '&lt;&lt;&lt;&lt;&lt;&lt;&lt;|=======|&gt;&gt;&gt;&gt;&gt;&gt;&gt;'</w:t>
       </w:r>
     </w:p>
     <w:p>
@@ -23407,7 +23620,7 @@
           <w:sz w:val="20"/>
           <w:szCs w:val="20"/>
         </w:rPr>
-        <w:t xml:space="preserve">git add app/__init__.py</w:t>
+        <w:t xml:space="preserve"> </w:t>
       </w:r>
     </w:p>
     <w:p>
@@ -23428,7 +23641,175 @@
           <w:sz w:val="20"/>
           <w:szCs w:val="20"/>
         </w:rPr>
-        <w:t xml:space="preserve">git commit -m "merge: разрешить конфликт версий (оставлена 0.1.2)"</w:t>
+        <w:t xml:space="preserve"># Обязательная проверка после разрешения конфликта</w:t>
+      </w:r>
+    </w:p>
+    <w:p>
+      <w:pPr>
+        <w:spacing w:before="0" w:after="0" w:line="240" w:lineRule="auto"/>
+        <w:contextualSpacing/>
+        <w:ind w:firstLine="0" w:left="284"/>
+        <w:jc w:val="left"/>
+        <w:rPr>
+          <w:rFonts w:ascii="Consolas" w:hAnsi="Consolas" w:eastAsia="Times New Roman"/>
+          <w:sz w:val="20"/>
+          <w:szCs w:val="20"/>
+        </w:rPr>
+      </w:pPr>
+      <w:r>
+        <w:rPr>
+          <w:rFonts w:ascii="Consolas" w:hAnsi="Consolas" w:cs="Consolas" w:eastAsia="Times New Roman"/>
+          <w:sz w:val="20"/>
+          <w:szCs w:val="20"/>
+        </w:rPr>
+        <w:t xml:space="preserve">.\scripts\dev.ps1 verify</w:t>
+      </w:r>
+    </w:p>
+    <w:p>
+      <w:pPr>
+        <w:spacing w:before="0" w:after="0" w:line="240" w:lineRule="auto"/>
+        <w:contextualSpacing/>
+        <w:ind w:firstLine="0" w:left="284"/>
+        <w:jc w:val="left"/>
+        <w:rPr>
+          <w:rFonts w:ascii="Consolas" w:hAnsi="Consolas" w:eastAsia="Times New Roman"/>
+          <w:sz w:val="20"/>
+          <w:szCs w:val="20"/>
+        </w:rPr>
+      </w:pPr>
+      <w:r>
+        <w:rPr>
+          <w:rFonts w:ascii="Consolas" w:hAnsi="Consolas" w:cs="Consolas" w:eastAsia="Times New Roman"/>
+          <w:sz w:val="20"/>
+          <w:szCs w:val="20"/>
+        </w:rPr>
+        <w:t xml:space="preserve">32 files already formatted</w:t>
+      </w:r>
+    </w:p>
+    <w:p>
+      <w:pPr>
+        <w:spacing w:before="0" w:after="0" w:line="240" w:lineRule="auto"/>
+        <w:contextualSpacing/>
+        <w:ind w:firstLine="0" w:left="284"/>
+        <w:jc w:val="left"/>
+        <w:rPr>
+          <w:rFonts w:ascii="Consolas" w:hAnsi="Consolas" w:eastAsia="Times New Roman"/>
+          <w:sz w:val="20"/>
+          <w:szCs w:val="20"/>
+        </w:rPr>
+      </w:pPr>
+      <w:r>
+        <w:rPr>
+          <w:rFonts w:ascii="Consolas" w:hAnsi="Consolas" w:cs="Consolas" w:eastAsia="Times New Roman"/>
+          <w:sz w:val="20"/>
+          <w:szCs w:val="20"/>
+        </w:rPr>
+        <w:t xml:space="preserve">All checks passed!</w:t>
+      </w:r>
+    </w:p>
+    <w:p>
+      <w:pPr>
+        <w:spacing w:before="0" w:after="0" w:line="240" w:lineRule="auto"/>
+        <w:contextualSpacing/>
+        <w:ind w:firstLine="0" w:left="284"/>
+        <w:jc w:val="left"/>
+        <w:rPr>
+          <w:rFonts w:ascii="Consolas" w:hAnsi="Consolas" w:eastAsia="Times New Roman"/>
+          <w:sz w:val="20"/>
+          <w:szCs w:val="20"/>
+        </w:rPr>
+      </w:pPr>
+      <w:r>
+        <w:rPr>
+          <w:rFonts w:ascii="Consolas" w:hAnsi="Consolas" w:cs="Consolas" w:eastAsia="Times New Roman"/>
+          <w:sz w:val="20"/>
+          <w:szCs w:val="20"/>
+        </w:rPr>
+        <w:t xml:space="preserve">55 passed</w:t>
+      </w:r>
+    </w:p>
+    <w:p>
+      <w:pPr>
+        <w:spacing w:before="0" w:after="0" w:line="240" w:lineRule="auto"/>
+        <w:contextualSpacing/>
+        <w:ind w:firstLine="0" w:left="284"/>
+        <w:jc w:val="left"/>
+        <w:rPr>
+          <w:rFonts w:ascii="Consolas" w:hAnsi="Consolas" w:eastAsia="Times New Roman"/>
+          <w:sz w:val="20"/>
+          <w:szCs w:val="20"/>
+        </w:rPr>
+      </w:pPr>
+      <w:r>
+        <w:rPr>
+          <w:rFonts w:ascii="Consolas" w:hAnsi="Consolas" w:cs="Consolas" w:eastAsia="Times New Roman"/>
+          <w:sz w:val="20"/>
+          <w:szCs w:val="20"/>
+        </w:rPr>
+        <w:t xml:space="preserve"> </w:t>
+      </w:r>
+    </w:p>
+    <w:p>
+      <w:pPr>
+        <w:spacing w:before="0" w:after="0" w:line="240" w:lineRule="auto"/>
+        <w:contextualSpacing/>
+        <w:ind w:firstLine="0" w:left="284"/>
+        <w:jc w:val="left"/>
+        <w:rPr>
+          <w:rFonts w:ascii="Consolas" w:hAnsi="Consolas" w:eastAsia="Times New Roman"/>
+          <w:sz w:val="20"/>
+          <w:szCs w:val="20"/>
+        </w:rPr>
+      </w:pPr>
+      <w:r>
+        <w:rPr>
+          <w:rFonts w:ascii="Consolas" w:hAnsi="Consolas" w:cs="Consolas" w:eastAsia="Times New Roman"/>
+          <w:sz w:val="20"/>
+          <w:szCs w:val="20"/>
+        </w:rPr>
+        <w:t xml:space="preserve"># Фиксация результата слияния</w:t>
+      </w:r>
+    </w:p>
+    <w:p>
+      <w:pPr>
+        <w:spacing w:before="0" w:after="0" w:line="240" w:lineRule="auto"/>
+        <w:contextualSpacing/>
+        <w:ind w:firstLine="0" w:left="284"/>
+        <w:jc w:val="left"/>
+        <w:rPr>
+          <w:rFonts w:ascii="Consolas" w:hAnsi="Consolas" w:eastAsia="Times New Roman"/>
+          <w:sz w:val="20"/>
+          <w:szCs w:val="20"/>
+        </w:rPr>
+      </w:pPr>
+      <w:r>
+        <w:rPr>
+          <w:rFonts w:ascii="Consolas" w:hAnsi="Consolas" w:cs="Consolas" w:eastAsia="Times New Roman"/>
+          <w:sz w:val="20"/>
+          <w:szCs w:val="20"/>
+        </w:rPr>
+        <w:t xml:space="preserve">git add .env.example</w:t>
+      </w:r>
+    </w:p>
+    <w:p>
+      <w:pPr>
+        <w:spacing w:before="0" w:after="0" w:line="240" w:lineRule="auto"/>
+        <w:contextualSpacing/>
+        <w:ind w:firstLine="0" w:left="284"/>
+        <w:jc w:val="left"/>
+        <w:rPr>
+          <w:rFonts w:ascii="Consolas" w:hAnsi="Consolas" w:eastAsia="Times New Roman"/>
+          <w:sz w:val="20"/>
+          <w:szCs w:val="20"/>
+        </w:rPr>
+      </w:pPr>
+      <w:r>
+        <w:rPr>
+          <w:rFonts w:ascii="Consolas" w:hAnsi="Consolas" w:cs="Consolas" w:eastAsia="Times New Roman"/>
+          <w:sz w:val="20"/>
+          <w:szCs w:val="20"/>
+        </w:rPr>
+        <w:t xml:space="preserve">git commit -m "merge: разрешить конфликт вместимости секции (оставлено 5 мест)"</w:t>
       </w:r>
     </w:p>
     <w:p>
@@ -23869,7 +24250,7 @@
                 <w:sz w:val="24"/>
                 <w:szCs w:val="24"/>
               </w:rPr>
-              <w:t xml:space="preserve">Скриншот файла app/__init__.py в Visual Studio Code с видимыми маркерами &lt;&lt;&lt;&lt;&lt;&lt;&lt;, =======, &gt;&gt;&gt;&gt;&gt;&gt;&gt; и подсказками Accept Current / Incoming Change.</w:t>
+              <w:t xml:space="preserve">Скриншот файла .env.example в Visual Studio Code с видимыми маркерами &lt;&lt;&lt;&lt;&lt;&lt;&lt;, =======, &gt;&gt;&gt;&gt;&gt;&gt;&gt; и подсказками Accept Current / Incoming Change.</w:t>
             </w:r>
           </w:p>
         </w:tc>
@@ -23925,7 +24306,7 @@
                 <w:sz w:val="24"/>
                 <w:szCs w:val="24"/>
               </w:rPr>
-              <w:t xml:space="preserve">Редактор Visual Studio Code, файл app/__init__.py.</w:t>
+              <w:t xml:space="preserve">Редактор Visual Studio Code, файл .env.example (строка SECTION_CAPACITY).</w:t>
             </w:r>
           </w:p>
         </w:tc>
@@ -23981,7 +24362,7 @@
                 <w:sz w:val="24"/>
                 <w:szCs w:val="24"/>
               </w:rPr>
-              <w:t xml:space="preserve">Обе конфликтующие версии строки версии и панель выбора варианта разрешения.</w:t>
+              <w:t xml:space="preserve">Обе конфликтующие версии строки вместимости секции и панель выбора варианта разрешения.</w:t>
             </w:r>
           </w:p>
         </w:tc>
@@ -24261,7 +24642,7 @@
                 <w:sz w:val="24"/>
                 <w:szCs w:val="24"/>
               </w:rPr>
-              <w:t xml:space="preserve">Отсутствие неразрешённых файлов, итоговую строку «nothing to commit, working tree clean» и коммит с сообщением «merge: разрешить конфликт версий (оставлена 0.1.2)».</w:t>
+              <w:t xml:space="preserve">Отсутствие неразрешённых файлов, итоговую строку «nothing to commit, working tree clean» и коммит с сообщением «merge: разрешить конфликт вместимости секции (оставлено 5 мест)».</w:t>
             </w:r>
           </w:p>
         </w:tc>

--- a/docs/LR1_Popikov_241_372.docx
+++ b/docs/LR1_Popikov_241_372.docx
@@ -20358,6 +20358,227 @@
       <w:pPr>
         <w:spacing w:before="160" w:after="0" w:line="360" w:lineRule="auto"/>
         <w:contextualSpacing/>
+        <w:ind w:firstLine="0"/>
+        <w:jc w:val="both"/>
+      </w:pPr>
+      <w:r>
+        <w:rPr>
+          <w:rFonts w:ascii="Times New Roman" w:hAnsi="Times New Roman" w:eastAsia="Times New Roman"/>
+          <w:b/>
+          <w:color w:val="1F3864"/>
+          <w:sz w:val="24"/>
+          <w:szCs w:val="24"/>
+        </w:rPr>
+        <w:t xml:space="preserve">РИСУНОК 25. Задача (issue) для выбранной функции</w:t>
+      </w:r>
+    </w:p>
+    <w:tbl>
+      <w:tblPr>
+        <w:tblStyle w:val="TableGrid"/>
+        <w:tblW w:w="0" w:type="auto"/>
+        <w:tblBorders>
+          <w:top w:val="single" w:sz="6" w:space="0" w:color="000000"/>
+          <w:left w:val="single" w:sz="6" w:space="0" w:color="000000"/>
+          <w:bottom w:val="single" w:sz="6" w:space="0" w:color="000000"/>
+          <w:right w:val="single" w:sz="6" w:space="0" w:color="000000"/>
+          <w:insideH w:val="single" w:sz="6" w:space="0" w:color="000000"/>
+          <w:insideV w:val="single" w:sz="6" w:space="0" w:color="000000"/>
+        </w:tblBorders>
+        <w:tblLayout w:type="fixed"/>
+      </w:tblPr>
+      <w:tblGrid>
+        <w:gridCol w:w="2900"/>
+        <w:gridCol w:w="6100"/>
+      </w:tblGrid>
+      <w:tr>
+        <w:tc>
+          <w:tcPr>
+            <w:tcW w:w="2900" w:type="dxa"/>
+            <w:vAlign w:val="center"/>
+          </w:tcPr>
+          <w:p>
+            <w:pPr>
+              <w:spacing w:before="0" w:after="0" w:line="240" w:lineRule="auto"/>
+              <w:contextualSpacing/>
+              <w:ind w:firstLine="0"/>
+              <w:jc w:val="left"/>
+            </w:pPr>
+            <w:r>
+              <w:rPr>
+                <w:rFonts w:ascii="Times New Roman" w:hAnsi="Times New Roman" w:eastAsia="Times New Roman"/>
+                <w:sz w:val="24"/>
+                <w:szCs w:val="24"/>
+              </w:rPr>
+              <w:t xml:space="preserve">Что сфотографировать</w:t>
+            </w:r>
+          </w:p>
+        </w:tc>
+        <w:tc>
+          <w:tcPr>
+            <w:tcW w:w="2900" w:type="dxa"/>
+            <w:vAlign w:val="center"/>
+          </w:tcPr>
+          <w:p>
+            <w:pPr>
+              <w:spacing w:before="0" w:after="0" w:line="240" w:lineRule="auto"/>
+              <w:contextualSpacing/>
+              <w:ind w:firstLine="0"/>
+              <w:jc w:val="left"/>
+            </w:pPr>
+            <w:r>
+              <w:rPr>
+                <w:rFonts w:ascii="Times New Roman" w:hAnsi="Times New Roman" w:eastAsia="Times New Roman"/>
+                <w:sz w:val="24"/>
+                <w:szCs w:val="24"/>
+              </w:rPr>
+              <w:t xml:space="preserve">Скриншот страницы задачи (issue) на GitHub.</w:t>
+            </w:r>
+          </w:p>
+        </w:tc>
+      </w:tr>
+      <w:tr>
+        <w:tc>
+          <w:tcPr>
+            <w:tcW w:w="2900" w:type="dxa"/>
+            <w:vAlign w:val="center"/>
+          </w:tcPr>
+          <w:p>
+            <w:pPr>
+              <w:spacing w:before="0" w:after="0" w:line="240" w:lineRule="auto"/>
+              <w:contextualSpacing/>
+              <w:ind w:firstLine="0"/>
+              <w:jc w:val="left"/>
+            </w:pPr>
+            <w:r>
+              <w:rPr>
+                <w:rFonts w:ascii="Times New Roman" w:hAnsi="Times New Roman" w:eastAsia="Times New Roman"/>
+                <w:sz w:val="24"/>
+                <w:szCs w:val="24"/>
+              </w:rPr>
+              <w:t xml:space="preserve">Где это находится</w:t>
+            </w:r>
+          </w:p>
+        </w:tc>
+        <w:tc>
+          <w:tcPr>
+            <w:tcW w:w="2900" w:type="dxa"/>
+            <w:vAlign w:val="center"/>
+          </w:tcPr>
+          <w:p>
+            <w:pPr>
+              <w:spacing w:before="0" w:after="0" w:line="240" w:lineRule="auto"/>
+              <w:contextualSpacing/>
+              <w:ind w:firstLine="0"/>
+              <w:jc w:val="left"/>
+            </w:pPr>
+            <w:r>
+              <w:rPr>
+                <w:rFonts w:ascii="Times New Roman" w:hAnsi="Times New Roman" w:eastAsia="Times New Roman"/>
+                <w:sz w:val="24"/>
+                <w:szCs w:val="24"/>
+              </w:rPr>
+              <w:t xml:space="preserve">Репозиторий → Issues → открытая задача с описанием отчёта «список рассылки по организациям».</w:t>
+            </w:r>
+          </w:p>
+        </w:tc>
+      </w:tr>
+      <w:tr>
+        <w:tc>
+          <w:tcPr>
+            <w:tcW w:w="2900" w:type="dxa"/>
+            <w:vAlign w:val="center"/>
+          </w:tcPr>
+          <w:p>
+            <w:pPr>
+              <w:spacing w:before="0" w:after="0" w:line="240" w:lineRule="auto"/>
+              <w:contextualSpacing/>
+              <w:ind w:firstLine="0"/>
+              <w:jc w:val="left"/>
+            </w:pPr>
+            <w:r>
+              <w:rPr>
+                <w:rFonts w:ascii="Times New Roman" w:hAnsi="Times New Roman" w:eastAsia="Times New Roman"/>
+                <w:sz w:val="24"/>
+                <w:szCs w:val="24"/>
+              </w:rPr>
+              <w:t xml:space="preserve">Что должно быть видно</w:t>
+            </w:r>
+          </w:p>
+        </w:tc>
+        <w:tc>
+          <w:tcPr>
+            <w:tcW w:w="2900" w:type="dxa"/>
+            <w:vAlign w:val="center"/>
+          </w:tcPr>
+          <w:p>
+            <w:pPr>
+              <w:spacing w:before="0" w:after="0" w:line="240" w:lineRule="auto"/>
+              <w:contextualSpacing/>
+              <w:ind w:firstLine="0"/>
+              <w:jc w:val="left"/>
+            </w:pPr>
+            <w:r>
+              <w:rPr>
+                <w:rFonts w:ascii="Times New Roman" w:hAnsi="Times New Roman" w:eastAsia="Times New Roman"/>
+                <w:sz w:val="24"/>
+                <w:szCs w:val="24"/>
+              </w:rPr>
+              <w:t xml:space="preserve">Заголовок задачи, описание, критерии готовности, метку и номер задачи.</w:t>
+            </w:r>
+          </w:p>
+        </w:tc>
+      </w:tr>
+      <w:tr>
+        <w:tc>
+          <w:tcPr>
+            <w:tcW w:w="2900" w:type="dxa"/>
+            <w:vAlign w:val="center"/>
+          </w:tcPr>
+          <w:p>
+            <w:pPr>
+              <w:spacing w:before="0" w:after="0" w:line="240" w:lineRule="auto"/>
+              <w:contextualSpacing/>
+              <w:ind w:firstLine="0"/>
+              <w:jc w:val="left"/>
+            </w:pPr>
+            <w:r>
+              <w:rPr>
+                <w:rFonts w:ascii="Times New Roman" w:hAnsi="Times New Roman" w:eastAsia="Times New Roman"/>
+                <w:sz w:val="24"/>
+                <w:szCs w:val="24"/>
+              </w:rPr>
+              <w:t xml:space="preserve">Подпись под рисунком</w:t>
+            </w:r>
+          </w:p>
+        </w:tc>
+        <w:tc>
+          <w:tcPr>
+            <w:tcW w:w="2900" w:type="dxa"/>
+            <w:vAlign w:val="center"/>
+          </w:tcPr>
+          <w:p>
+            <w:pPr>
+              <w:spacing w:before="0" w:after="0" w:line="240" w:lineRule="auto"/>
+              <w:contextualSpacing/>
+              <w:ind w:firstLine="0"/>
+              <w:jc w:val="left"/>
+            </w:pPr>
+            <w:r>
+              <w:rPr>
+                <w:rFonts w:ascii="Times New Roman" w:hAnsi="Times New Roman" w:eastAsia="Times New Roman"/>
+                <w:sz w:val="24"/>
+                <w:szCs w:val="24"/>
+              </w:rPr>
+              <w:t xml:space="preserve">Рисунок 25 — Задача (issue) для выбранной функции</w:t>
+            </w:r>
+          </w:p>
+        </w:tc>
+      </w:tr>
+    </w:tbl>
+    <w:p>
+      <w:pPr>
+        <w:spacing w:before="160" w:after="0" w:line="360" w:lineRule="auto"/>
+        <w:contextualSpacing/>
         <w:jc w:val="both"/>
         <w:rPr>
           <w:rFonts w:eastAsia="Times New Roman"/>
@@ -21698,7 +21919,7 @@
           <w:sz w:val="24"/>
           <w:szCs w:val="24"/>
         </w:rPr>
-        <w:t xml:space="preserve">РИСУНОК 30. Маркеры конфликта в файле</w:t>
+        <w:t xml:space="preserve">РИСУНОК 29. Возникший конфликт слияния</w:t>
       </w:r>
     </w:p>
     <w:tbl>
@@ -21761,7 +21982,7 @@
                 <w:sz w:val="24"/>
                 <w:szCs w:val="24"/>
               </w:rPr>
-              <w:t xml:space="preserve">Скриншот файла app/services.py в Visual Studio Code с видимыми маркерами &lt;&lt;&lt;&lt;&lt;&lt;&lt; HEAD, =======, &gt;&gt;&gt;&gt;&gt;&gt;&gt; feature/3-section-capacity и подсказками Accept Current / Incoming / Both Changes.</w:t>
+              <w:t xml:space="preserve">Скриншот терминала с сообщением CONFLICT (content): Merge conflict in app/services.py, которое вывела команда git merge --no-ff feature/3-section-capacity.</w:t>
             </w:r>
           </w:p>
         </w:tc>
@@ -21808,7 +22029,7 @@
                 <w:sz w:val="24"/>
                 <w:szCs w:val="24"/>
               </w:rPr>
-              <w:t xml:space="preserve">Редактор Visual Studio Code, файл app/services.py, блок констант сразу после ACTIVE_SECTION_STATUSES.</w:t>
+              <w:t xml:space="preserve">Терминал Visual Studio Code в папке проекта.</w:t>
             </w:r>
           </w:p>
         </w:tc>
@@ -21855,7 +22076,7 @@
                 <w:sz w:val="24"/>
                 <w:szCs w:val="24"/>
               </w:rPr>
-              <w:t xml:space="preserve">Обе конфликтующие версии: DEFAULT_SECTION_CAPACITY = 4 вместе с MAX_SECTION_CAPACITY = 100 и DEFAULT_SECTION_CAPACITY = 5 вместе с MIN_SECTION_CAPACITY = 1.</w:t>
+              <w:t xml:space="preserve">Сообщение о конфликте, имя конфликтного файла app/services.py и вывод git status --short со строкой UU app/services.py.</w:t>
             </w:r>
           </w:p>
         </w:tc>
@@ -21902,7 +22123,7 @@
                 <w:sz w:val="24"/>
                 <w:szCs w:val="24"/>
               </w:rPr>
-              <w:t xml:space="preserve">Рисунок 30 — Маркеры конфликта в файле</w:t>
+              <w:t xml:space="preserve">Рисунок 29 — Возникший конфликт слияния</w:t>
             </w:r>
           </w:p>
         </w:tc>
@@ -21923,7 +22144,7 @@
           <w:sz w:val="24"/>
           <w:szCs w:val="24"/>
         </w:rPr>
-        <w:t xml:space="preserve">РИСУНОК 29. Возникший конфликт слияния</w:t>
+        <w:t xml:space="preserve">РИСУНОК 30. Маркеры конфликта в файле</w:t>
       </w:r>
     </w:p>
     <w:tbl>
@@ -21986,7 +22207,7 @@
                 <w:sz w:val="24"/>
                 <w:szCs w:val="24"/>
               </w:rPr>
-              <w:t xml:space="preserve">Скриншот терминала с сообщением CONFLICT (content): Merge conflict in app/services.py, которое вывела команда git merge --no-ff feature/3-section-capacity.</w:t>
+              <w:t xml:space="preserve">Скриншот файла app/services.py в Visual Studio Code с видимыми маркерами &lt;&lt;&lt;&lt;&lt;&lt;&lt; HEAD, =======, &gt;&gt;&gt;&gt;&gt;&gt;&gt; feature/3-section-capacity и подсказками Accept Current / Incoming / Both Changes.</w:t>
             </w:r>
           </w:p>
         </w:tc>
@@ -22033,7 +22254,7 @@
                 <w:sz w:val="24"/>
                 <w:szCs w:val="24"/>
               </w:rPr>
-              <w:t xml:space="preserve">Терминал Visual Studio Code в папке проекта.</w:t>
+              <w:t xml:space="preserve">Редактор Visual Studio Code, файл app/services.py, блок констант сразу после ACTIVE_SECTION_STATUSES.</w:t>
             </w:r>
           </w:p>
         </w:tc>
@@ -22080,7 +22301,7 @@
                 <w:sz w:val="24"/>
                 <w:szCs w:val="24"/>
               </w:rPr>
-              <w:t xml:space="preserve">Сообщение о конфликте, имя конфликтного файла app/services.py и вывод git status --short со строкой UU app/services.py.</w:t>
+              <w:t xml:space="preserve">Обе конфликтующие версии: DEFAULT_SECTION_CAPACITY = 4 вместе с MAX_SECTION_CAPACITY = 100 и DEFAULT_SECTION_CAPACITY = 5 вместе с MIN_SECTION_CAPACITY = 1.</w:t>
             </w:r>
           </w:p>
         </w:tc>
@@ -22127,7 +22348,7 @@
                 <w:sz w:val="24"/>
                 <w:szCs w:val="24"/>
               </w:rPr>
-              <w:t xml:space="preserve">Рисунок 29 — Возникший конфликт слияния</w:t>
+              <w:t xml:space="preserve">Рисунок 30 — Маркеры конфликта в файле</w:t>
             </w:r>
           </w:p>
         </w:tc>

--- a/docs/LR1_Popikov_241_372.docx
+++ b/docs/LR1_Popikov_241_372.docx
@@ -6110,103 +6110,135 @@
     </w:p>
     <w:p>
       <w:pPr>
-        <w:spacing w:after="0" w:line="360" w:lineRule="auto"/>
+        <w:spacing w:before="0" w:after="0" w:line="360" w:lineRule="auto"/>
+        <w:contextualSpacing/>
         <w:ind w:firstLine="709"/>
-        <w:contextualSpacing/>
         <w:jc w:val="both"/>
-        <w:rPr>
-          <w:rFonts w:eastAsia="Times New Roman"/>
+      </w:pPr>
+      <w:r>
+        <w:rPr>
+          <w:rFonts w:ascii="Times New Roman" w:hAnsi="Times New Roman" w:eastAsia="Times New Roman"/>
           <w:b/>
           <w:sz w:val="28"/>
           <w:szCs w:val="28"/>
         </w:rPr>
-      </w:pPr>
-      <w:r>
-        <w:rPr>
-          <w:rFonts w:eastAsia="Times New Roman"/>
-          <w:b/>
-          <w:sz w:val="28"/>
-          <w:szCs w:val="28"/>
-        </w:rPr>
-        <w:lastRenderedPageBreak/>
-        <w:t>4.3. Запуск приложения.</w:t>
-      </w:r>
-    </w:p>
-    <w:p>
-      <w:pPr>
-        <w:spacing w:after="0" w:line="360" w:lineRule="auto"/>
+        <w:t xml:space="preserve">4.3. Запуск приложения. </w:t>
+      </w:r>
+      <w:r>
+        <w:rPr>
+          <w:rFonts w:ascii="Times New Roman" w:hAnsi="Times New Roman" w:eastAsia="Times New Roman"/>
+          <w:sz w:val="28"/>
+          <w:szCs w:val="28"/>
+        </w:rPr>
+        <w:t xml:space="preserve">Приложение запускается тремя способами, которые дают одинаковый результат. Основной командный интерфейс — GNU make (версия 4.4.1): команды вида make setup, make run, make verify. Полным аналогом для среды без GNU make является скрипт scripts/dev.ps1 с теми же именами команд. Третий способ — контейнерное окружение через docker compose.</w:t>
+      </w:r>
+    </w:p>
+    <w:p>
+      <w:pPr>
+        <w:spacing w:before="0" w:after="0" w:line="360" w:lineRule="auto"/>
+        <w:contextualSpacing/>
         <w:ind w:firstLine="709"/>
-        <w:contextualSpacing/>
         <w:jc w:val="both"/>
-        <w:rPr>
-          <w:rFonts w:eastAsia="Times New Roman"/>
-          <w:sz w:val="28"/>
-          <w:szCs w:val="28"/>
-        </w:rPr>
-      </w:pPr>
-      <w:r>
-        <w:rPr>
-          <w:rFonts w:eastAsia="Times New Roman"/>
-          <w:sz w:val="28"/>
-          <w:szCs w:val="28"/>
-        </w:rPr>
-        <w:t>Все операции выполняются едиными командами. В Windows используется скрипт scripts/dev.ps1 (полный аналог Makefile), при наличии GNU make — команды make с теми же именами.</w:t>
-      </w:r>
-    </w:p>
-    <w:p>
-      <w:pPr>
-        <w:spacing w:after="0" w:line="240" w:lineRule="auto"/>
-        <w:ind w:left="284"/>
-        <w:contextualSpacing/>
-        <w:rPr>
-          <w:rFonts w:ascii="Consolas" w:eastAsia="Times New Roman" w:hAnsi="Consolas"/>
-          <w:sz w:val="20"/>
-          <w:szCs w:val="20"/>
-        </w:rPr>
-      </w:pPr>
-      <w:r>
-        <w:rPr>
-          <w:rFonts w:ascii="Consolas" w:eastAsia="Times New Roman" w:hAnsi="Consolas" w:cs="Consolas"/>
-          <w:sz w:val="20"/>
-          <w:szCs w:val="20"/>
-        </w:rPr>
-        <w:t># Первоначальная настройка: виртуальное окружение, зависимости, .env</w:t>
-      </w:r>
-    </w:p>
-    <w:p>
-      <w:pPr>
-        <w:spacing w:after="0" w:line="240" w:lineRule="auto"/>
-        <w:ind w:left="284"/>
-        <w:contextualSpacing/>
-        <w:rPr>
-          <w:rFonts w:ascii="Consolas" w:eastAsia="Times New Roman" w:hAnsi="Consolas"/>
-          <w:sz w:val="20"/>
-          <w:szCs w:val="20"/>
-        </w:rPr>
-      </w:pPr>
-      <w:r>
-        <w:rPr>
-          <w:rFonts w:ascii="Consolas" w:eastAsia="Times New Roman" w:hAnsi="Consolas" w:cs="Consolas"/>
-          <w:sz w:val="20"/>
-          <w:szCs w:val="20"/>
-        </w:rPr>
-        <w:t>.\scripts\dev.ps1 setup</w:t>
-      </w:r>
-    </w:p>
-    <w:p>
-      <w:pPr>
-        <w:spacing w:after="0" w:line="240" w:lineRule="auto"/>
-        <w:ind w:left="284"/>
-        <w:contextualSpacing/>
-        <w:rPr>
-          <w:rFonts w:ascii="Consolas" w:eastAsia="Times New Roman" w:hAnsi="Consolas"/>
-          <w:sz w:val="20"/>
-          <w:szCs w:val="20"/>
-        </w:rPr>
-      </w:pPr>
-      <w:r>
-        <w:rPr>
-          <w:rFonts w:ascii="Consolas" w:eastAsia="Times New Roman" w:hAnsi="Consolas" w:cs="Consolas"/>
+      </w:pPr>
+      <w:r>
+        <w:rPr>
+          <w:rFonts w:ascii="Times New Roman" w:hAnsi="Times New Roman" w:eastAsia="Times New Roman"/>
+          <w:sz w:val="28"/>
+          <w:szCs w:val="28"/>
+        </w:rPr>
+        <w:t xml:space="preserve">Makefile намеренно не использует Unix-утилиты (grep, awk, sed, rm, find, cp), которых нет в Windows: разбор списка команд, создание файла .env и очистка каталогов выполнены скриптами scripts/make_help.py, scripts/make_setup_env.py и scripts/make_clean.py. Поэтому одни и те же команды работают и в Windows, и в Linux.</w:t>
+      </w:r>
+    </w:p>
+    <w:p>
+      <w:pPr>
+        <w:spacing w:before="0" w:after="0" w:line="240" w:lineRule="auto"/>
+        <w:contextualSpacing/>
+        <w:ind w:firstLine="0" w:left="284"/>
+        <w:jc w:val="left"/>
+      </w:pPr>
+      <w:r>
+        <w:rPr>
+          <w:rFonts w:ascii="Consolas" w:hAnsi="Consolas" w:cs="Consolas" w:eastAsia="Consolas"/>
+          <w:sz w:val="20"/>
+          <w:szCs w:val="20"/>
+        </w:rPr>
+        <w:t xml:space="preserve"># Способ 1. Локальный запуск через GNU make (база данных SQLite)</w:t>
+      </w:r>
+    </w:p>
+    <w:p>
+      <w:pPr>
+        <w:spacing w:before="0" w:after="0" w:line="240" w:lineRule="auto"/>
+        <w:contextualSpacing/>
+        <w:ind w:firstLine="0" w:left="284"/>
+        <w:jc w:val="left"/>
+      </w:pPr>
+      <w:r>
+        <w:rPr>
+          <w:rFonts w:ascii="Consolas" w:hAnsi="Consolas" w:cs="Consolas" w:eastAsia="Consolas"/>
+          <w:sz w:val="20"/>
+          <w:szCs w:val="20"/>
+        </w:rPr>
+        <w:t xml:space="preserve">make setup          # один раз: виртуальное окружение, зависимости, .env</w:t>
+      </w:r>
+    </w:p>
+    <w:p>
+      <w:pPr>
+        <w:spacing w:before="0" w:after="0" w:line="240" w:lineRule="auto"/>
+        <w:contextualSpacing/>
+        <w:ind w:firstLine="0" w:left="284"/>
+        <w:jc w:val="left"/>
+      </w:pPr>
+      <w:r>
+        <w:rPr>
+          <w:rFonts w:ascii="Consolas" w:hAnsi="Consolas" w:cs="Consolas" w:eastAsia="Consolas"/>
+          <w:sz w:val="20"/>
+          <w:szCs w:val="20"/>
+        </w:rPr>
+        <w:t xml:space="preserve">make migrate        # создание схемы базы данных</w:t>
+      </w:r>
+    </w:p>
+    <w:p>
+      <w:pPr>
+        <w:spacing w:before="0" w:after="0" w:line="240" w:lineRule="auto"/>
+        <w:contextualSpacing/>
+        <w:ind w:firstLine="0" w:left="284"/>
+        <w:jc w:val="left"/>
+      </w:pPr>
+      <w:r>
+        <w:rPr>
+          <w:rFonts w:ascii="Consolas" w:hAnsi="Consolas" w:cs="Consolas" w:eastAsia="Consolas"/>
+          <w:sz w:val="20"/>
+          <w:szCs w:val="20"/>
+        </w:rPr>
+        <w:t xml:space="preserve">make run            # http://127.0.0.1:8000</w:t>
+      </w:r>
+    </w:p>
+    <w:p>
+      <w:pPr>
+        <w:spacing w:before="0" w:after="0" w:line="240" w:lineRule="auto"/>
+        <w:contextualSpacing/>
+        <w:ind w:firstLine="0" w:left="284"/>
+        <w:jc w:val="left"/>
+      </w:pPr>
+      <w:r>
+        <w:rPr>
+          <w:rFonts w:ascii="Consolas" w:hAnsi="Consolas" w:cs="Consolas" w:eastAsia="Consolas"/>
+          <w:sz w:val="20"/>
+          <w:szCs w:val="20"/>
+        </w:rPr>
+        <w:t xml:space="preserve">make verify         # 58 тестов, анализ, форматирование, дымовая проверка</w:t>
+      </w:r>
+    </w:p>
+    <w:p>
+      <w:pPr>
+        <w:spacing w:before="0" w:after="0" w:line="240" w:lineRule="auto"/>
+        <w:contextualSpacing/>
+        <w:ind w:firstLine="0" w:left="284"/>
+        <w:jc w:val="left"/>
+      </w:pPr>
+      <w:r>
+        <w:rPr>
+          <w:rFonts w:ascii="Consolas" w:hAnsi="Consolas" w:cs="Consolas" w:eastAsia="Consolas"/>
           <w:sz w:val="20"/>
           <w:szCs w:val="20"/>
         </w:rPr>
@@ -6215,221 +6247,194 @@
     </w:p>
     <w:p>
       <w:pPr>
-        <w:spacing w:after="0" w:line="240" w:lineRule="auto"/>
-        <w:ind w:left="284"/>
-        <w:contextualSpacing/>
-        <w:rPr>
-          <w:rFonts w:ascii="Consolas" w:eastAsia="Times New Roman" w:hAnsi="Consolas"/>
-          <w:sz w:val="20"/>
-          <w:szCs w:val="20"/>
-        </w:rPr>
-      </w:pPr>
-      <w:r>
-        <w:rPr>
-          <w:rFonts w:ascii="Consolas" w:eastAsia="Times New Roman" w:hAnsi="Consolas" w:cs="Consolas"/>
-          <w:sz w:val="20"/>
-          <w:szCs w:val="20"/>
-        </w:rPr>
-        <w:t># Создание схемы базы данных</w:t>
-      </w:r>
-    </w:p>
-    <w:p>
-      <w:pPr>
-        <w:spacing w:after="0" w:line="240" w:lineRule="auto"/>
-        <w:ind w:left="284"/>
-        <w:contextualSpacing/>
-        <w:rPr>
-          <w:rFonts w:ascii="Consolas" w:eastAsia="Times New Roman" w:hAnsi="Consolas"/>
-          <w:sz w:val="20"/>
-          <w:szCs w:val="20"/>
-          <w:lang w:val="en-US"/>
-        </w:rPr>
-      </w:pPr>
-      <w:r>
-        <w:rPr>
-          <w:rFonts w:ascii="Consolas" w:eastAsia="Times New Roman" w:hAnsi="Consolas" w:cs="Consolas"/>
-          <w:sz w:val="20"/>
-          <w:szCs w:val="20"/>
-          <w:lang w:val="en-US"/>
-        </w:rPr>
-        <w:t>.\scripts\dev.ps1 migrate</w:t>
-      </w:r>
-    </w:p>
-    <w:p>
-      <w:pPr>
-        <w:spacing w:after="0" w:line="240" w:lineRule="auto"/>
-        <w:ind w:left="284"/>
-        <w:contextualSpacing/>
-        <w:rPr>
-          <w:rFonts w:ascii="Consolas" w:eastAsia="Times New Roman" w:hAnsi="Consolas"/>
-          <w:sz w:val="20"/>
-          <w:szCs w:val="20"/>
-          <w:lang w:val="en-US"/>
-        </w:rPr>
-      </w:pPr>
-      <w:r>
-        <w:rPr>
-          <w:rFonts w:ascii="Consolas" w:eastAsia="Times New Roman" w:hAnsi="Consolas" w:cs="Consolas"/>
-          <w:sz w:val="20"/>
-          <w:szCs w:val="20"/>
-          <w:lang w:val="en-US"/>
+        <w:spacing w:before="0" w:after="0" w:line="240" w:lineRule="auto"/>
+        <w:contextualSpacing/>
+        <w:ind w:firstLine="0" w:left="284"/>
+        <w:jc w:val="left"/>
+      </w:pPr>
+      <w:r>
+        <w:rPr>
+          <w:rFonts w:ascii="Consolas" w:hAnsi="Consolas" w:cs="Consolas" w:eastAsia="Consolas"/>
+          <w:sz w:val="20"/>
+          <w:szCs w:val="20"/>
+        </w:rPr>
+        <w:t xml:space="preserve"># Способ 2. То же самое без GNU make (скрипт PowerShell)</w:t>
+      </w:r>
+    </w:p>
+    <w:p>
+      <w:pPr>
+        <w:spacing w:before="0" w:after="0" w:line="240" w:lineRule="auto"/>
+        <w:contextualSpacing/>
+        <w:ind w:firstLine="0" w:left="284"/>
+        <w:jc w:val="left"/>
+      </w:pPr>
+      <w:r>
+        <w:rPr>
+          <w:rFonts w:ascii="Consolas" w:hAnsi="Consolas" w:cs="Consolas" w:eastAsia="Consolas"/>
+          <w:sz w:val="20"/>
+          <w:szCs w:val="20"/>
+        </w:rPr>
+        <w:t xml:space="preserve">.\scripts\dev.ps1 setup</w:t>
+      </w:r>
+    </w:p>
+    <w:p>
+      <w:pPr>
+        <w:spacing w:before="0" w:after="0" w:line="240" w:lineRule="auto"/>
+        <w:contextualSpacing/>
+        <w:ind w:firstLine="0" w:left="284"/>
+        <w:jc w:val="left"/>
+      </w:pPr>
+      <w:r>
+        <w:rPr>
+          <w:rFonts w:ascii="Consolas" w:hAnsi="Consolas" w:cs="Consolas" w:eastAsia="Consolas"/>
+          <w:sz w:val="20"/>
+          <w:szCs w:val="20"/>
+        </w:rPr>
+        <w:t xml:space="preserve">.\scripts\dev.ps1 migrate</w:t>
+      </w:r>
+    </w:p>
+    <w:p>
+      <w:pPr>
+        <w:spacing w:before="0" w:after="0" w:line="240" w:lineRule="auto"/>
+        <w:contextualSpacing/>
+        <w:ind w:firstLine="0" w:left="284"/>
+        <w:jc w:val="left"/>
+      </w:pPr>
+      <w:r>
+        <w:rPr>
+          <w:rFonts w:ascii="Consolas" w:hAnsi="Consolas" w:cs="Consolas" w:eastAsia="Consolas"/>
+          <w:sz w:val="20"/>
+          <w:szCs w:val="20"/>
+        </w:rPr>
+        <w:t xml:space="preserve">.\scripts\dev.ps1 run</w:t>
+      </w:r>
+    </w:p>
+    <w:p>
+      <w:pPr>
+        <w:spacing w:before="0" w:after="0" w:line="240" w:lineRule="auto"/>
+        <w:contextualSpacing/>
+        <w:ind w:firstLine="0" w:left="284"/>
+        <w:jc w:val="left"/>
+      </w:pPr>
+      <w:r>
+        <w:rPr>
+          <w:rFonts w:ascii="Consolas" w:hAnsi="Consolas" w:cs="Consolas" w:eastAsia="Consolas"/>
+          <w:sz w:val="20"/>
+          <w:szCs w:val="20"/>
+        </w:rPr>
+        <w:t xml:space="preserve">.\scripts\dev.ps1 verify</w:t>
+      </w:r>
+    </w:p>
+    <w:p>
+      <w:pPr>
+        <w:spacing w:before="0" w:after="0" w:line="240" w:lineRule="auto"/>
+        <w:contextualSpacing/>
+        <w:ind w:firstLine="0" w:left="284"/>
+        <w:jc w:val="left"/>
+      </w:pPr>
+      <w:r>
+        <w:rPr>
+          <w:rFonts w:ascii="Consolas" w:hAnsi="Consolas" w:cs="Consolas" w:eastAsia="Consolas"/>
+          <w:sz w:val="20"/>
+          <w:szCs w:val="20"/>
         </w:rPr>
         <w:t xml:space="preserve"> </w:t>
       </w:r>
     </w:p>
     <w:p>
       <w:pPr>
-        <w:spacing w:after="0" w:line="240" w:lineRule="auto"/>
-        <w:ind w:left="284"/>
-        <w:contextualSpacing/>
-        <w:rPr>
-          <w:rFonts w:ascii="Consolas" w:eastAsia="Times New Roman" w:hAnsi="Consolas"/>
-          <w:sz w:val="20"/>
-          <w:szCs w:val="20"/>
-          <w:lang w:val="en-US"/>
-        </w:rPr>
-      </w:pPr>
-      <w:r>
-        <w:rPr>
-          <w:rFonts w:ascii="Consolas" w:eastAsia="Times New Roman" w:hAnsi="Consolas" w:cs="Consolas"/>
-          <w:sz w:val="20"/>
-          <w:szCs w:val="20"/>
-          <w:lang w:val="en-US"/>
-        </w:rPr>
-        <w:t xml:space="preserve"># </w:t>
-      </w:r>
-      <w:r>
-        <w:rPr>
-          <w:rFonts w:ascii="Consolas" w:eastAsia="Times New Roman" w:hAnsi="Consolas" w:cs="Consolas"/>
-          <w:sz w:val="20"/>
-          <w:szCs w:val="20"/>
-        </w:rPr>
-        <w:t>Запуск</w:t>
-      </w:r>
-      <w:r>
-        <w:rPr>
-          <w:rFonts w:ascii="Consolas" w:eastAsia="Times New Roman" w:hAnsi="Consolas" w:cs="Consolas"/>
-          <w:sz w:val="20"/>
-          <w:szCs w:val="20"/>
-          <w:lang w:val="en-US"/>
-        </w:rPr>
-        <w:t xml:space="preserve"> </w:t>
-      </w:r>
-      <w:r>
-        <w:rPr>
-          <w:rFonts w:ascii="Consolas" w:eastAsia="Times New Roman" w:hAnsi="Consolas" w:cs="Consolas"/>
-          <w:sz w:val="20"/>
-          <w:szCs w:val="20"/>
-        </w:rPr>
-        <w:t>приложения</w:t>
-      </w:r>
-    </w:p>
-    <w:p>
-      <w:pPr>
-        <w:spacing w:after="0" w:line="240" w:lineRule="auto"/>
-        <w:ind w:left="284"/>
-        <w:contextualSpacing/>
-        <w:rPr>
-          <w:rFonts w:ascii="Consolas" w:eastAsia="Times New Roman" w:hAnsi="Consolas"/>
-          <w:sz w:val="20"/>
-          <w:szCs w:val="20"/>
-          <w:lang w:val="en-US"/>
-        </w:rPr>
-      </w:pPr>
-      <w:r>
-        <w:rPr>
-          <w:rFonts w:ascii="Consolas" w:eastAsia="Times New Roman" w:hAnsi="Consolas" w:cs="Consolas"/>
-          <w:sz w:val="20"/>
-          <w:szCs w:val="20"/>
-          <w:lang w:val="en-US"/>
-        </w:rPr>
-        <w:t>.\scripts\dev.ps1 run        # http://127.0.0.1:8000</w:t>
-      </w:r>
-    </w:p>
-    <w:p>
-      <w:pPr>
-        <w:spacing w:after="0" w:line="240" w:lineRule="auto"/>
-        <w:ind w:left="284"/>
-        <w:contextualSpacing/>
-        <w:rPr>
-          <w:rFonts w:ascii="Consolas" w:eastAsia="Times New Roman" w:hAnsi="Consolas"/>
-          <w:sz w:val="20"/>
-          <w:szCs w:val="20"/>
-          <w:lang w:val="en-US"/>
-        </w:rPr>
-      </w:pPr>
-      <w:r>
-        <w:rPr>
-          <w:rFonts w:ascii="Consolas" w:eastAsia="Times New Roman" w:hAnsi="Consolas" w:cs="Consolas"/>
-          <w:sz w:val="20"/>
-          <w:szCs w:val="20"/>
-          <w:lang w:val="en-US"/>
-        </w:rPr>
-        <w:t xml:space="preserve"> </w:t>
-      </w:r>
-    </w:p>
-    <w:p>
-      <w:pPr>
-        <w:spacing w:after="0" w:line="240" w:lineRule="auto"/>
-        <w:ind w:left="284"/>
-        <w:contextualSpacing/>
-        <w:rPr>
-          <w:rFonts w:ascii="Consolas" w:eastAsia="Times New Roman" w:hAnsi="Consolas"/>
-          <w:sz w:val="20"/>
-          <w:szCs w:val="20"/>
-        </w:rPr>
-      </w:pPr>
-      <w:r>
-        <w:rPr>
-          <w:rFonts w:ascii="Consolas" w:eastAsia="Times New Roman" w:hAnsi="Consolas" w:cs="Consolas"/>
-          <w:sz w:val="20"/>
-          <w:szCs w:val="20"/>
-        </w:rPr>
-        <w:t># Запуск в контейнерах (приложение + PostgreSQL)</w:t>
-      </w:r>
-    </w:p>
-    <w:p>
-      <w:pPr>
-        <w:spacing w:after="0" w:line="240" w:lineRule="auto"/>
-        <w:ind w:left="284"/>
-        <w:contextualSpacing/>
-        <w:rPr>
-          <w:rFonts w:ascii="Consolas" w:eastAsia="Times New Roman" w:hAnsi="Consolas"/>
-          <w:sz w:val="20"/>
-          <w:szCs w:val="20"/>
-          <w:lang w:val="en-US"/>
-        </w:rPr>
-      </w:pPr>
-      <w:r>
-        <w:rPr>
-          <w:rFonts w:ascii="Consolas" w:eastAsia="Times New Roman" w:hAnsi="Consolas" w:cs="Consolas"/>
-          <w:sz w:val="20"/>
-          <w:szCs w:val="20"/>
-          <w:lang w:val="en-US"/>
-        </w:rPr>
-        <w:t>.\scripts\dev.ps1 up</w:t>
-      </w:r>
-    </w:p>
-    <w:p>
-      <w:pPr>
-        <w:spacing w:after="0" w:line="240" w:lineRule="auto"/>
-        <w:ind w:left="284"/>
-        <w:contextualSpacing/>
-        <w:rPr>
-          <w:rFonts w:ascii="Consolas" w:eastAsia="Times New Roman" w:hAnsi="Consolas"/>
-          <w:sz w:val="20"/>
-          <w:szCs w:val="20"/>
-          <w:lang w:val="en-US"/>
-        </w:rPr>
-      </w:pPr>
-      <w:r>
-        <w:rPr>
-          <w:rFonts w:ascii="Consolas" w:eastAsia="Times New Roman" w:hAnsi="Consolas" w:cs="Consolas"/>
-          <w:sz w:val="20"/>
-          <w:szCs w:val="20"/>
-          <w:lang w:val="en-US"/>
-        </w:rPr>
-        <w:t>.\scripts\dev.ps1 container-check</w:t>
+        <w:spacing w:before="0" w:after="0" w:line="240" w:lineRule="auto"/>
+        <w:contextualSpacing/>
+        <w:ind w:firstLine="0" w:left="284"/>
+        <w:jc w:val="left"/>
+      </w:pPr>
+      <w:r>
+        <w:rPr>
+          <w:rFonts w:ascii="Consolas" w:hAnsi="Consolas" w:cs="Consolas" w:eastAsia="Consolas"/>
+          <w:sz w:val="20"/>
+          <w:szCs w:val="20"/>
+        </w:rPr>
+        <w:t xml:space="preserve"># Способ 3. Контейнерное окружение: приложение + PostgreSQL 16</w:t>
+      </w:r>
+    </w:p>
+    <w:p>
+      <w:pPr>
+        <w:spacing w:before="0" w:after="0" w:line="240" w:lineRule="auto"/>
+        <w:contextualSpacing/>
+        <w:ind w:firstLine="0" w:left="284"/>
+        <w:jc w:val="left"/>
+      </w:pPr>
+      <w:r>
+        <w:rPr>
+          <w:rFonts w:ascii="Consolas" w:hAnsi="Consolas" w:cs="Consolas" w:eastAsia="Consolas"/>
+          <w:sz w:val="20"/>
+          <w:szCs w:val="20"/>
+        </w:rPr>
+        <w:t xml:space="preserve">make up                    # или: docker compose up --build -d</w:t>
+      </w:r>
+    </w:p>
+    <w:p>
+      <w:pPr>
+        <w:spacing w:before="0" w:after="0" w:line="240" w:lineRule="auto"/>
+        <w:contextualSpacing/>
+        <w:ind w:firstLine="0" w:left="284"/>
+        <w:jc w:val="left"/>
+      </w:pPr>
+      <w:r>
+        <w:rPr>
+          <w:rFonts w:ascii="Consolas" w:hAnsi="Consolas" w:cs="Consolas" w:eastAsia="Consolas"/>
+          <w:sz w:val="20"/>
+          <w:szCs w:val="20"/>
+        </w:rPr>
+        <w:t xml:space="preserve">docker compose ps          # оба контейнера должны быть healthy</w:t>
+      </w:r>
+    </w:p>
+    <w:p>
+      <w:pPr>
+        <w:spacing w:before="0" w:after="0" w:line="240" w:lineRule="auto"/>
+        <w:contextualSpacing/>
+        <w:ind w:firstLine="0" w:left="284"/>
+        <w:jc w:val="left"/>
+      </w:pPr>
+      <w:r>
+        <w:rPr>
+          <w:rFonts w:ascii="Consolas" w:hAnsi="Consolas" w:cs="Consolas" w:eastAsia="Consolas"/>
+          <w:sz w:val="20"/>
+          <w:szCs w:val="20"/>
+        </w:rPr>
+        <w:t xml:space="preserve">make container-check       # проверка /health</w:t>
+      </w:r>
+    </w:p>
+    <w:p>
+      <w:pPr>
+        <w:spacing w:before="0" w:after="0" w:line="240" w:lineRule="auto"/>
+        <w:contextualSpacing/>
+        <w:ind w:firstLine="0" w:left="284"/>
+        <w:jc w:val="left"/>
+      </w:pPr>
+      <w:r>
+        <w:rPr>
+          <w:rFonts w:ascii="Consolas" w:hAnsi="Consolas" w:cs="Consolas" w:eastAsia="Consolas"/>
+          <w:sz w:val="20"/>
+          <w:szCs w:val="20"/>
+        </w:rPr>
+        <w:t xml:space="preserve">make down                  # остановка</w:t>
+      </w:r>
+    </w:p>
+    <w:p>
+      <w:pPr>
+        <w:spacing w:before="0" w:after="0" w:line="360" w:lineRule="auto"/>
+        <w:contextualSpacing/>
+        <w:ind w:firstLine="709"/>
+        <w:jc w:val="both"/>
+      </w:pPr>
+      <w:r>
+        <w:rPr>
+          <w:rFonts w:ascii="Times New Roman" w:hAnsi="Times New Roman" w:eastAsia="Times New Roman"/>
+          <w:sz w:val="28"/>
+          <w:szCs w:val="28"/>
+        </w:rPr>
+        <w:t xml:space="preserve">Локальный и контейнерный запуски используют один и тот же порт 8000, поэтому одновременно они работать не могут. Локально применяется SQLite, в контейнерах — PostgreSQL 16 с томом для хранения данных. Различие видно по ответу служебного адреса: значение app_env равно local или docker соответственно.</w:t>
       </w:r>
     </w:p>
     <w:p>

--- a/docs/LR1_Popikov_241_372.docx
+++ b/docs/LR1_Popikov_241_372.docx
@@ -579,7 +579,23 @@
           <w:sz w:val="28"/>
           <w:szCs w:val="28"/>
         </w:rPr>
-        <w:t>7. Удалённый Git-репозиторий, README, .gitignore, .env.example, описание API и схема данных</w:t>
+        <w:t xml:space="preserve">8. Удалённый Git-репозиторий, README, .gitignore, .env.example, описание API и схема данных</w:t>
+      </w:r>
+    </w:p>
+    <w:p>
+      <w:pPr>
+        <w:spacing w:before="0" w:after="0" w:line="360" w:lineRule="auto"/>
+        <w:contextualSpacing/>
+        <w:ind w:firstLine="709"/>
+        <w:jc w:val="both"/>
+      </w:pPr>
+      <w:r>
+        <w:rPr>
+          <w:rFonts w:ascii="Times New Roman" w:hAnsi="Times New Roman" w:eastAsia="Times New Roman"/>
+          <w:sz w:val="28"/>
+          <w:szCs w:val="28"/>
+        </w:rPr>
+        <w:t xml:space="preserve">7. Аутентификация и разграничение доступа по ролям</w:t>
       </w:r>
     </w:p>
     <w:p>
@@ -598,244 +614,7 @@
           <w:sz w:val="28"/>
           <w:szCs w:val="28"/>
         </w:rPr>
-        <w:t>8. Выполнение функции через задачу, ветку, коммиты, запрос на слияние и проверку</w:t>
-      </w:r>
-    </w:p>
-    <w:p>
-      <w:pPr>
-        <w:spacing w:after="0" w:line="300" w:lineRule="auto"/>
-        <w:contextualSpacing/>
-        <w:rPr>
-          <w:rFonts w:eastAsia="Times New Roman"/>
-          <w:sz w:val="28"/>
-          <w:szCs w:val="28"/>
-        </w:rPr>
-      </w:pPr>
-      <w:r>
-        <w:rPr>
-          <w:rFonts w:eastAsia="Times New Roman"/>
-          <w:sz w:val="28"/>
-          <w:szCs w:val="28"/>
-        </w:rPr>
-        <w:t>9. Моделирование и разрешение конфликта слияния</w:t>
-      </w:r>
-    </w:p>
-    <w:p>
-      <w:pPr>
-        <w:spacing w:after="0" w:line="300" w:lineRule="auto"/>
-        <w:contextualSpacing/>
-        <w:rPr>
-          <w:rFonts w:eastAsia="Times New Roman"/>
-          <w:sz w:val="28"/>
-          <w:szCs w:val="28"/>
-        </w:rPr>
-      </w:pPr>
-      <w:r>
-        <w:rPr>
-          <w:rFonts w:eastAsia="Times New Roman"/>
-          <w:sz w:val="28"/>
-          <w:szCs w:val="28"/>
-        </w:rPr>
-        <w:t>10. Тег первой версии v0.1.0</w:t>
-      </w:r>
-    </w:p>
-    <w:p>
-      <w:pPr>
-        <w:spacing w:after="0" w:line="300" w:lineRule="auto"/>
-        <w:contextualSpacing/>
-        <w:rPr>
-          <w:rFonts w:eastAsia="Times New Roman"/>
-          <w:sz w:val="28"/>
-          <w:szCs w:val="28"/>
-        </w:rPr>
-      </w:pPr>
-      <w:r>
-        <w:rPr>
-          <w:rFonts w:eastAsia="Times New Roman"/>
-          <w:sz w:val="28"/>
-          <w:szCs w:val="28"/>
-        </w:rPr>
-        <w:t>11. Правила внесения изменений: проверки, запреты, порядок приёмки</w:t>
-      </w:r>
-    </w:p>
-    <w:p>
-      <w:pPr>
-        <w:spacing w:after="0" w:line="300" w:lineRule="auto"/>
-        <w:contextualSpacing/>
-        <w:rPr>
-          <w:rFonts w:eastAsia="Times New Roman"/>
-          <w:sz w:val="28"/>
-          <w:szCs w:val="28"/>
-        </w:rPr>
-      </w:pPr>
-      <w:r>
-        <w:rPr>
-          <w:rFonts w:eastAsia="Times New Roman"/>
-          <w:sz w:val="28"/>
-          <w:szCs w:val="28"/>
-        </w:rPr>
-        <w:t>Заключение</w:t>
-      </w:r>
-    </w:p>
-    <w:p>
-      <w:pPr>
-        <w:spacing w:after="0" w:line="300" w:lineRule="auto"/>
-        <w:contextualSpacing/>
-        <w:rPr>
-          <w:rFonts w:eastAsia="Times New Roman"/>
-          <w:sz w:val="28"/>
-          <w:szCs w:val="28"/>
-        </w:rPr>
-      </w:pPr>
-      <w:r>
-        <w:rPr>
-          <w:rFonts w:eastAsia="Times New Roman"/>
-          <w:sz w:val="28"/>
-          <w:szCs w:val="28"/>
-        </w:rPr>
-        <w:t>Список использованных источников</w:t>
-      </w:r>
-    </w:p>
-    <w:p>
-      <w:pPr>
-        <w:rPr>
-          <w:rFonts w:eastAsia="Times New Roman"/>
-          <w:sz w:val="28"/>
-          <w:szCs w:val="28"/>
-        </w:rPr>
-      </w:pPr>
-      <w:r>
-        <w:rPr>
-          <w:rFonts w:eastAsia="Times New Roman"/>
-          <w:sz w:val="28"/>
-          <w:szCs w:val="28"/>
-        </w:rPr>
-        <w:br w:type="page"/>
-      </w:r>
-    </w:p>
-    <w:p>
-      <w:pPr>
-        <w:keepNext/>
-        <w:spacing w:after="120" w:line="360" w:lineRule="auto"/>
-        <w:contextualSpacing/>
-        <w:jc w:val="center"/>
-        <w:rPr>
-          <w:rFonts w:eastAsia="Times New Roman"/>
-          <w:b/>
-          <w:sz w:val="32"/>
-          <w:szCs w:val="32"/>
-        </w:rPr>
-      </w:pPr>
-      <w:r>
-        <w:rPr>
-          <w:rFonts w:eastAsia="Times New Roman"/>
-          <w:b/>
-          <w:sz w:val="32"/>
-          <w:szCs w:val="32"/>
-        </w:rPr>
-        <w:lastRenderedPageBreak/>
-        <w:t>Введение</w:t>
-      </w:r>
-    </w:p>
-    <w:p>
-      <w:pPr>
-        <w:spacing w:after="0" w:line="360" w:lineRule="auto"/>
-        <w:ind w:firstLine="709"/>
-        <w:contextualSpacing/>
-        <w:jc w:val="both"/>
-        <w:rPr>
-          <w:rFonts w:eastAsia="Times New Roman"/>
-          <w:sz w:val="28"/>
-          <w:szCs w:val="28"/>
-        </w:rPr>
-      </w:pPr>
-      <w:r>
-        <w:rPr>
-          <w:rFonts w:eastAsia="Times New Roman"/>
-          <w:sz w:val="28"/>
-          <w:szCs w:val="28"/>
-        </w:rPr>
-        <w:t>В течение семестра команда разрабатывает и сопровождает собственное приложение. Оценивается не только работоспособность исходного кода, но и автоматизация процесса, в рамках которого изменение создаётся, проверяется, собирается, доставляется и эксплуатируется.</w:t>
-      </w:r>
-    </w:p>
-    <w:p>
-      <w:pPr>
-        <w:spacing w:after="0" w:line="360" w:lineRule="auto"/>
-        <w:ind w:firstLine="709"/>
-        <w:contextualSpacing/>
-        <w:jc w:val="both"/>
-        <w:rPr>
-          <w:rFonts w:eastAsia="Times New Roman"/>
-          <w:sz w:val="28"/>
-          <w:szCs w:val="28"/>
-        </w:rPr>
-      </w:pPr>
-      <w:r>
-        <w:rPr>
-          <w:rFonts w:eastAsia="Times New Roman"/>
-          <w:sz w:val="28"/>
-          <w:szCs w:val="28"/>
-        </w:rPr>
-        <w:t>Лабораторная работа №1 «Сквозной проект и Git-процесс» задаёт основу этого процесса: выбор предметной области, формулирование требований, создание работающего приложения с HTTP API и реляционной базой данных, организацию Git-процесса и фиксацию единых правил внесения и приёмки изменений.</w:t>
-      </w:r>
-    </w:p>
-    <w:p>
-      <w:pPr>
-        <w:spacing w:after="0" w:line="360" w:lineRule="auto"/>
-        <w:ind w:firstLine="709"/>
-        <w:contextualSpacing/>
-        <w:jc w:val="both"/>
-        <w:rPr>
-          <w:rFonts w:eastAsia="Times New Roman"/>
-          <w:sz w:val="28"/>
-          <w:szCs w:val="28"/>
-        </w:rPr>
-      </w:pPr>
-      <w:r>
-        <w:rPr>
-          <w:rFonts w:eastAsia="Times New Roman"/>
-          <w:sz w:val="28"/>
-          <w:szCs w:val="28"/>
-        </w:rPr>
-        <w:t>Предметная область проекта — организация конференции. Разработанная система «Конференция» обеспечивает учёт участников конференции, приглашений, заявок, оргвзносов, тезисов и потребности в гостинице. Система ориентирована на оргкомитет конференции и пригодна для формирования очередей рассылки и отчётности.</w:t>
-      </w:r>
-    </w:p>
-    <w:p>
-      <w:pPr>
-        <w:spacing w:after="0" w:line="360" w:lineRule="auto"/>
-        <w:ind w:firstLine="709"/>
-        <w:contextualSpacing/>
-        <w:jc w:val="both"/>
-        <w:rPr>
-          <w:rFonts w:eastAsia="Times New Roman"/>
-          <w:sz w:val="28"/>
-          <w:szCs w:val="28"/>
-        </w:rPr>
-      </w:pPr>
-      <w:r>
-        <w:rPr>
-          <w:rFonts w:eastAsia="Times New Roman"/>
-          <w:sz w:val="28"/>
-          <w:szCs w:val="28"/>
-        </w:rPr>
-        <w:t>В отчёте последовательно описано выполнение всех одиннадцати заданий лабораторной работы. По каждому заданию указано, что именно сделано, какие файлы проекта это реализуют, какие команды выполнялись и какие результаты получены. В местах, где по логике изложения требуются подтверждающие материалы, приведены врезки «Рисунок N» с точным указанием, что следует сфотографировать, где это находится и что должно быть видно на снимке.</w:t>
-      </w:r>
-    </w:p>
-    <w:p>
-      <w:pPr>
-        <w:rPr>
-          <w:rFonts w:eastAsia="Times New Roman"/>
-          <w:sz w:val="28"/>
-          <w:szCs w:val="28"/>
-        </w:rPr>
-      </w:pPr>
-      <w:r>
-        <w:rPr>
-          <w:rFonts w:eastAsia="Times New Roman"/>
-          <w:sz w:val="28"/>
-          <w:szCs w:val="28"/>
-        </w:rPr>
-        <w:br w:type="page"/>
+        <w:t xml:space="preserve">9. Выполнение функции через задачу, ветку, коммиты, запрос на слияние и проверку</w:t>
       </w:r>
     </w:p>
     <w:p>
@@ -5209,7 +4988,7 @@
               <w:rPr>
                 <w:rFonts w:eastAsia="Times New Roman"/>
               </w:rPr>
-              <w:t>58 автоматических тестов</w:t>
+              <w:t>85 автоматических тестов</w:t>
             </w:r>
           </w:p>
         </w:tc>
@@ -6226,7 +6005,7 @@
           <w:sz w:val="20"/>
           <w:szCs w:val="20"/>
         </w:rPr>
-        <w:t xml:space="preserve">make verify         # 58 тестов, анализ, форматирование, дымовая проверка</w:t>
+        <w:t xml:space="preserve">make verify         # 85 тестов, анализ, форматирование, дымовая проверка</w:t>
       </w:r>
     </w:p>
     <w:p>
@@ -9006,7 +8785,7 @@
           <w:sz w:val="28"/>
           <w:szCs w:val="28"/>
         </w:rPr>
-        <w:t>Работоспособность подтверждена автоматическими тестами (58 тестов, все проходят), скриптом дымовой проверки и ручной проверкой в браузере. Дымовая проверка запускает приложение и последовательно обращается к адресам /health, /version, /, /openapi.json и /api/v1/conferences.</w:t>
+        <w:t>Работоспособность подтверждена автоматическими тестами (85 тестов, все проходят), скриптом дымовой проверки и ручной проверкой в браузере. Дымовая проверка запускает приложение и последовательно обращается к адресам /health, /version, /, /openapi.json и /api/v1/conferences.</w:t>
       </w:r>
     </w:p>
     <w:p>
@@ -9072,7 +8851,7 @@
           <w:szCs w:val="20"/>
           <w:lang w:val="en-US"/>
         </w:rPr>
-        <w:t>58 passed</w:t>
+        <w:t>85 passed</w:t>
       </w:r>
     </w:p>
     <w:p>
@@ -9411,7 +9190,7 @@
               <w:rPr>
                 <w:rFonts w:eastAsia="Times New Roman"/>
               </w:rPr>
-              <w:t>Строки «All checks passed!», «32 files already formatted», «58 passed», перечень проверенных адресов и итоговую строку «Все проверки пройдены».</w:t>
+              <w:t>Строки «All checks passed!», «32 files already formatted», «85 passed», перечень проверенных адресов и итоговую строку «Все проверки пройдены».</w:t>
             </w:r>
           </w:p>
         </w:tc>
@@ -10726,6 +10505,186 @@
           </w:p>
         </w:tc>
       </w:tr>
+      <w:tr>
+        <w:tc>
+          <w:tcPr>
+            <w:tcW w:w="1700" w:type="dxa"/>
+            <w:vAlign w:val="center"/>
+          </w:tcPr>
+          <w:p>
+            <w:pPr>
+              <w:spacing w:before="0" w:after="0" w:line="240" w:lineRule="auto"/>
+              <w:contextualSpacing/>
+              <w:ind w:firstLine="0"/>
+              <w:jc w:val="left"/>
+            </w:pPr>
+            <w:r>
+              <w:rPr>
+                <w:rFonts w:ascii="Times New Roman" w:hAnsi="Times New Roman" w:eastAsia="Times New Roman"/>
+                <w:sz w:val="24"/>
+                <w:szCs w:val="24"/>
+              </w:rPr>
+              <w:t xml:space="preserve">Учётная запись</w:t>
+            </w:r>
+          </w:p>
+        </w:tc>
+        <w:tc>
+          <w:tcPr>
+            <w:tcW w:w="1800" w:type="dxa"/>
+            <w:vAlign w:val="center"/>
+          </w:tcPr>
+          <w:p>
+            <w:pPr>
+              <w:spacing w:before="0" w:after="0" w:line="240" w:lineRule="auto"/>
+              <w:contextualSpacing/>
+              <w:ind w:firstLine="0"/>
+              <w:jc w:val="left"/>
+            </w:pPr>
+            <w:r>
+              <w:rPr>
+                <w:rFonts w:ascii="Times New Roman" w:hAnsi="Times New Roman" w:eastAsia="Times New Roman"/>
+                <w:sz w:val="24"/>
+                <w:szCs w:val="24"/>
+              </w:rPr>
+              <w:t xml:space="preserve">users</w:t>
+            </w:r>
+          </w:p>
+        </w:tc>
+        <w:tc>
+          <w:tcPr>
+            <w:tcW w:w="3300" w:type="dxa"/>
+            <w:vAlign w:val="center"/>
+          </w:tcPr>
+          <w:p>
+            <w:pPr>
+              <w:spacing w:before="0" w:after="0" w:line="240" w:lineRule="auto"/>
+              <w:contextualSpacing/>
+              <w:ind w:firstLine="0"/>
+              <w:jc w:val="left"/>
+            </w:pPr>
+            <w:r>
+              <w:rPr>
+                <w:rFonts w:ascii="Times New Roman" w:hAnsi="Times New Roman" w:eastAsia="Times New Roman"/>
+                <w:sz w:val="24"/>
+                <w:szCs w:val="24"/>
+              </w:rPr>
+              <w:t xml:space="preserve">адрес для входа, ФИО, роль, хеш пароля, связанный участник, признак активности</w:t>
+            </w:r>
+          </w:p>
+        </w:tc>
+        <w:tc>
+          <w:tcPr>
+            <w:tcW w:w="2200" w:type="dxa"/>
+            <w:vAlign w:val="center"/>
+          </w:tcPr>
+          <w:p>
+            <w:pPr>
+              <w:spacing w:before="0" w:after="0" w:line="240" w:lineRule="auto"/>
+              <w:contextualSpacing/>
+              <w:ind w:firstLine="0"/>
+              <w:jc w:val="left"/>
+            </w:pPr>
+            <w:r>
+              <w:rPr>
+                <w:rFonts w:ascii="Times New Roman" w:hAnsi="Times New Roman" w:eastAsia="Times New Roman"/>
+                <w:sz w:val="24"/>
+                <w:szCs w:val="24"/>
+              </w:rPr>
+              <w:t xml:space="preserve">1:1 с участником; 1:N с сессиями</w:t>
+            </w:r>
+          </w:p>
+        </w:tc>
+      </w:tr>
+      <w:tr>
+        <w:tc>
+          <w:tcPr>
+            <w:tcW w:w="1700" w:type="dxa"/>
+            <w:vAlign w:val="center"/>
+          </w:tcPr>
+          <w:p>
+            <w:pPr>
+              <w:spacing w:before="0" w:after="0" w:line="240" w:lineRule="auto"/>
+              <w:contextualSpacing/>
+              <w:ind w:firstLine="0"/>
+              <w:jc w:val="left"/>
+            </w:pPr>
+            <w:r>
+              <w:rPr>
+                <w:rFonts w:ascii="Times New Roman" w:hAnsi="Times New Roman" w:eastAsia="Times New Roman"/>
+                <w:sz w:val="24"/>
+                <w:szCs w:val="24"/>
+              </w:rPr>
+              <w:t xml:space="preserve">Сессия входа</w:t>
+            </w:r>
+          </w:p>
+        </w:tc>
+        <w:tc>
+          <w:tcPr>
+            <w:tcW w:w="1800" w:type="dxa"/>
+            <w:vAlign w:val="center"/>
+          </w:tcPr>
+          <w:p>
+            <w:pPr>
+              <w:spacing w:before="0" w:after="0" w:line="240" w:lineRule="auto"/>
+              <w:contextualSpacing/>
+              <w:ind w:firstLine="0"/>
+              <w:jc w:val="left"/>
+            </w:pPr>
+            <w:r>
+              <w:rPr>
+                <w:rFonts w:ascii="Times New Roman" w:hAnsi="Times New Roman" w:eastAsia="Times New Roman"/>
+                <w:sz w:val="24"/>
+                <w:szCs w:val="24"/>
+              </w:rPr>
+              <w:t xml:space="preserve">sessions</w:t>
+            </w:r>
+          </w:p>
+        </w:tc>
+        <w:tc>
+          <w:tcPr>
+            <w:tcW w:w="3300" w:type="dxa"/>
+            <w:vAlign w:val="center"/>
+          </w:tcPr>
+          <w:p>
+            <w:pPr>
+              <w:spacing w:before="0" w:after="0" w:line="240" w:lineRule="auto"/>
+              <w:contextualSpacing/>
+              <w:ind w:firstLine="0"/>
+              <w:jc w:val="left"/>
+            </w:pPr>
+            <w:r>
+              <w:rPr>
+                <w:rFonts w:ascii="Times New Roman" w:hAnsi="Times New Roman" w:eastAsia="Times New Roman"/>
+                <w:sz w:val="24"/>
+                <w:szCs w:val="24"/>
+              </w:rPr>
+              <w:t xml:space="preserve">идентификатор сессии, пользователь, среда, время создания и срок действия</w:t>
+            </w:r>
+          </w:p>
+        </w:tc>
+        <w:tc>
+          <w:tcPr>
+            <w:tcW w:w="2200" w:type="dxa"/>
+            <w:vAlign w:val="center"/>
+          </w:tcPr>
+          <w:p>
+            <w:pPr>
+              <w:spacing w:before="0" w:after="0" w:line="240" w:lineRule="auto"/>
+              <w:contextualSpacing/>
+              <w:ind w:firstLine="0"/>
+              <w:jc w:val="left"/>
+            </w:pPr>
+            <w:r>
+              <w:rPr>
+                <w:rFonts w:ascii="Times New Roman" w:hAnsi="Times New Roman" w:eastAsia="Times New Roman"/>
+                <w:sz w:val="24"/>
+                <w:szCs w:val="24"/>
+              </w:rPr>
+              <w:t xml:space="preserve">N:1 с учётной записью</w:t>
+            </w:r>
+          </w:p>
+        </w:tc>
+      </w:tr>
     </w:tbl>
     <w:p>
       <w:pPr>
@@ -13076,7 +13035,7 @@
               <w:rPr>
                 <w:rFonts w:eastAsia="Times New Roman"/>
               </w:rPr>
-              <w:t>Итоговую строку вида «58 passed» — то есть все тесты, включая тесты правил предметной области, проходят.</w:t>
+              <w:t>Итоговую строку вида «85 passed» — то есть все тесты, включая тесты правил предметной области, проходят.</w:t>
             </w:r>
           </w:p>
         </w:tc>
@@ -16697,26 +16656,1193 @@
       <w:pPr>
         <w:keepNext/>
         <w:spacing w:before="240" w:after="120" w:line="360" w:lineRule="auto"/>
+        <w:contextualSpacing/>
         <w:ind w:firstLine="709"/>
-        <w:contextualSpacing/>
-        <w:rPr>
-          <w:rFonts w:eastAsia="Times New Roman"/>
+        <w:jc w:val="left"/>
+      </w:pPr>
+      <w:r>
+        <w:rPr>
+          <w:rFonts w:ascii="Times New Roman" w:hAnsi="Times New Roman" w:eastAsia="Times New Roman"/>
           <w:b/>
           <w:sz w:val="30"/>
           <w:szCs w:val="30"/>
         </w:rPr>
-      </w:pPr>
-      <w:r>
+        <w:t xml:space="preserve">7. Аутентификация и разграничение доступа по ролям</w:t>
+      </w:r>
+    </w:p>
+    <w:p>
+      <w:pPr>
+        <w:spacing w:before="0" w:after="0" w:line="360" w:lineRule="auto"/>
+        <w:contextualSpacing/>
+        <w:ind w:firstLine="709"/>
+        <w:jc w:val="both"/>
+      </w:pPr>
+      <w:r>
+        <w:rPr>
+          <w:rFonts w:ascii="Times New Roman" w:hAnsi="Times New Roman" w:eastAsia="Times New Roman"/>
+          <w:sz w:val="28"/>
+          <w:szCs w:val="28"/>
+        </w:rPr>
+        <w:t xml:space="preserve">Формулировка требования: доступ к приложению должен быть разграничен по категориям пользователей — организатор, участник, докладчик и рецензент — так, чтобы каждый работал только со своими возможностями и данными.</w:t>
+      </w:r>
+    </w:p>
+    <w:p>
+      <w:pPr>
+        <w:spacing w:before="0" w:after="0" w:line="360" w:lineRule="auto"/>
+        <w:contextualSpacing/>
+        <w:ind w:firstLine="709"/>
+        <w:jc w:val="both"/>
+      </w:pPr>
+      <w:r>
+        <w:rPr>
+          <w:rFonts w:ascii="Times New Roman" w:hAnsi="Times New Roman" w:eastAsia="Times New Roman"/>
+          <w:b/>
+          <w:sz w:val="28"/>
+          <w:szCs w:val="28"/>
+        </w:rPr>
+        <w:t xml:space="preserve">7.1. Исходная проблема. </w:t>
+      </w:r>
+      <w:r>
+        <w:rPr>
+          <w:rFonts w:ascii="Times New Roman" w:hAnsi="Times New Roman" w:eastAsia="Times New Roman"/>
+          <w:sz w:val="28"/>
+          <w:szCs w:val="28"/>
+        </w:rPr>
+        <w:t xml:space="preserve">Первоначально приложение было полностью открытым: любой, кто открывал адрес сервиса, получал интерфейс организатора с полным доступом ко всем разделам. Это не соответствовало описанным в техническом задании категориям пользователей, поэтому функциональность была доработана.</w:t>
+      </w:r>
+    </w:p>
+    <w:p>
+      <w:pPr>
+        <w:spacing w:before="0" w:after="0" w:line="360" w:lineRule="auto"/>
+        <w:contextualSpacing/>
+        <w:ind w:firstLine="709"/>
+        <w:jc w:val="both"/>
+      </w:pPr>
+      <w:r>
+        <w:rPr>
+          <w:rFonts w:ascii="Times New Roman" w:hAnsi="Times New Roman" w:eastAsia="Times New Roman"/>
+          <w:b/>
+          <w:sz w:val="28"/>
+          <w:szCs w:val="28"/>
+        </w:rPr>
+        <w:t xml:space="preserve">7.2. Что реализовано. </w:t>
+      </w:r>
+      <w:r>
+        <w:rPr>
+          <w:rFonts w:ascii="Times New Roman" w:hAnsi="Times New Roman" w:eastAsia="Times New Roman"/>
+          <w:sz w:val="28"/>
+          <w:szCs w:val="28"/>
+        </w:rPr>
+        <w:t xml:space="preserve">Добавлена аутентификация и разграничение доступа:</w:t>
+      </w:r>
+    </w:p>
+    <w:p>
+      <w:pPr>
+        <w:spacing w:before="0" w:after="0" w:line="360" w:lineRule="auto"/>
+        <w:contextualSpacing/>
+        <w:ind w:firstLine="709"/>
+        <w:jc w:val="both"/>
+      </w:pPr>
+      <w:r>
+        <w:rPr>
+          <w:rFonts w:ascii="Times New Roman" w:hAnsi="Times New Roman" w:eastAsia="Times New Roman"/>
+          <w:sz w:val="28"/>
+          <w:szCs w:val="28"/>
+        </w:rPr>
+        <w:t xml:space="preserve">— вход в систему по адресу электронной почты и паролю с созданием сессии; при неверных данных выдаётся одинаковое сообщение, чтобы нельзя было выяснить, какие адреса зарегистрированы;</w:t>
+      </w:r>
+    </w:p>
+    <w:p>
+      <w:pPr>
+        <w:spacing w:before="0" w:after="0" w:line="360" w:lineRule="auto"/>
+        <w:contextualSpacing/>
+        <w:ind w:firstLine="709"/>
+        <w:jc w:val="both"/>
+      </w:pPr>
+      <w:r>
+        <w:rPr>
+          <w:rFonts w:ascii="Times New Roman" w:hAnsi="Times New Roman" w:eastAsia="Times New Roman"/>
+          <w:sz w:val="28"/>
+          <w:szCs w:val="28"/>
+        </w:rPr>
+        <w:t xml:space="preserve">— хранение паролей только в виде хеша PBKDF2-HMAC-SHA256 (200 000 итераций, случайная соль для каждой учётной записи); открытый пароль не сохраняется в базе данных и не выводится в журналы;</w:t>
+      </w:r>
+    </w:p>
+    <w:p>
+      <w:pPr>
+        <w:spacing w:before="0" w:after="0" w:line="360" w:lineRule="auto"/>
+        <w:contextualSpacing/>
+        <w:ind w:firstLine="709"/>
+        <w:jc w:val="both"/>
+      </w:pPr>
+      <w:r>
+        <w:rPr>
+          <w:rFonts w:ascii="Times New Roman" w:hAnsi="Times New Roman" w:eastAsia="Times New Roman"/>
+          <w:sz w:val="28"/>
+          <w:szCs w:val="28"/>
+        </w:rPr>
+        <w:t xml:space="preserve">— сессия со сроком действия 12 часов, которая передаётся в cookie conference_session с признаками HttpOnly и SameSite и удаляется при выходе из системы;</w:t>
+      </w:r>
+    </w:p>
+    <w:p>
+      <w:pPr>
+        <w:spacing w:before="0" w:after="0" w:line="360" w:lineRule="auto"/>
+        <w:contextualSpacing/>
+        <w:ind w:firstLine="709"/>
+        <w:jc w:val="both"/>
+      </w:pPr>
+      <w:r>
+        <w:rPr>
+          <w:rFonts w:ascii="Times New Roman" w:hAnsi="Times New Roman" w:eastAsia="Times New Roman"/>
+          <w:sz w:val="28"/>
+          <w:szCs w:val="28"/>
+        </w:rPr>
+        <w:t xml:space="preserve">— таблица прав: каждая роль имеет строго определённый перечень разрешённых действий; права проверяются на сервере для каждого запроса к интерфейсу прикладного программирования;</w:t>
+      </w:r>
+    </w:p>
+    <w:p>
+      <w:pPr>
+        <w:spacing w:before="0" w:after="0" w:line="360" w:lineRule="auto"/>
+        <w:contextualSpacing/>
+        <w:ind w:firstLine="709"/>
+        <w:jc w:val="both"/>
+      </w:pPr>
+      <w:r>
+        <w:rPr>
+          <w:rFonts w:ascii="Times New Roman" w:hAnsi="Times New Roman" w:eastAsia="Times New Roman"/>
+          <w:sz w:val="28"/>
+          <w:szCs w:val="28"/>
+        </w:rPr>
+        <w:t xml:space="preserve">— участник и докладчик работают только со своими данными: их заявки, оргвзносы, приглашения, тезисы и брони гостиницы отбираются по связанной учётной записи, а попытка обратиться к чужим данным отклоняется с кодом ответа 403;</w:t>
+      </w:r>
+    </w:p>
+    <w:p>
+      <w:pPr>
+        <w:spacing w:before="0" w:after="0" w:line="360" w:lineRule="auto"/>
+        <w:contextualSpacing/>
+        <w:ind w:firstLine="709"/>
+        <w:jc w:val="both"/>
+      </w:pPr>
+      <w:r>
+        <w:rPr>
+          <w:rFonts w:ascii="Times New Roman" w:hAnsi="Times New Roman" w:eastAsia="Times New Roman"/>
+          <w:sz w:val="28"/>
+          <w:szCs w:val="28"/>
+        </w:rPr>
+        <w:t xml:space="preserve">— организатор сохраняет полный доступ: конференции, секции, реестр участников, решения по заявкам, оргвзносы, рассылка приглашений, брони гостиницы и отчёты;</w:t>
+      </w:r>
+    </w:p>
+    <w:p>
+      <w:pPr>
+        <w:spacing w:before="0" w:after="0" w:line="360" w:lineRule="auto"/>
+        <w:contextualSpacing/>
+        <w:ind w:firstLine="709"/>
+        <w:jc w:val="both"/>
+      </w:pPr>
+      <w:r>
+        <w:rPr>
+          <w:rFonts w:ascii="Times New Roman" w:hAnsi="Times New Roman" w:eastAsia="Times New Roman"/>
+          <w:sz w:val="28"/>
+          <w:szCs w:val="28"/>
+        </w:rPr>
+        <w:t xml:space="preserve">— рецензент получает доступ только к тезисам, поданным на рецензию, и выставляет оценку с комментарием;</w:t>
+      </w:r>
+    </w:p>
+    <w:p>
+      <w:pPr>
+        <w:spacing w:before="0" w:after="0" w:line="360" w:lineRule="auto"/>
+        <w:contextualSpacing/>
+        <w:ind w:firstLine="709"/>
+        <w:jc w:val="both"/>
+      </w:pPr>
+      <w:r>
+        <w:rPr>
+          <w:rFonts w:ascii="Times New Roman" w:hAnsi="Times New Roman" w:eastAsia="Times New Roman"/>
+          <w:sz w:val="28"/>
+          <w:szCs w:val="28"/>
+        </w:rPr>
+        <w:t xml:space="preserve">— веб-интерфейс формирует состав вкладок по роли пользователя, поэтому участник не видит разделов организатора, а организатор — лишних для него ограничений.</w:t>
+      </w:r>
+    </w:p>
+    <w:p>
+      <w:pPr>
+        <w:spacing w:before="0" w:after="0" w:line="360" w:lineRule="auto"/>
+        <w:contextualSpacing/>
+        <w:ind w:firstLine="709"/>
+        <w:jc w:val="both"/>
+      </w:pPr>
+      <w:r>
+        <w:rPr>
+          <w:rFonts w:ascii="Times New Roman" w:hAnsi="Times New Roman" w:eastAsia="Times New Roman"/>
+          <w:b/>
+          <w:sz w:val="28"/>
+          <w:szCs w:val="28"/>
+        </w:rPr>
+        <w:t xml:space="preserve">7.3. Роли и их возможности. </w:t>
+      </w:r>
+      <w:r>
+        <w:rPr>
+          <w:rFonts w:ascii="Times New Roman" w:hAnsi="Times New Roman" w:eastAsia="Times New Roman"/>
+          <w:sz w:val="28"/>
+          <w:szCs w:val="28"/>
+        </w:rPr>
+        <w:t xml:space="preserve">Разграничение доступа реализовано следующим образом:</w:t>
+      </w:r>
+    </w:p>
+    <w:p>
+      <w:pPr>
+        <w:spacing w:before="0" w:after="0" w:line="360" w:lineRule="auto"/>
+        <w:contextualSpacing/>
+        <w:ind w:firstLine="709"/>
+        <w:jc w:val="both"/>
+      </w:pPr>
+      <w:r>
+        <w:rPr>
+          <w:rFonts w:ascii="Times New Roman" w:hAnsi="Times New Roman" w:eastAsia="Times New Roman"/>
+          <w:sz w:val="28"/>
+          <w:szCs w:val="28"/>
+        </w:rPr>
+        <w:t xml:space="preserve">— организатор (администратор): управляет конференциями и секциями, участниками, принимает решения по заявкам, контролирует оргвзносы, рассылает приглашения, подтверждает брони гостиницы, формирует отчёты;</w:t>
+      </w:r>
+    </w:p>
+    <w:p>
+      <w:pPr>
+        <w:spacing w:before="0" w:after="0" w:line="360" w:lineRule="auto"/>
+        <w:contextualSpacing/>
+        <w:ind w:firstLine="709"/>
+        <w:jc w:val="both"/>
+      </w:pPr>
+      <w:r>
+        <w:rPr>
+          <w:rFonts w:ascii="Times New Roman" w:hAnsi="Times New Roman" w:eastAsia="Times New Roman"/>
+          <w:sz w:val="28"/>
+          <w:szCs w:val="28"/>
+        </w:rPr>
+        <w:t xml:space="preserve">— участник (слушатель): подаёт заявку, указывает потребность в гостинице, оплачивает оргвзнос, просматривает адресованные ему приглашения;</w:t>
+      </w:r>
+    </w:p>
+    <w:p>
+      <w:pPr>
+        <w:spacing w:before="0" w:after="0" w:line="360" w:lineRule="auto"/>
+        <w:contextualSpacing/>
+        <w:ind w:firstLine="709"/>
+        <w:jc w:val="both"/>
+      </w:pPr>
+      <w:r>
+        <w:rPr>
+          <w:rFonts w:ascii="Times New Roman" w:hAnsi="Times New Roman" w:eastAsia="Times New Roman"/>
+          <w:sz w:val="28"/>
+          <w:szCs w:val="28"/>
+        </w:rPr>
+        <w:t xml:space="preserve">— докладчик: обладает возможностями участника и дополнительно подаёт тезисы доклада по своей принятой заявке;</w:t>
+      </w:r>
+    </w:p>
+    <w:p>
+      <w:pPr>
+        <w:spacing w:before="0" w:after="0" w:line="360" w:lineRule="auto"/>
+        <w:contextualSpacing/>
+        <w:ind w:firstLine="709"/>
+        <w:jc w:val="both"/>
+      </w:pPr>
+      <w:r>
+        <w:rPr>
+          <w:rFonts w:ascii="Times New Roman" w:hAnsi="Times New Roman" w:eastAsia="Times New Roman"/>
+          <w:sz w:val="28"/>
+          <w:szCs w:val="28"/>
+        </w:rPr>
+        <w:t xml:space="preserve">— рецензент: получает тезисы на рецензию, выставляет оценку по десятибалльной шкале и оставляет комментарий.</w:t>
+      </w:r>
+    </w:p>
+    <w:p>
+      <w:pPr>
+        <w:spacing w:before="0" w:after="0" w:line="360" w:lineRule="auto"/>
+        <w:contextualSpacing/>
+        <w:ind w:firstLine="709"/>
+        <w:jc w:val="both"/>
+      </w:pPr>
+      <w:r>
+        <w:rPr>
+          <w:rFonts w:ascii="Times New Roman" w:hAnsi="Times New Roman" w:eastAsia="Times New Roman"/>
+          <w:b/>
+          <w:sz w:val="28"/>
+          <w:szCs w:val="28"/>
+        </w:rPr>
+        <w:t xml:space="preserve">7.4. Служебные адреса и обработка ошибок. </w:t>
+      </w:r>
+      <w:r>
+        <w:rPr>
+          <w:rFonts w:ascii="Times New Roman" w:hAnsi="Times New Roman" w:eastAsia="Times New Roman"/>
+          <w:sz w:val="28"/>
+          <w:szCs w:val="28"/>
+        </w:rPr>
+        <w:t xml:space="preserve">Без входа остаются доступными только служебные адреса проверки работоспособности и сама операция входа: это необходимо, чтобы сервис можно было проверить до авторизации. Любой другой запрос без сессии возвращает код ответа 401 с признаком unauthorized, а запрос с недостаточными правами — код 403 с признаком forbidden и указанием роли и требуемого права.</w:t>
+      </w:r>
+    </w:p>
+    <w:p>
+      <w:pPr>
+        <w:spacing w:before="0" w:after="0" w:line="360" w:lineRule="auto"/>
+        <w:contextualSpacing/>
+        <w:ind w:firstLine="709"/>
+        <w:jc w:val="both"/>
+      </w:pPr>
+      <w:r>
+        <w:rPr>
+          <w:rFonts w:ascii="Times New Roman" w:hAnsi="Times New Roman" w:eastAsia="Times New Roman"/>
+          <w:b/>
+          <w:sz w:val="28"/>
+          <w:szCs w:val="28"/>
+        </w:rPr>
+        <w:t xml:space="preserve">7.5. Демонстрационные учётные записи. </w:t>
+      </w:r>
+      <w:r>
+        <w:rPr>
+          <w:rFonts w:ascii="Times New Roman" w:hAnsi="Times New Roman" w:eastAsia="Times New Roman"/>
+          <w:sz w:val="28"/>
+          <w:szCs w:val="28"/>
+        </w:rPr>
+        <w:t xml:space="preserve">Для проверки разграничения доступа при запуске приложения создаются учётные записи всех четырёх ролей: organizer@example.com, listener@example.com, speaker@example.com и reviewer@example.com. Единый пароль демонстрационных записей задаётся переменной окружения DEMO_PASSWORD, адрес организатора — переменной ADMIN_EMAIL. В эксплуатации демонстрационные пароли необходимо заменить.</w:t>
+      </w:r>
+    </w:p>
+    <w:p>
+      <w:pPr>
+        <w:spacing w:before="0" w:after="0" w:line="360" w:lineRule="auto"/>
+        <w:contextualSpacing/>
+        <w:ind w:firstLine="709"/>
+        <w:jc w:val="both"/>
+      </w:pPr>
+      <w:r>
+        <w:rPr>
+          <w:rFonts w:ascii="Times New Roman" w:hAnsi="Times New Roman" w:eastAsia="Times New Roman"/>
+          <w:b/>
+          <w:sz w:val="28"/>
+          <w:szCs w:val="28"/>
+        </w:rPr>
+        <w:t xml:space="preserve">7.6. Как это проверить. </w:t>
+      </w:r>
+      <w:r>
+        <w:rPr>
+          <w:rFonts w:ascii="Times New Roman" w:hAnsi="Times New Roman" w:eastAsia="Times New Roman"/>
+          <w:sz w:val="28"/>
+          <w:szCs w:val="28"/>
+        </w:rPr>
+        <w:t xml:space="preserve">Проверка выполняется за несколько шагов:</w:t>
+      </w:r>
+    </w:p>
+    <w:p>
+      <w:pPr>
+        <w:spacing w:before="0" w:after="0" w:line="240" w:lineRule="auto"/>
+        <w:contextualSpacing/>
+        <w:ind w:firstLine="0" w:left="284"/>
+        <w:jc w:val="left"/>
+      </w:pPr>
+      <w:r>
+        <w:rPr>
+          <w:rFonts w:ascii="Consolas" w:hAnsi="Consolas" w:cs="Consolas" w:eastAsia="Consolas"/>
+          <w:sz w:val="20"/>
+          <w:szCs w:val="20"/>
+        </w:rPr>
+        <w:t xml:space="preserve">make run                       # запуск приложения</w:t>
+      </w:r>
+    </w:p>
+    <w:p>
+      <w:pPr>
+        <w:spacing w:before="0" w:after="0" w:line="240" w:lineRule="auto"/>
+        <w:contextualSpacing/>
+        <w:ind w:firstLine="0" w:left="284"/>
+        <w:jc w:val="left"/>
+      </w:pPr>
+      <w:r>
+        <w:rPr>
+          <w:rFonts w:ascii="Consolas" w:hAnsi="Consolas" w:cs="Consolas" w:eastAsia="Consolas"/>
+          <w:sz w:val="20"/>
+          <w:szCs w:val="20"/>
+        </w:rPr>
+        <w:t xml:space="preserve">открыть http://127.0.0.1:8000  # страница входа</w:t>
+      </w:r>
+    </w:p>
+    <w:p>
+      <w:pPr>
+        <w:spacing w:before="0" w:after="0" w:line="240" w:lineRule="auto"/>
+        <w:contextualSpacing/>
+        <w:ind w:firstLine="0" w:left="284"/>
+        <w:jc w:val="left"/>
+      </w:pPr>
+      <w:r>
+        <w:rPr>
+          <w:rFonts w:ascii="Consolas" w:hAnsi="Consolas" w:cs="Consolas" w:eastAsia="Consolas"/>
+          <w:sz w:val="20"/>
+          <w:szCs w:val="20"/>
+        </w:rPr>
+        <w:t xml:space="preserve"> </w:t>
+      </w:r>
+    </w:p>
+    <w:p>
+      <w:pPr>
+        <w:spacing w:before="0" w:after="0" w:line="240" w:lineRule="auto"/>
+        <w:contextualSpacing/>
+        <w:ind w:firstLine="0" w:left="284"/>
+        <w:jc w:val="left"/>
+      </w:pPr>
+      <w:r>
+        <w:rPr>
+          <w:rFonts w:ascii="Consolas" w:hAnsi="Consolas" w:cs="Consolas" w:eastAsia="Consolas"/>
+          <w:sz w:val="20"/>
+          <w:szCs w:val="20"/>
+        </w:rPr>
+        <w:t xml:space="preserve"># вход под каждой ролью и проверка доступных разделов</w:t>
+      </w:r>
+    </w:p>
+    <w:p>
+      <w:pPr>
+        <w:spacing w:before="0" w:after="0" w:line="240" w:lineRule="auto"/>
+        <w:contextualSpacing/>
+        <w:ind w:firstLine="0" w:left="284"/>
+        <w:jc w:val="left"/>
+      </w:pPr>
+      <w:r>
+        <w:rPr>
+          <w:rFonts w:ascii="Consolas" w:hAnsi="Consolas" w:cs="Consolas" w:eastAsia="Consolas"/>
+          <w:sz w:val="20"/>
+          <w:szCs w:val="20"/>
+        </w:rPr>
+        <w:t xml:space="preserve">organizer@example.com  -&gt; все разделы, включая отчёты и реестр участников</w:t>
+      </w:r>
+    </w:p>
+    <w:p>
+      <w:pPr>
+        <w:spacing w:before="0" w:after="0" w:line="240" w:lineRule="auto"/>
+        <w:contextualSpacing/>
+        <w:ind w:firstLine="0" w:left="284"/>
+        <w:jc w:val="left"/>
+      </w:pPr>
+      <w:r>
+        <w:rPr>
+          <w:rFonts w:ascii="Consolas" w:hAnsi="Consolas" w:cs="Consolas" w:eastAsia="Consolas"/>
+          <w:sz w:val="20"/>
+          <w:szCs w:val="20"/>
+        </w:rPr>
+        <w:t xml:space="preserve">listener@example.com   -&gt; только свои заявки, взносы, приглашения, гостиница</w:t>
+      </w:r>
+    </w:p>
+    <w:p>
+      <w:pPr>
+        <w:spacing w:before="0" w:after="0" w:line="240" w:lineRule="auto"/>
+        <w:contextualSpacing/>
+        <w:ind w:firstLine="0" w:left="284"/>
+        <w:jc w:val="left"/>
+      </w:pPr>
+      <w:r>
+        <w:rPr>
+          <w:rFonts w:ascii="Consolas" w:hAnsi="Consolas" w:cs="Consolas" w:eastAsia="Consolas"/>
+          <w:sz w:val="20"/>
+          <w:szCs w:val="20"/>
+        </w:rPr>
+        <w:t xml:space="preserve">speaker@example.com    -&gt; то же, плюс подача тезисов по своей заявке</w:t>
+      </w:r>
+    </w:p>
+    <w:p>
+      <w:pPr>
+        <w:spacing w:before="0" w:after="0" w:line="240" w:lineRule="auto"/>
+        <w:contextualSpacing/>
+        <w:ind w:firstLine="0" w:left="284"/>
+        <w:jc w:val="left"/>
+      </w:pPr>
+      <w:r>
+        <w:rPr>
+          <w:rFonts w:ascii="Consolas" w:hAnsi="Consolas" w:cs="Consolas" w:eastAsia="Consolas"/>
+          <w:sz w:val="20"/>
+          <w:szCs w:val="20"/>
+        </w:rPr>
+        <w:t xml:space="preserve">reviewer@example.com   -&gt; тезисы на рецензию: оценка и комментарий</w:t>
+      </w:r>
+    </w:p>
+    <w:p>
+      <w:pPr>
+        <w:spacing w:before="0" w:after="0" w:line="240" w:lineRule="auto"/>
+        <w:contextualSpacing/>
+        <w:ind w:firstLine="0" w:left="284"/>
+        <w:jc w:val="left"/>
+      </w:pPr>
+      <w:r>
+        <w:rPr>
+          <w:rFonts w:ascii="Consolas" w:hAnsi="Consolas" w:cs="Consolas" w:eastAsia="Consolas"/>
+          <w:sz w:val="20"/>
+          <w:szCs w:val="20"/>
+        </w:rPr>
+        <w:t xml:space="preserve"> </w:t>
+      </w:r>
+    </w:p>
+    <w:p>
+      <w:pPr>
+        <w:spacing w:before="0" w:after="0" w:line="240" w:lineRule="auto"/>
+        <w:contextualSpacing/>
+        <w:ind w:firstLine="0" w:left="284"/>
+        <w:jc w:val="left"/>
+      </w:pPr>
+      <w:r>
+        <w:rPr>
+          <w:rFonts w:ascii="Consolas" w:hAnsi="Consolas" w:cs="Consolas" w:eastAsia="Consolas"/>
+          <w:sz w:val="20"/>
+          <w:szCs w:val="20"/>
+        </w:rPr>
+        <w:t xml:space="preserve"># проверка через интерфейс прикладного программирования</w:t>
+      </w:r>
+    </w:p>
+    <w:p>
+      <w:pPr>
+        <w:spacing w:before="0" w:after="0" w:line="240" w:lineRule="auto"/>
+        <w:contextualSpacing/>
+        <w:ind w:firstLine="0" w:left="284"/>
+        <w:jc w:val="left"/>
+      </w:pPr>
+      <w:r>
+        <w:rPr>
+          <w:rFonts w:ascii="Consolas" w:hAnsi="Consolas" w:cs="Consolas" w:eastAsia="Consolas"/>
+          <w:sz w:val="20"/>
+          <w:szCs w:val="20"/>
+        </w:rPr>
+        <w:t xml:space="preserve">curl -s -c cookies.txt -X POST http://127.0.0.1:8000/api/v1/auth/login \</w:t>
+      </w:r>
+    </w:p>
+    <w:p>
+      <w:pPr>
+        <w:spacing w:before="0" w:after="0" w:line="240" w:lineRule="auto"/>
+        <w:contextualSpacing/>
+        <w:ind w:firstLine="0" w:left="284"/>
+        <w:jc w:val="left"/>
+      </w:pPr>
+      <w:r>
+        <w:rPr>
+          <w:rFonts w:ascii="Consolas" w:hAnsi="Consolas" w:cs="Consolas" w:eastAsia="Consolas"/>
+          <w:sz w:val="20"/>
+          <w:szCs w:val="20"/>
+        </w:rPr>
+        <w:t xml:space="preserve">     -H "Content-Type: application/json" \</w:t>
+      </w:r>
+    </w:p>
+    <w:p>
+      <w:pPr>
+        <w:spacing w:before="0" w:after="0" w:line="240" w:lineRule="auto"/>
+        <w:contextualSpacing/>
+        <w:ind w:firstLine="0" w:left="284"/>
+        <w:jc w:val="left"/>
+      </w:pPr>
+      <w:r>
+        <w:rPr>
+          <w:rFonts w:ascii="Consolas" w:hAnsi="Consolas" w:cs="Consolas" w:eastAsia="Consolas"/>
+          <w:sz w:val="20"/>
+          <w:szCs w:val="20"/>
+        </w:rPr>
+        <w:t xml:space="preserve">     -d '{"email": "organizer@example.com", "password": "Conference2026"}'</w:t>
+      </w:r>
+    </w:p>
+    <w:p>
+      <w:pPr>
+        <w:spacing w:before="0" w:after="0" w:line="240" w:lineRule="auto"/>
+        <w:contextualSpacing/>
+        <w:ind w:firstLine="0" w:left="284"/>
+        <w:jc w:val="left"/>
+      </w:pPr>
+      <w:r>
+        <w:rPr>
+          <w:rFonts w:ascii="Consolas" w:hAnsi="Consolas" w:cs="Consolas" w:eastAsia="Consolas"/>
+          <w:sz w:val="20"/>
+          <w:szCs w:val="20"/>
+        </w:rPr>
+        <w:t xml:space="preserve">curl -s -b cookies.txt http://127.0.0.1:8000/api/v1/reports/conference/1   # 200</w:t>
+      </w:r>
+    </w:p>
+    <w:p>
+      <w:pPr>
+        <w:spacing w:before="0" w:after="0" w:line="240" w:lineRule="auto"/>
+        <w:contextualSpacing/>
+        <w:ind w:firstLine="0" w:left="284"/>
+        <w:jc w:val="left"/>
+      </w:pPr>
+      <w:r>
+        <w:rPr>
+          <w:rFonts w:ascii="Consolas" w:hAnsi="Consolas" w:cs="Consolas" w:eastAsia="Consolas"/>
+          <w:sz w:val="20"/>
+          <w:szCs w:val="20"/>
+        </w:rPr>
+        <w:t xml:space="preserve">curl -s http://127.0.0.1:8000/api/v1/conferences                          # 401 без входа</w:t>
+      </w:r>
+    </w:p>
+    <w:p>
+      <w:pPr>
+        <w:spacing w:before="0" w:after="0" w:line="240" w:lineRule="auto"/>
+        <w:contextualSpacing/>
+        <w:ind w:firstLine="0" w:left="284"/>
+        <w:jc w:val="left"/>
+      </w:pPr>
+      <w:r>
+        <w:rPr>
+          <w:rFonts w:ascii="Consolas" w:hAnsi="Consolas" w:cs="Consolas" w:eastAsia="Consolas"/>
+          <w:sz w:val="20"/>
+          <w:szCs w:val="20"/>
+        </w:rPr>
+        <w:t xml:space="preserve"> </w:t>
+      </w:r>
+    </w:p>
+    <w:p>
+      <w:pPr>
+        <w:spacing w:before="0" w:after="0" w:line="240" w:lineRule="auto"/>
+        <w:contextualSpacing/>
+        <w:ind w:firstLine="0" w:left="284"/>
+        <w:jc w:val="left"/>
+      </w:pPr>
+      <w:r>
+        <w:rPr>
+          <w:rFonts w:ascii="Consolas" w:hAnsi="Consolas" w:cs="Consolas" w:eastAsia="Consolas"/>
+          <w:sz w:val="20"/>
+          <w:szCs w:val="20"/>
+        </w:rPr>
+        <w:t xml:space="preserve"># справочник ролей и их прав</w:t>
+      </w:r>
+    </w:p>
+    <w:p>
+      <w:pPr>
+        <w:spacing w:before="0" w:after="0" w:line="240" w:lineRule="auto"/>
+        <w:contextualSpacing/>
+        <w:ind w:firstLine="0" w:left="284"/>
+        <w:jc w:val="left"/>
+      </w:pPr>
+      <w:r>
+        <w:rPr>
+          <w:rFonts w:ascii="Consolas" w:hAnsi="Consolas" w:cs="Consolas" w:eastAsia="Consolas"/>
+          <w:sz w:val="20"/>
+          <w:szCs w:val="20"/>
+        </w:rPr>
+        <w:t xml:space="preserve">curl -s http://127.0.0.1:8000/api/v1/auth/roles</w:t>
+      </w:r>
+    </w:p>
+    <w:p>
+      <w:pPr>
+        <w:spacing w:before="0" w:after="0" w:line="240" w:lineRule="auto"/>
+        <w:contextualSpacing/>
+        <w:ind w:firstLine="0" w:left="284"/>
+        <w:jc w:val="left"/>
+      </w:pPr>
+      <w:r>
+        <w:rPr>
+          <w:rFonts w:ascii="Consolas" w:hAnsi="Consolas" w:cs="Consolas" w:eastAsia="Consolas"/>
+          <w:sz w:val="20"/>
+          <w:szCs w:val="20"/>
+        </w:rPr>
+        <w:t xml:space="preserve"> </w:t>
+      </w:r>
+    </w:p>
+    <w:p>
+      <w:pPr>
+        <w:spacing w:before="0" w:after="0" w:line="240" w:lineRule="auto"/>
+        <w:contextualSpacing/>
+        <w:ind w:firstLine="0" w:left="284"/>
+        <w:jc w:val="left"/>
+      </w:pPr>
+      <w:r>
+        <w:rPr>
+          <w:rFonts w:ascii="Consolas" w:hAnsi="Consolas" w:cs="Consolas" w:eastAsia="Consolas"/>
+          <w:sz w:val="20"/>
+          <w:szCs w:val="20"/>
+        </w:rPr>
+        <w:t xml:space="preserve"># автоматические проверки разграничения доступа</w:t>
+      </w:r>
+    </w:p>
+    <w:p>
+      <w:pPr>
+        <w:spacing w:before="0" w:after="0" w:line="240" w:lineRule="auto"/>
+        <w:contextualSpacing/>
+        <w:ind w:firstLine="0" w:left="284"/>
+        <w:jc w:val="left"/>
+      </w:pPr>
+      <w:r>
+        <w:rPr>
+          <w:rFonts w:ascii="Consolas" w:hAnsi="Consolas" w:cs="Consolas" w:eastAsia="Consolas"/>
+          <w:sz w:val="20"/>
+          <w:szCs w:val="20"/>
+        </w:rPr>
+        <w:t xml:space="preserve">make test                      # 85 тестов, включая запреты по ролям</w:t>
+      </w:r>
+    </w:p>
+    <w:p>
+      <w:pPr>
+        <w:spacing w:before="0" w:after="0" w:line="360" w:lineRule="auto"/>
+        <w:contextualSpacing/>
+        <w:ind w:firstLine="709"/>
+        <w:jc w:val="both"/>
+      </w:pPr>
+      <w:r>
+        <w:rPr>
+          <w:rFonts w:ascii="Times New Roman" w:hAnsi="Times New Roman" w:eastAsia="Times New Roman"/>
+          <w:b/>
+          <w:sz w:val="28"/>
+          <w:szCs w:val="28"/>
+        </w:rPr>
+        <w:t xml:space="preserve">7.7. Разделы технического задания. </w:t>
+      </w:r>
+      <w:r>
+        <w:rPr>
+          <w:rFonts w:ascii="Times New Roman" w:hAnsi="Times New Roman" w:eastAsia="Times New Roman"/>
+          <w:sz w:val="28"/>
+          <w:szCs w:val="28"/>
+        </w:rPr>
+        <w:t xml:space="preserve">Требования к аутентификации и разграничению доступа внесены в техническое задание: в состав выполняемых функций добавлены вход, выход, хранение паролей в виде хеша, ограничение срока действия сессии и проверка роли; описаны роли пользователей и их возможности; добавлены методы аутентификации в перечень методов интерфейса прикладного программирования; указаны коды ответов 401 и 403; в требования к хранению данных включены таблицы users и sessions, а также требования к хранению паролей и сроку жизни сессии.</w:t>
+      </w:r>
+    </w:p>
+    <w:p>
+      <w:pPr>
+        <w:spacing w:after="0" w:line="300" w:lineRule="auto"/>
+        <w:contextualSpacing/>
+        <w:rPr>
+          <w:rFonts w:eastAsia="Times New Roman"/>
+          <w:sz w:val="28"/>
+          <w:szCs w:val="28"/>
+        </w:rPr>
+      </w:pPr>
+      <w:r>
+        <w:rPr>
+          <w:rFonts w:eastAsia="Times New Roman"/>
+          <w:sz w:val="28"/>
+          <w:szCs w:val="28"/>
+        </w:rPr>
+        <w:t>9. Моделирование и разрешение конфликта слияния</w:t>
+      </w:r>
+    </w:p>
+    <w:p>
+      <w:pPr>
+        <w:spacing w:after="0" w:line="300" w:lineRule="auto"/>
+        <w:contextualSpacing/>
+        <w:rPr>
+          <w:rFonts w:eastAsia="Times New Roman"/>
+          <w:sz w:val="28"/>
+          <w:szCs w:val="28"/>
+        </w:rPr>
+      </w:pPr>
+      <w:r>
+        <w:rPr>
+          <w:rFonts w:eastAsia="Times New Roman"/>
+          <w:sz w:val="28"/>
+          <w:szCs w:val="28"/>
+        </w:rPr>
+        <w:t>10. Тег первой версии v0.1.0</w:t>
+      </w:r>
+    </w:p>
+    <w:p>
+      <w:pPr>
+        <w:spacing w:after="0" w:line="300" w:lineRule="auto"/>
+        <w:contextualSpacing/>
+        <w:rPr>
+          <w:rFonts w:eastAsia="Times New Roman"/>
+          <w:sz w:val="28"/>
+          <w:szCs w:val="28"/>
+        </w:rPr>
+      </w:pPr>
+      <w:r>
+        <w:rPr>
+          <w:rFonts w:eastAsia="Times New Roman"/>
+          <w:sz w:val="28"/>
+          <w:szCs w:val="28"/>
+        </w:rPr>
+        <w:t>11. Правила внесения изменений: проверки, запреты, порядок приёмки</w:t>
+      </w:r>
+    </w:p>
+    <w:p>
+      <w:pPr>
+        <w:spacing w:after="0" w:line="300" w:lineRule="auto"/>
+        <w:contextualSpacing/>
+        <w:rPr>
+          <w:rFonts w:eastAsia="Times New Roman"/>
+          <w:sz w:val="28"/>
+          <w:szCs w:val="28"/>
+        </w:rPr>
+      </w:pPr>
+      <w:r>
+        <w:rPr>
+          <w:rFonts w:eastAsia="Times New Roman"/>
+          <w:sz w:val="28"/>
+          <w:szCs w:val="28"/>
+        </w:rPr>
+        <w:t>Заключение</w:t>
+      </w:r>
+    </w:p>
+    <w:p>
+      <w:pPr>
+        <w:spacing w:after="0" w:line="300" w:lineRule="auto"/>
+        <w:contextualSpacing/>
+        <w:rPr>
+          <w:rFonts w:eastAsia="Times New Roman"/>
+          <w:sz w:val="28"/>
+          <w:szCs w:val="28"/>
+        </w:rPr>
+      </w:pPr>
+      <w:r>
+        <w:rPr>
+          <w:rFonts w:eastAsia="Times New Roman"/>
+          <w:sz w:val="28"/>
+          <w:szCs w:val="28"/>
+        </w:rPr>
+        <w:t>Список использованных источников</w:t>
+      </w:r>
+    </w:p>
+    <w:p>
+      <w:pPr>
+        <w:rPr>
+          <w:rFonts w:eastAsia="Times New Roman"/>
+          <w:sz w:val="28"/>
+          <w:szCs w:val="28"/>
+        </w:rPr>
+      </w:pPr>
+      <w:r>
+        <w:rPr>
+          <w:rFonts w:eastAsia="Times New Roman"/>
+          <w:sz w:val="28"/>
+          <w:szCs w:val="28"/>
+        </w:rPr>
+        <w:br w:type="page"/>
+      </w:r>
+    </w:p>
+    <w:p>
+      <w:pPr>
+        <w:keepNext/>
+        <w:spacing w:after="120" w:line="360" w:lineRule="auto"/>
+        <w:contextualSpacing/>
+        <w:jc w:val="center"/>
+        <w:rPr>
+          <w:rFonts w:eastAsia="Times New Roman"/>
+          <w:b/>
+          <w:sz w:val="32"/>
+          <w:szCs w:val="32"/>
+        </w:rPr>
+      </w:pPr>
+      <w:r>
+        <w:rPr>
+          <w:rFonts w:eastAsia="Times New Roman"/>
+          <w:b/>
+          <w:sz w:val="32"/>
+          <w:szCs w:val="32"/>
+        </w:rPr>
+        <w:lastRenderedPageBreak/>
+        <w:t>Введение</w:t>
+      </w:r>
+    </w:p>
+    <w:p>
+      <w:pPr>
+        <w:spacing w:after="0" w:line="360" w:lineRule="auto"/>
+        <w:ind w:firstLine="709"/>
+        <w:contextualSpacing/>
+        <w:jc w:val="both"/>
+        <w:rPr>
+          <w:rFonts w:eastAsia="Times New Roman"/>
+          <w:sz w:val="28"/>
+          <w:szCs w:val="28"/>
+        </w:rPr>
+      </w:pPr>
+      <w:r>
+        <w:rPr>
+          <w:rFonts w:eastAsia="Times New Roman"/>
+          <w:sz w:val="28"/>
+          <w:szCs w:val="28"/>
+        </w:rPr>
+        <w:t>В течение семестра команда разрабатывает и сопровождает собственное приложение. Оценивается не только работоспособность исходного кода, но и автоматизация процесса, в рамках которого изменение создаётся, проверяется, собирается, доставляется и эксплуатируется.</w:t>
+      </w:r>
+    </w:p>
+    <w:p>
+      <w:pPr>
+        <w:spacing w:after="0" w:line="360" w:lineRule="auto"/>
+        <w:ind w:firstLine="709"/>
+        <w:contextualSpacing/>
+        <w:jc w:val="both"/>
+        <w:rPr>
+          <w:rFonts w:eastAsia="Times New Roman"/>
+          <w:sz w:val="28"/>
+          <w:szCs w:val="28"/>
+        </w:rPr>
+      </w:pPr>
+      <w:r>
+        <w:rPr>
+          <w:rFonts w:eastAsia="Times New Roman"/>
+          <w:sz w:val="28"/>
+          <w:szCs w:val="28"/>
+        </w:rPr>
+        <w:t>Лабораторная работа №1 «Сквозной проект и Git-процесс» задаёт основу этого процесса: выбор предметной области, формулирование требований, создание работающего приложения с HTTP API и реляционной базой данных, организацию Git-процесса и фиксацию единых правил внесения и приёмки изменений.</w:t>
+      </w:r>
+    </w:p>
+    <w:p>
+      <w:pPr>
+        <w:spacing w:after="0" w:line="360" w:lineRule="auto"/>
+        <w:ind w:firstLine="709"/>
+        <w:contextualSpacing/>
+        <w:jc w:val="both"/>
+        <w:rPr>
+          <w:rFonts w:eastAsia="Times New Roman"/>
+          <w:sz w:val="28"/>
+          <w:szCs w:val="28"/>
+        </w:rPr>
+      </w:pPr>
+      <w:r>
+        <w:rPr>
+          <w:rFonts w:eastAsia="Times New Roman"/>
+          <w:sz w:val="28"/>
+          <w:szCs w:val="28"/>
+        </w:rPr>
+        <w:t>Предметная область проекта — организация конференции. Разработанная система «Конференция» обеспечивает учёт участников конференции, приглашений, заявок, оргвзносов, тезисов и потребности в гостинице. Система ориентирована на оргкомитет конференции и пригодна для формирования очередей рассылки и отчётности.</w:t>
+      </w:r>
+    </w:p>
+    <w:p>
+      <w:pPr>
+        <w:spacing w:after="0" w:line="360" w:lineRule="auto"/>
+        <w:ind w:firstLine="709"/>
+        <w:contextualSpacing/>
+        <w:jc w:val="both"/>
+        <w:rPr>
+          <w:rFonts w:eastAsia="Times New Roman"/>
+          <w:sz w:val="28"/>
+          <w:szCs w:val="28"/>
+        </w:rPr>
+      </w:pPr>
+      <w:r>
+        <w:rPr>
+          <w:rFonts w:eastAsia="Times New Roman"/>
+          <w:sz w:val="28"/>
+          <w:szCs w:val="28"/>
+        </w:rPr>
+        <w:t>В отчёте последовательно описано выполнение всех одиннадцати заданий лабораторной работы. По каждому заданию указано, что именно сделано, какие файлы проекта это реализуют, какие команды выполнялись и какие результаты получены. В местах, где по логике изложения требуются подтверждающие материалы, приведены врезки «Рисунок N» с точным указанием, что следует сфотографировать, где это находится и что должно быть видно на снимке.</w:t>
+      </w:r>
+    </w:p>
+    <w:p>
+      <w:pPr>
+        <w:rPr>
+          <w:rFonts w:eastAsia="Times New Roman"/>
+          <w:sz w:val="28"/>
+          <w:szCs w:val="28"/>
+        </w:rPr>
+      </w:pPr>
+      <w:r>
+        <w:rPr>
+          <w:rFonts w:eastAsia="Times New Roman"/>
+          <w:sz w:val="28"/>
+          <w:szCs w:val="28"/>
+        </w:rPr>
+        <w:br w:type="page"/>
+      </w:r>
+    </w:p>
+    <w:tbl>
+      <w:tblPr>
+        <w:tblW w:w="0" w:type="auto"/>
+        <w:tblBorders>
+          <w:top w:val="single" w:sz="6" w:space="0" w:color="000000"/>
+          <w:left w:val="single" w:sz="6" w:space="0" w:color="000000"/>
+          <w:bottom w:val="single" w:sz="6" w:space="0" w:color="000000"/>
+          <w:right w:val="single" w:sz="6" w:space="0" w:color="000000"/>
+          <w:insideH w:val="single" w:sz="6" w:space="0" w:color="000000"/>
+          <w:insideV w:val="single" w:sz="6" w:space="0" w:color="000000"/>
+        </w:tblBorders>
+        <w:tblLayout w:type="fixed"/>
+        <w:tblLook w:val="04A0" w:firstRow="1" w:lastRow="0" w:firstColumn="1" w:lastColumn="0" w:noHBand="0" w:noVBand="1"/>
+      </w:tblPr>
+      <w:tblGrid>
+        <w:gridCol w:w="2900"/>
+        <w:gridCol w:w="6100"/>
+      </w:tblGrid>
+      <w:tr>
+        <w:tc>
+          <w:tcPr>
+            <w:tcW w:w="2900" w:type="dxa"/>
+            <w:vAlign w:val="center"/>
+          </w:tcPr>
+          <w:p>
+            <w:pPr>
+              <w:spacing w:after="0" w:line="240" w:lineRule="auto"/>
+              <w:contextualSpacing/>
+              <w:rPr>
+                <w:rFonts w:eastAsia="Times New Roman"/>
+              </w:rPr>
+            </w:pPr>
+            <w:r>
+              <w:rPr>
+                <w:rFonts w:eastAsia="Times New Roman"/>
+              </w:rPr>
+              <w:t>Что сфотографировать</w:t>
+            </w:r>
+          </w:p>
+        </w:tc>
+        <w:tc>
+          <w:tcPr>
+            <w:tcW w:w="6100" w:type="dxa"/>
+            <w:vAlign w:val="center"/>
+          </w:tcPr>
+          <w:p>
+            <w:pPr>
+              <w:spacing w:after="0" w:line="240" w:lineRule="auto"/>
+              <w:contextualSpacing/>
+              <w:rPr>
+                <w:rFonts w:eastAsia="Times New Roman"/>
+              </w:rPr>
+            </w:pPr>
+            <w:r>
+              <w:rPr>
+                <w:rFonts w:eastAsia="Times New Roman"/>
+              </w:rPr>
+              <w:t>Скриншот страницы docs/DATA_MODEL.md на GitHub или в Visual Studio Code.</w:t>
+            </w:r>
+          </w:p>
+        </w:tc>
+      </w:tr>
+      <w:tr>
+        <w:tc>
+          <w:tcPr>
+            <w:tcW w:w="2900" w:type="dxa"/>
+            <w:vAlign w:val="center"/>
+          </w:tcPr>
+          <w:p>
+            <w:pPr>
+              <w:spacing w:after="0" w:line="240" w:lineRule="auto"/>
+              <w:contextualSpacing/>
+              <w:rPr>
+                <w:rFonts w:eastAsia="Times New Roman"/>
+              </w:rPr>
+            </w:pPr>
+            <w:r>
+              <w:rPr>
+                <w:rFonts w:eastAsia="Times New Roman"/>
+              </w:rPr>
+              <w:t>Где это находится</w:t>
+            </w:r>
+          </w:p>
+        </w:tc>
+        <w:tc>
+          <w:tcPr>
+            <w:tcW w:w="6100" w:type="dxa"/>
+            <w:vAlign w:val="center"/>
+          </w:tcPr>
+          <w:p>
+            <w:pPr>
+              <w:spacing w:after="0" w:line="240" w:lineRule="auto"/>
+              <w:contextualSpacing/>
+              <w:rPr>
+                <w:rFonts w:eastAsia="Times New Roman"/>
+              </w:rPr>
+            </w:pPr>
+            <w:r>
+              <w:rPr>
+                <w:rFonts w:eastAsia="Times New Roman"/>
+              </w:rPr>
+              <w:t>Репозиторий → docs → DATA_MODEL.md.</w:t>
+            </w:r>
+          </w:p>
+        </w:tc>
+      </w:tr>
+      <w:tr>
+        <w:tc>
+          <w:tcPr>
+            <w:tcW w:w="2900" w:type="dxa"/>
+            <w:vAlign w:val="center"/>
+          </w:tcPr>
+          <w:p>
+            <w:pPr>
+              <w:spacing w:after="0" w:line="240" w:lineRule="auto"/>
+              <w:contextualSpacing/>
+              <w:rPr>
+                <w:rFonts w:eastAsia="Times New Roman"/>
+              </w:rPr>
+            </w:pPr>
+            <w:r>
+              <w:rPr>
+                <w:rFonts w:eastAsia="Times New Roman"/>
+              </w:rPr>
+              <w:t>Что должно быть видно</w:t>
+            </w:r>
+          </w:p>
+        </w:tc>
+        <w:tc>
+          <w:tcPr>
+            <w:tcW w:w="6100" w:type="dxa"/>
+            <w:vAlign w:val="center"/>
+          </w:tcPr>
+          <w:p>
+            <w:pPr>
+              <w:spacing w:after="0" w:line="240" w:lineRule="auto"/>
+              <w:contextualSpacing/>
+              <w:rPr>
+                <w:rFonts w:eastAsia="Times New Roman"/>
+              </w:rPr>
+            </w:pPr>
+            <w:r>
+              <w:rPr>
+                <w:rFonts w:eastAsia="Times New Roman"/>
+              </w:rPr>
+              <w:t>Диаграмму связей таблиц и таблицу с перечнем ограничений целостности (уникальность и проверки CHECK).</w:t>
+            </w:r>
+          </w:p>
+        </w:tc>
+      </w:tr>
+      <w:tr>
+        <w:tc>
+          <w:tcPr>
+            <w:tcW w:w="2900" w:type="dxa"/>
+            <w:vAlign w:val="center"/>
+          </w:tcPr>
+          <w:p>
+            <w:pPr>
+              <w:spacing w:after="0" w:line="240" w:lineRule="auto"/>
+              <w:contextualSpacing/>
+              <w:rPr>
+                <w:rFonts w:eastAsia="Times New Roman"/>
+              </w:rPr>
+            </w:pPr>
+            <w:r>
+              <w:rPr>
+                <w:rFonts w:eastAsia="Times New Roman"/>
+              </w:rPr>
+              <w:t>Подпись под рисунком</w:t>
+            </w:r>
+          </w:p>
+        </w:tc>
+        <w:tc>
+          <w:tcPr>
+            <w:tcW w:w="6100" w:type="dxa"/>
+            <w:vAlign w:val="center"/>
+          </w:tcPr>
+          <w:p>
+            <w:pPr>
+              <w:spacing w:after="0" w:line="240" w:lineRule="auto"/>
+              <w:contextualSpacing/>
+              <w:rPr>
+                <w:rFonts w:eastAsia="Times New Roman"/>
+              </w:rPr>
+            </w:pPr>
+            <w:r>
+              <w:rPr>
+                <w:rFonts w:eastAsia="Times New Roman"/>
+              </w:rPr>
+              <w:t>Рисунок 24 — Схема данных (docs/DATA_MODEL.md)</w:t>
+            </w:r>
+          </w:p>
+        </w:tc>
+      </w:tr>
+    </w:tbl>
+    <w:p>
+      <w:pPr>
+        <w:spacing w:after="0" w:line="120" w:lineRule="auto"/>
+        <w:ind w:firstLine="709"/>
+        <w:contextualSpacing/>
+        <w:jc w:val="both"/>
+        <w:rPr>
+          <w:rFonts w:eastAsia="Times New Roman"/>
+          <w:sz w:val="12"/>
+          <w:szCs w:val="12"/>
+        </w:rPr>
+      </w:pPr>
+    </w:p>
+    <w:p>
+      <w:pPr>
         <w:rPr>
           <w:rFonts w:eastAsia="Times New Roman"/>
           <w:b/>
           <w:sz w:val="30"/>
           <w:szCs w:val="30"/>
         </w:rPr>
-        <w:lastRenderedPageBreak/>
-        <w:t>7. Удалённый Git-репозиторий, README</w:t>
-      </w:r>
-      <w:proofErr w:type="gramStart"/>
+      </w:pPr>
       <w:r>
         <w:rPr>
           <w:rFonts w:eastAsia="Times New Roman"/>
@@ -16724,17 +17850,30 @@
           <w:sz w:val="30"/>
           <w:szCs w:val="30"/>
         </w:rPr>
-        <w:t>, .gitignore</w:t>
-      </w:r>
-      <w:proofErr w:type="gramEnd"/>
-      <w:r>
+        <w:br w:type="page"/>
+      </w:r>
+    </w:p>
+    <w:p>
+      <w:pPr>
+        <w:keepNext/>
+        <w:spacing w:before="240" w:after="120" w:line="360" w:lineRule="auto"/>
+        <w:ind w:firstLine="709"/>
+        <w:contextualSpacing/>
         <w:rPr>
           <w:rFonts w:eastAsia="Times New Roman"/>
           <w:b/>
           <w:sz w:val="30"/>
           <w:szCs w:val="30"/>
         </w:rPr>
-        <w:t>, .env.example, описание API и схема данных</w:t>
+      </w:pPr>
+      <w:r>
+        <w:rPr>
+          <w:rFonts w:eastAsia="Times New Roman"/>
+          <w:b/>
+          <w:sz w:val="30"/>
+          <w:szCs w:val="30"/>
+        </w:rPr>
+        <w:t xml:space="preserve">8. Удалённый Git-репозиторий, README, .gitignore, .env.example, описание API и схема данных</w:t>
       </w:r>
     </w:p>
     <w:p>
@@ -18614,216 +19753,12 @@
         <w:t>РИСУНОК 24. Схема данных (docs/DATA_MODEL.md)</w:t>
       </w:r>
     </w:p>
-    <w:tbl>
-      <w:tblPr>
-        <w:tblW w:w="0" w:type="auto"/>
-        <w:tblBorders>
-          <w:top w:val="single" w:sz="6" w:space="0" w:color="000000"/>
-          <w:left w:val="single" w:sz="6" w:space="0" w:color="000000"/>
-          <w:bottom w:val="single" w:sz="6" w:space="0" w:color="000000"/>
-          <w:right w:val="single" w:sz="6" w:space="0" w:color="000000"/>
-          <w:insideH w:val="single" w:sz="6" w:space="0" w:color="000000"/>
-          <w:insideV w:val="single" w:sz="6" w:space="0" w:color="000000"/>
-        </w:tblBorders>
-        <w:tblLayout w:type="fixed"/>
-        <w:tblLook w:val="04A0" w:firstRow="1" w:lastRow="0" w:firstColumn="1" w:lastColumn="0" w:noHBand="0" w:noVBand="1"/>
-      </w:tblPr>
-      <w:tblGrid>
-        <w:gridCol w:w="2900"/>
-        <w:gridCol w:w="6100"/>
-      </w:tblGrid>
-      <w:tr>
-        <w:tc>
-          <w:tcPr>
-            <w:tcW w:w="2900" w:type="dxa"/>
-            <w:vAlign w:val="center"/>
-          </w:tcPr>
-          <w:p>
-            <w:pPr>
-              <w:spacing w:after="0" w:line="240" w:lineRule="auto"/>
-              <w:contextualSpacing/>
-              <w:rPr>
-                <w:rFonts w:eastAsia="Times New Roman"/>
-              </w:rPr>
-            </w:pPr>
-            <w:r>
-              <w:rPr>
-                <w:rFonts w:eastAsia="Times New Roman"/>
-              </w:rPr>
-              <w:t>Что сфотографировать</w:t>
-            </w:r>
-          </w:p>
-        </w:tc>
-        <w:tc>
-          <w:tcPr>
-            <w:tcW w:w="6100" w:type="dxa"/>
-            <w:vAlign w:val="center"/>
-          </w:tcPr>
-          <w:p>
-            <w:pPr>
-              <w:spacing w:after="0" w:line="240" w:lineRule="auto"/>
-              <w:contextualSpacing/>
-              <w:rPr>
-                <w:rFonts w:eastAsia="Times New Roman"/>
-              </w:rPr>
-            </w:pPr>
-            <w:r>
-              <w:rPr>
-                <w:rFonts w:eastAsia="Times New Roman"/>
-              </w:rPr>
-              <w:t>Скриншот страницы docs/DATA_MODEL.md на GitHub или в Visual Studio Code.</w:t>
-            </w:r>
-          </w:p>
-        </w:tc>
-      </w:tr>
-      <w:tr>
-        <w:tc>
-          <w:tcPr>
-            <w:tcW w:w="2900" w:type="dxa"/>
-            <w:vAlign w:val="center"/>
-          </w:tcPr>
-          <w:p>
-            <w:pPr>
-              <w:spacing w:after="0" w:line="240" w:lineRule="auto"/>
-              <w:contextualSpacing/>
-              <w:rPr>
-                <w:rFonts w:eastAsia="Times New Roman"/>
-              </w:rPr>
-            </w:pPr>
-            <w:r>
-              <w:rPr>
-                <w:rFonts w:eastAsia="Times New Roman"/>
-              </w:rPr>
-              <w:t>Где это находится</w:t>
-            </w:r>
-          </w:p>
-        </w:tc>
-        <w:tc>
-          <w:tcPr>
-            <w:tcW w:w="6100" w:type="dxa"/>
-            <w:vAlign w:val="center"/>
-          </w:tcPr>
-          <w:p>
-            <w:pPr>
-              <w:spacing w:after="0" w:line="240" w:lineRule="auto"/>
-              <w:contextualSpacing/>
-              <w:rPr>
-                <w:rFonts w:eastAsia="Times New Roman"/>
-              </w:rPr>
-            </w:pPr>
-            <w:r>
-              <w:rPr>
-                <w:rFonts w:eastAsia="Times New Roman"/>
-              </w:rPr>
-              <w:t>Репозиторий → docs → DATA_MODEL.md.</w:t>
-            </w:r>
-          </w:p>
-        </w:tc>
-      </w:tr>
-      <w:tr>
-        <w:tc>
-          <w:tcPr>
-            <w:tcW w:w="2900" w:type="dxa"/>
-            <w:vAlign w:val="center"/>
-          </w:tcPr>
-          <w:p>
-            <w:pPr>
-              <w:spacing w:after="0" w:line="240" w:lineRule="auto"/>
-              <w:contextualSpacing/>
-              <w:rPr>
-                <w:rFonts w:eastAsia="Times New Roman"/>
-              </w:rPr>
-            </w:pPr>
-            <w:r>
-              <w:rPr>
-                <w:rFonts w:eastAsia="Times New Roman"/>
-              </w:rPr>
-              <w:t>Что должно быть видно</w:t>
-            </w:r>
-          </w:p>
-        </w:tc>
-        <w:tc>
-          <w:tcPr>
-            <w:tcW w:w="6100" w:type="dxa"/>
-            <w:vAlign w:val="center"/>
-          </w:tcPr>
-          <w:p>
-            <w:pPr>
-              <w:spacing w:after="0" w:line="240" w:lineRule="auto"/>
-              <w:contextualSpacing/>
-              <w:rPr>
-                <w:rFonts w:eastAsia="Times New Roman"/>
-              </w:rPr>
-            </w:pPr>
-            <w:r>
-              <w:rPr>
-                <w:rFonts w:eastAsia="Times New Roman"/>
-              </w:rPr>
-              <w:t>Диаграмму связей таблиц и таблицу с перечнем ограничений целостности (уникальность и проверки CHECK).</w:t>
-            </w:r>
-          </w:p>
-        </w:tc>
-      </w:tr>
-      <w:tr>
-        <w:tc>
-          <w:tcPr>
-            <w:tcW w:w="2900" w:type="dxa"/>
-            <w:vAlign w:val="center"/>
-          </w:tcPr>
-          <w:p>
-            <w:pPr>
-              <w:spacing w:after="0" w:line="240" w:lineRule="auto"/>
-              <w:contextualSpacing/>
-              <w:rPr>
-                <w:rFonts w:eastAsia="Times New Roman"/>
-              </w:rPr>
-            </w:pPr>
-            <w:r>
-              <w:rPr>
-                <w:rFonts w:eastAsia="Times New Roman"/>
-              </w:rPr>
-              <w:t>Подпись под рисунком</w:t>
-            </w:r>
-          </w:p>
-        </w:tc>
-        <w:tc>
-          <w:tcPr>
-            <w:tcW w:w="6100" w:type="dxa"/>
-            <w:vAlign w:val="center"/>
-          </w:tcPr>
-          <w:p>
-            <w:pPr>
-              <w:spacing w:after="0" w:line="240" w:lineRule="auto"/>
-              <w:contextualSpacing/>
-              <w:rPr>
-                <w:rFonts w:eastAsia="Times New Roman"/>
-              </w:rPr>
-            </w:pPr>
-            <w:r>
-              <w:rPr>
-                <w:rFonts w:eastAsia="Times New Roman"/>
-              </w:rPr>
-              <w:t>Рисунок 24 — Схема данных (docs/DATA_MODEL.md)</w:t>
-            </w:r>
-          </w:p>
-        </w:tc>
-      </w:tr>
-    </w:tbl>
-    <w:p>
-      <w:pPr>
-        <w:spacing w:after="0" w:line="120" w:lineRule="auto"/>
+    <w:p>
+      <w:pPr>
+        <w:keepNext/>
+        <w:spacing w:before="240" w:after="120" w:line="360" w:lineRule="auto"/>
         <w:ind w:firstLine="709"/>
         <w:contextualSpacing/>
-        <w:jc w:val="both"/>
-        <w:rPr>
-          <w:rFonts w:eastAsia="Times New Roman"/>
-          <w:sz w:val="12"/>
-          <w:szCs w:val="12"/>
-        </w:rPr>
-      </w:pPr>
-    </w:p>
-    <w:p>
-      <w:pPr>
         <w:rPr>
           <w:rFonts w:eastAsia="Times New Roman"/>
           <w:b/>
@@ -18838,31 +19773,7 @@
           <w:sz w:val="30"/>
           <w:szCs w:val="30"/>
         </w:rPr>
-        <w:br w:type="page"/>
-      </w:r>
-    </w:p>
-    <w:p>
-      <w:pPr>
-        <w:keepNext/>
-        <w:spacing w:before="240" w:after="120" w:line="360" w:lineRule="auto"/>
-        <w:ind w:firstLine="709"/>
-        <w:contextualSpacing/>
-        <w:rPr>
-          <w:rFonts w:eastAsia="Times New Roman"/>
-          <w:b/>
-          <w:sz w:val="30"/>
-          <w:szCs w:val="30"/>
-        </w:rPr>
-      </w:pPr>
-      <w:r>
-        <w:rPr>
-          <w:rFonts w:eastAsia="Times New Roman"/>
-          <w:b/>
-          <w:sz w:val="30"/>
-          <w:szCs w:val="30"/>
-        </w:rPr>
-        <w:lastRenderedPageBreak/>
-        <w:t>8. Выполнение функции через задачу, ветку, коммиты, запрос на слияние и проверку</w:t>
+        <w:t xml:space="preserve">9. Выполнение функции через задачу, ветку, коммиты, запрос на слияние и проверку</w:t>
       </w:r>
     </w:p>
     <w:p>
@@ -19555,7 +20466,7 @@
               <w:rPr>
                 <w:rFonts w:eastAsia="Times New Roman"/>
               </w:rPr>
-              <w:t>выполнен полный набор проверок: 58 тестов, анализ, форматирование, дымовая проверка</w:t>
+              <w:t>выполнен полный набор проверок: 85 тестов, анализ, форматирование, дымовая проверка</w:t>
             </w:r>
           </w:p>
         </w:tc>
@@ -21301,8 +22212,7 @@
           <w:sz w:val="30"/>
           <w:szCs w:val="30"/>
         </w:rPr>
-        <w:lastRenderedPageBreak/>
-        <w:t>9. Моделирование и разрешение конфликта слияния</w:t>
+        <w:t xml:space="preserve">10. Моделирование и разрешение конфликта слияния</w:t>
       </w:r>
     </w:p>
     <w:p>
@@ -21329,26 +22239,33 @@
     </w:p>
     <w:p>
       <w:pPr>
-        <w:keepNext/>
-        <w:spacing w:before="240" w:after="120" w:line="360" w:lineRule="auto"/>
+        <w:spacing w:before="0" w:after="0" w:line="360" w:lineRule="auto"/>
         <w:contextualSpacing/>
         <w:ind w:firstLine="709"/>
-        <w:jc w:val="left"/>
+        <w:jc w:val="both"/>
         <w:rPr>
           <w:rFonts w:ascii="Times New Roman" w:hAnsi="Times New Roman" w:eastAsia="Times New Roman"/>
           <w:b/>
-          <w:sz w:val="30"/>
-          <w:szCs w:val="30"/>
+          <w:sz w:val="28"/>
+          <w:szCs w:val="28"/>
         </w:rPr>
       </w:pPr>
       <w:r>
         <w:rPr>
           <w:rFonts w:ascii="Times New Roman" w:hAnsi="Times New Roman" w:eastAsia="Times New Roman"/>
           <w:b/>
-          <w:sz w:val="30"/>
-          <w:szCs w:val="30"/>
-        </w:rPr>
-        <w:t>9. Моделирование и разрешение конфликта слияния</w:t>
+          <w:sz w:val="28"/>
+          <w:szCs w:val="28"/>
+        </w:rPr>
+        <w:t xml:space="preserve">10.1. Что понимается под заданием. </w:t>
+      </w:r>
+      <w:r>
+        <w:rPr>
+          <w:rFonts w:ascii="Times New Roman" w:hAnsi="Times New Roman" w:eastAsia="Times New Roman"/>
+          <w:sz w:val="28"/>
+          <w:szCs w:val="28"/>
+        </w:rPr>
+        <w:t xml:space="preserve">Задание 9 относится к работе с системой контроля версий, а не к функциональности приложения: требовалось воспроизвести ситуацию конфликта слияния в Git, разрешить его вручную и подтвердить, что после слияния проект остаётся рабочим. Конфликт возникает, когда две ветки изменяют один и тот же фрагмент одного файла; Git не может выбрать вариант автоматически и помечает фрагмент маркерами.</w:t>
       </w:r>
     </w:p>
     <w:p>
@@ -21357,15 +22274,173 @@
         <w:contextualSpacing/>
         <w:ind w:firstLine="709"/>
         <w:jc w:val="both"/>
-      </w:pPr>
-      <w:r>
         <w:rPr>
           <w:rFonts w:ascii="Times New Roman" w:hAnsi="Times New Roman" w:eastAsia="Times New Roman"/>
-          <w:i/>
-          <w:sz w:val="28"/>
-          <w:szCs w:val="28"/>
-        </w:rPr>
-        <w:t xml:space="preserve">Формулировка задания: смоделировать и разрешить конфликт слияния.</w:t>
+          <w:b/>
+          <w:sz w:val="28"/>
+          <w:szCs w:val="28"/>
+        </w:rPr>
+      </w:pPr>
+      <w:r>
+        <w:rPr>
+          <w:rFonts w:ascii="Times New Roman" w:hAnsi="Times New Roman" w:eastAsia="Times New Roman"/>
+          <w:b/>
+          <w:sz w:val="28"/>
+          <w:szCs w:val="28"/>
+        </w:rPr>
+        <w:t xml:space="preserve">10.2. Как конфликт был смоделирован. </w:t>
+      </w:r>
+      <w:r>
+        <w:rPr>
+          <w:rFonts w:ascii="Times New Roman" w:hAnsi="Times New Roman" w:eastAsia="Times New Roman"/>
+          <w:sz w:val="28"/>
+          <w:szCs w:val="28"/>
+        </w:rPr>
+        <w:t xml:space="preserve">От актуальной ветки main созданы две ветки, которые добавляли разные строки в одно и то же место файла app/services.py — блок констант сразу после ACTIVE_SECTION_STATUSES. Сначала была создана ветка feature/2-teams-section: она задавала значение вместимости секции по умолчанию и верхнюю границу вместимости.</w:t>
+      </w:r>
+    </w:p>
+    <w:p>
+      <w:pPr>
+        <w:spacing w:before="0" w:after="0" w:line="240" w:lineRule="auto"/>
+        <w:contextualSpacing/>
+        <w:ind w:firstLine="0" w:left="284"/>
+        <w:jc w:val="left"/>
+      </w:pPr>
+      <w:r>
+        <w:rPr>
+          <w:rFonts w:ascii="Consolas" w:hAnsi="Consolas" w:cs="Consolas" w:eastAsia="Consolas"/>
+          <w:sz w:val="20"/>
+          <w:szCs w:val="20"/>
+        </w:rPr>
+        <w:t xml:space="preserve"># Ветка A: значение по умолчанию 4 и верхняя граница</w:t>
+      </w:r>
+    </w:p>
+    <w:p>
+      <w:pPr>
+        <w:spacing w:before="0" w:after="0" w:line="240" w:lineRule="auto"/>
+        <w:contextualSpacing/>
+        <w:ind w:firstLine="0" w:left="284"/>
+        <w:jc w:val="left"/>
+      </w:pPr>
+      <w:r>
+        <w:rPr>
+          <w:rFonts w:ascii="Consolas" w:hAnsi="Consolas" w:cs="Consolas" w:eastAsia="Consolas"/>
+          <w:sz w:val="20"/>
+          <w:szCs w:val="20"/>
+        </w:rPr>
+        <w:t xml:space="preserve">git switch main</w:t>
+      </w:r>
+    </w:p>
+    <w:p>
+      <w:pPr>
+        <w:spacing w:before="0" w:after="0" w:line="240" w:lineRule="auto"/>
+        <w:contextualSpacing/>
+        <w:ind w:firstLine="0" w:left="284"/>
+        <w:jc w:val="left"/>
+      </w:pPr>
+      <w:r>
+        <w:rPr>
+          <w:rFonts w:ascii="Consolas" w:hAnsi="Consolas" w:cs="Consolas" w:eastAsia="Consolas"/>
+          <w:sz w:val="20"/>
+          <w:szCs w:val="20"/>
+        </w:rPr>
+        <w:t xml:space="preserve">git switch -c feature/2-teams-section</w:t>
+      </w:r>
+    </w:p>
+    <w:p>
+      <w:pPr>
+        <w:spacing w:before="0" w:after="0" w:line="240" w:lineRule="auto"/>
+        <w:contextualSpacing/>
+        <w:ind w:firstLine="0" w:left="284"/>
+        <w:jc w:val="left"/>
+      </w:pPr>
+      <w:r>
+        <w:rPr>
+          <w:rFonts w:ascii="Consolas" w:hAnsi="Consolas" w:cs="Consolas" w:eastAsia="Consolas"/>
+          <w:sz w:val="20"/>
+          <w:szCs w:val="20"/>
+        </w:rPr>
+        <w:t xml:space="preserve"># в app/services.py добавляем:</w:t>
+      </w:r>
+    </w:p>
+    <w:p>
+      <w:pPr>
+        <w:spacing w:before="0" w:after="0" w:line="240" w:lineRule="auto"/>
+        <w:contextualSpacing/>
+        <w:ind w:firstLine="0" w:left="284"/>
+        <w:jc w:val="left"/>
+      </w:pPr>
+      <w:r>
+        <w:rPr>
+          <w:rFonts w:ascii="Consolas" w:hAnsi="Consolas" w:cs="Consolas" w:eastAsia="Consolas"/>
+          <w:sz w:val="20"/>
+          <w:szCs w:val="20"/>
+        </w:rPr>
+        <w:t xml:space="preserve">#   DEFAULT_SECTION_CAPACITY = 4</w:t>
+      </w:r>
+    </w:p>
+    <w:p>
+      <w:pPr>
+        <w:spacing w:before="0" w:after="0" w:line="240" w:lineRule="auto"/>
+        <w:contextualSpacing/>
+        <w:ind w:firstLine="0" w:left="284"/>
+        <w:jc w:val="left"/>
+      </w:pPr>
+      <w:r>
+        <w:rPr>
+          <w:rFonts w:ascii="Consolas" w:hAnsi="Consolas" w:cs="Consolas" w:eastAsia="Consolas"/>
+          <w:sz w:val="20"/>
+          <w:szCs w:val="20"/>
+        </w:rPr>
+        <w:t xml:space="preserve">#   MAX_SECTION_CAPACITY = 100</w:t>
+      </w:r>
+    </w:p>
+    <w:p>
+      <w:pPr>
+        <w:spacing w:before="0" w:after="0" w:line="240" w:lineRule="auto"/>
+        <w:contextualSpacing/>
+        <w:ind w:firstLine="0" w:left="284"/>
+        <w:jc w:val="left"/>
+      </w:pPr>
+      <w:r>
+        <w:rPr>
+          <w:rFonts w:ascii="Consolas" w:hAnsi="Consolas" w:cs="Consolas" w:eastAsia="Consolas"/>
+          <w:sz w:val="20"/>
+          <w:szCs w:val="20"/>
+        </w:rPr>
+        <w:t xml:space="preserve">git add app/services.py</w:t>
+      </w:r>
+    </w:p>
+    <w:p>
+      <w:pPr>
+        <w:spacing w:before="0" w:after="0" w:line="240" w:lineRule="auto"/>
+        <w:contextualSpacing/>
+        <w:ind w:firstLine="0" w:left="284"/>
+        <w:jc w:val="left"/>
+      </w:pPr>
+      <w:r>
+        <w:rPr>
+          <w:rFonts w:ascii="Consolas" w:hAnsi="Consolas" w:cs="Consolas" w:eastAsia="Consolas"/>
+          <w:sz w:val="20"/>
+          <w:szCs w:val="20"/>
+        </w:rPr>
+        <w:t xml:space="preserve">git commit -m "feat(sections): задать вместимость секции по умолчанию и предел вместимости"</w:t>
+      </w:r>
+    </w:p>
+    <w:p>
+      <w:pPr>
+        <w:spacing w:before="0" w:after="0" w:line="240" w:lineRule="auto"/>
+        <w:contextualSpacing/>
+        <w:ind w:firstLine="0" w:left="284"/>
+        <w:jc w:val="left"/>
+      </w:pPr>
+      <w:r>
+        <w:rPr>
+          <w:rFonts w:ascii="Consolas" w:hAnsi="Consolas" w:cs="Consolas" w:eastAsia="Consolas"/>
+          <w:sz w:val="20"/>
+          <w:szCs w:val="20"/>
+        </w:rPr>
+        <w:t xml:space="preserve">git push -u origin feature/2-teams-section</w:t>
       </w:r>
     </w:p>
     <w:p>
@@ -21374,6 +22449,310 @@
         <w:contextualSpacing/>
         <w:ind w:firstLine="709"/>
         <w:jc w:val="both"/>
+      </w:pPr>
+      <w:r>
+        <w:rPr>
+          <w:rFonts w:ascii="Times New Roman" w:hAnsi="Times New Roman" w:eastAsia="Times New Roman"/>
+          <w:sz w:val="28"/>
+          <w:szCs w:val="28"/>
+        </w:rPr>
+        <w:t xml:space="preserve">Не сливая ветку A, от той же точки создана ветка feature/3-section-capacity, которая правила то же место иначе: другое значение по умолчанию и нижняя граница вместимости.</w:t>
+      </w:r>
+    </w:p>
+    <w:p>
+      <w:pPr>
+        <w:spacing w:before="0" w:after="0" w:line="240" w:lineRule="auto"/>
+        <w:contextualSpacing/>
+        <w:ind w:firstLine="0" w:left="284"/>
+        <w:jc w:val="left"/>
+      </w:pPr>
+      <w:r>
+        <w:rPr>
+          <w:rFonts w:ascii="Consolas" w:hAnsi="Consolas" w:cs="Consolas" w:eastAsia="Consolas"/>
+          <w:sz w:val="20"/>
+          <w:szCs w:val="20"/>
+        </w:rPr>
+        <w:t xml:space="preserve"># Ветка B: значение по умолчанию 5 и нижняя граница</w:t>
+      </w:r>
+    </w:p>
+    <w:p>
+      <w:pPr>
+        <w:spacing w:before="0" w:after="0" w:line="240" w:lineRule="auto"/>
+        <w:contextualSpacing/>
+        <w:ind w:firstLine="0" w:left="284"/>
+        <w:jc w:val="left"/>
+      </w:pPr>
+      <w:r>
+        <w:rPr>
+          <w:rFonts w:ascii="Consolas" w:hAnsi="Consolas" w:cs="Consolas" w:eastAsia="Consolas"/>
+          <w:sz w:val="20"/>
+          <w:szCs w:val="20"/>
+        </w:rPr>
+        <w:t xml:space="preserve">git switch main</w:t>
+      </w:r>
+    </w:p>
+    <w:p>
+      <w:pPr>
+        <w:spacing w:before="0" w:after="0" w:line="240" w:lineRule="auto"/>
+        <w:contextualSpacing/>
+        <w:ind w:firstLine="0" w:left="284"/>
+        <w:jc w:val="left"/>
+      </w:pPr>
+      <w:r>
+        <w:rPr>
+          <w:rFonts w:ascii="Consolas" w:hAnsi="Consolas" w:cs="Consolas" w:eastAsia="Consolas"/>
+          <w:sz w:val="20"/>
+          <w:szCs w:val="20"/>
+        </w:rPr>
+        <w:t xml:space="preserve">git switch -c feature/3-section-capacity</w:t>
+      </w:r>
+    </w:p>
+    <w:p>
+      <w:pPr>
+        <w:spacing w:before="0" w:after="0" w:line="240" w:lineRule="auto"/>
+        <w:contextualSpacing/>
+        <w:ind w:firstLine="0" w:left="284"/>
+        <w:jc w:val="left"/>
+      </w:pPr>
+      <w:r>
+        <w:rPr>
+          <w:rFonts w:ascii="Consolas" w:hAnsi="Consolas" w:cs="Consolas" w:eastAsia="Consolas"/>
+          <w:sz w:val="20"/>
+          <w:szCs w:val="20"/>
+        </w:rPr>
+        <w:t xml:space="preserve"># в app/services.py добавляем:</w:t>
+      </w:r>
+    </w:p>
+    <w:p>
+      <w:pPr>
+        <w:spacing w:before="0" w:after="0" w:line="240" w:lineRule="auto"/>
+        <w:contextualSpacing/>
+        <w:ind w:firstLine="0" w:left="284"/>
+        <w:jc w:val="left"/>
+      </w:pPr>
+      <w:r>
+        <w:rPr>
+          <w:rFonts w:ascii="Consolas" w:hAnsi="Consolas" w:cs="Consolas" w:eastAsia="Consolas"/>
+          <w:sz w:val="20"/>
+          <w:szCs w:val="20"/>
+        </w:rPr>
+        <w:t xml:space="preserve">#   DEFAULT_SECTION_CAPACITY = 5</w:t>
+      </w:r>
+    </w:p>
+    <w:p>
+      <w:pPr>
+        <w:spacing w:before="0" w:after="0" w:line="240" w:lineRule="auto"/>
+        <w:contextualSpacing/>
+        <w:ind w:firstLine="0" w:left="284"/>
+        <w:jc w:val="left"/>
+      </w:pPr>
+      <w:r>
+        <w:rPr>
+          <w:rFonts w:ascii="Consolas" w:hAnsi="Consolas" w:cs="Consolas" w:eastAsia="Consolas"/>
+          <w:sz w:val="20"/>
+          <w:szCs w:val="20"/>
+        </w:rPr>
+        <w:t xml:space="preserve">#   MIN_SECTION_CAPACITY = 1</w:t>
+      </w:r>
+    </w:p>
+    <w:p>
+      <w:pPr>
+        <w:spacing w:before="0" w:after="0" w:line="240" w:lineRule="auto"/>
+        <w:contextualSpacing/>
+        <w:ind w:firstLine="0" w:left="284"/>
+        <w:jc w:val="left"/>
+      </w:pPr>
+      <w:r>
+        <w:rPr>
+          <w:rFonts w:ascii="Consolas" w:hAnsi="Consolas" w:cs="Consolas" w:eastAsia="Consolas"/>
+          <w:sz w:val="20"/>
+          <w:szCs w:val="20"/>
+        </w:rPr>
+        <w:t xml:space="preserve">git add app/services.py</w:t>
+      </w:r>
+    </w:p>
+    <w:p>
+      <w:pPr>
+        <w:spacing w:before="0" w:after="0" w:line="240" w:lineRule="auto"/>
+        <w:contextualSpacing/>
+        <w:ind w:firstLine="0" w:left="284"/>
+        <w:jc w:val="left"/>
+      </w:pPr>
+      <w:r>
+        <w:rPr>
+          <w:rFonts w:ascii="Consolas" w:hAnsi="Consolas" w:cs="Consolas" w:eastAsia="Consolas"/>
+          <w:sz w:val="20"/>
+          <w:szCs w:val="20"/>
+        </w:rPr>
+        <w:t xml:space="preserve">git commit -m "feat(sections): поднять вместимость секции по умолчанию и задать минимум"</w:t>
+      </w:r>
+    </w:p>
+    <w:p>
+      <w:pPr>
+        <w:spacing w:before="0" w:after="0" w:line="240" w:lineRule="auto"/>
+        <w:contextualSpacing/>
+        <w:ind w:firstLine="0" w:left="284"/>
+        <w:jc w:val="left"/>
+      </w:pPr>
+      <w:r>
+        <w:rPr>
+          <w:rFonts w:ascii="Consolas" w:hAnsi="Consolas" w:cs="Consolas" w:eastAsia="Consolas"/>
+          <w:sz w:val="20"/>
+          <w:szCs w:val="20"/>
+        </w:rPr>
+        <w:t xml:space="preserve">git push -u origin feature/3-section-capacity</w:t>
+      </w:r>
+    </w:p>
+    <w:p>
+      <w:pPr>
+        <w:spacing w:before="0" w:after="0" w:line="360" w:lineRule="auto"/>
+        <w:contextualSpacing/>
+        <w:ind w:firstLine="709"/>
+        <w:jc w:val="both"/>
+      </w:pPr>
+      <w:r>
+        <w:rPr>
+          <w:rFonts w:ascii="Times New Roman" w:hAnsi="Times New Roman" w:eastAsia="Times New Roman"/>
+          <w:sz w:val="28"/>
+          <w:szCs w:val="28"/>
+        </w:rPr>
+        <w:t xml:space="preserve">Ветка feature/2-teams-section была влита в main первой и прошла без конфликта. После этого попытка слить вторую ветку дала конфликт:</w:t>
+      </w:r>
+    </w:p>
+    <w:p>
+      <w:pPr>
+        <w:spacing w:before="0" w:after="0" w:line="240" w:lineRule="auto"/>
+        <w:contextualSpacing/>
+        <w:ind w:firstLine="0" w:left="284"/>
+        <w:jc w:val="left"/>
+      </w:pPr>
+      <w:r>
+        <w:rPr>
+          <w:rFonts w:ascii="Consolas" w:hAnsi="Consolas" w:cs="Consolas" w:eastAsia="Consolas"/>
+          <w:sz w:val="20"/>
+          <w:szCs w:val="20"/>
+        </w:rPr>
+        <w:t xml:space="preserve">git switch main</w:t>
+      </w:r>
+    </w:p>
+    <w:p>
+      <w:pPr>
+        <w:spacing w:before="0" w:after="0" w:line="240" w:lineRule="auto"/>
+        <w:contextualSpacing/>
+        <w:ind w:firstLine="0" w:left="284"/>
+        <w:jc w:val="left"/>
+      </w:pPr>
+      <w:r>
+        <w:rPr>
+          <w:rFonts w:ascii="Consolas" w:hAnsi="Consolas" w:cs="Consolas" w:eastAsia="Consolas"/>
+          <w:sz w:val="20"/>
+          <w:szCs w:val="20"/>
+        </w:rPr>
+        <w:t xml:space="preserve">git merge --no-ff feature/3-section-capacity</w:t>
+      </w:r>
+    </w:p>
+    <w:p>
+      <w:pPr>
+        <w:spacing w:before="0" w:after="0" w:line="240" w:lineRule="auto"/>
+        <w:contextualSpacing/>
+        <w:ind w:firstLine="0" w:left="284"/>
+        <w:jc w:val="left"/>
+      </w:pPr>
+    </w:p>
+    <w:p>
+      <w:pPr>
+        <w:spacing w:before="0" w:after="0" w:line="240" w:lineRule="auto"/>
+        <w:contextualSpacing/>
+        <w:ind w:firstLine="0" w:left="284"/>
+        <w:jc w:val="left"/>
+      </w:pPr>
+      <w:r>
+        <w:rPr>
+          <w:rFonts w:ascii="Consolas" w:hAnsi="Consolas" w:cs="Consolas" w:eastAsia="Consolas"/>
+          <w:sz w:val="20"/>
+          <w:szCs w:val="20"/>
+        </w:rPr>
+        <w:t xml:space="preserve">Auto-merging app/services.py</w:t>
+      </w:r>
+    </w:p>
+    <w:p>
+      <w:pPr>
+        <w:spacing w:before="0" w:after="0" w:line="240" w:lineRule="auto"/>
+        <w:contextualSpacing/>
+        <w:ind w:firstLine="0" w:left="284"/>
+        <w:jc w:val="left"/>
+      </w:pPr>
+      <w:r>
+        <w:rPr>
+          <w:rFonts w:ascii="Consolas" w:hAnsi="Consolas" w:cs="Consolas" w:eastAsia="Consolas"/>
+          <w:sz w:val="20"/>
+          <w:szCs w:val="20"/>
+        </w:rPr>
+        <w:t xml:space="preserve">CONFLICT (content): Merge conflict in app/services.py</w:t>
+      </w:r>
+    </w:p>
+    <w:p>
+      <w:pPr>
+        <w:spacing w:before="0" w:after="0" w:line="240" w:lineRule="auto"/>
+        <w:contextualSpacing/>
+        <w:ind w:firstLine="0" w:left="284"/>
+        <w:jc w:val="left"/>
+      </w:pPr>
+      <w:r>
+        <w:rPr>
+          <w:rFonts w:ascii="Consolas" w:hAnsi="Consolas" w:cs="Consolas" w:eastAsia="Consolas"/>
+          <w:sz w:val="20"/>
+          <w:szCs w:val="20"/>
+        </w:rPr>
+        <w:t xml:space="preserve">Automatic merge failed; fix conflicts and then commit the result.</w:t>
+      </w:r>
+    </w:p>
+    <w:p>
+      <w:pPr>
+        <w:spacing w:before="0" w:after="0" w:line="240" w:lineRule="auto"/>
+        <w:contextualSpacing/>
+        <w:ind w:firstLine="0" w:left="284"/>
+        <w:jc w:val="left"/>
+      </w:pPr>
+    </w:p>
+    <w:p>
+      <w:pPr>
+        <w:spacing w:before="0" w:after="0" w:line="240" w:lineRule="auto"/>
+        <w:contextualSpacing/>
+        <w:ind w:firstLine="0" w:left="284"/>
+        <w:jc w:val="left"/>
+      </w:pPr>
+      <w:r>
+        <w:rPr>
+          <w:rFonts w:ascii="Consolas" w:hAnsi="Consolas" w:cs="Consolas" w:eastAsia="Consolas"/>
+          <w:sz w:val="20"/>
+          <w:szCs w:val="20"/>
+        </w:rPr>
+        <w:t xml:space="preserve">git status --short</w:t>
+      </w:r>
+    </w:p>
+    <w:p>
+      <w:pPr>
+        <w:spacing w:before="0" w:after="0" w:line="240" w:lineRule="auto"/>
+        <w:contextualSpacing/>
+        <w:ind w:firstLine="0" w:left="284"/>
+        <w:jc w:val="left"/>
+      </w:pPr>
+      <w:r>
+        <w:rPr>
+          <w:rFonts w:ascii="Consolas" w:hAnsi="Consolas" w:cs="Consolas" w:eastAsia="Consolas"/>
+          <w:sz w:val="20"/>
+          <w:szCs w:val="20"/>
+        </w:rPr>
+        <w:t xml:space="preserve">UU app/services.py</w:t>
+      </w:r>
+    </w:p>
+    <w:p>
+      <w:pPr>
+        <w:spacing w:before="0" w:after="0" w:line="360" w:lineRule="auto"/>
+        <w:contextualSpacing/>
+        <w:ind w:firstLine="709"/>
+        <w:jc w:val="both"/>
         <w:rPr>
           <w:rFonts w:ascii="Times New Roman" w:hAnsi="Times New Roman" w:eastAsia="Times New Roman"/>
           <w:b/>
@@ -21388,7 +22767,7 @@
           <w:sz w:val="28"/>
           <w:szCs w:val="28"/>
         </w:rPr>
-        <w:t xml:space="preserve">9.1. Что понимается под заданием.</w:t>
+        <w:t xml:space="preserve">10.3. Как конфликт был разрешён. </w:t>
       </w:r>
       <w:r>
         <w:rPr>
@@ -21396,517 +22775,7 @@
           <w:sz w:val="28"/>
           <w:szCs w:val="28"/>
         </w:rPr>
-        <w:t xml:space="preserve"> Задание 9 относится к работе с системой контроля версий, а не к функциональности приложения: требовалось воспроизвести ситуацию конфликта слияния в Git, разрешить его вручную и подтвердить, что после слияния проект остаётся рабочим. Конфликт возникает, когда две ветки изменяют один и тот же фрагмент одного файла; Git не может выбрать вариант автоматически и помечает фрагмент маркерами.</w:t>
-      </w:r>
-    </w:p>
-    <w:p>
-      <w:pPr>
-        <w:spacing w:before="0" w:after="0" w:line="360" w:lineRule="auto"/>
-        <w:contextualSpacing/>
-        <w:ind w:firstLine="709"/>
-        <w:jc w:val="both"/>
-        <w:rPr>
-          <w:rFonts w:ascii="Times New Roman" w:hAnsi="Times New Roman" w:eastAsia="Times New Roman"/>
-          <w:b/>
-          <w:sz w:val="28"/>
-          <w:szCs w:val="28"/>
-        </w:rPr>
-      </w:pPr>
-      <w:r>
-        <w:rPr>
-          <w:rFonts w:ascii="Times New Roman" w:hAnsi="Times New Roman" w:eastAsia="Times New Roman"/>
-          <w:b/>
-          <w:sz w:val="28"/>
-          <w:szCs w:val="28"/>
-        </w:rPr>
-        <w:t xml:space="preserve">9.2. Как конфликт был смоделирован.</w:t>
-      </w:r>
-      <w:r>
-        <w:rPr>
-          <w:rFonts w:ascii="Times New Roman" w:hAnsi="Times New Roman" w:eastAsia="Times New Roman"/>
-          <w:sz w:val="28"/>
-          <w:szCs w:val="28"/>
-        </w:rPr>
-        <w:t xml:space="preserve"> От актуальной ветки main созданы две ветки, которые добавляли разные строки в одно и то же место файла app/services.py — блок констант сразу после ACTIVE_SECTION_STATUSES. Сначала была создана ветка feature/2-teams-section: она задавала значение вместимости секции по умолчанию и верхнюю границу вместимости.</w:t>
-      </w:r>
-    </w:p>
-    <w:p>
-      <w:pPr>
-        <w:spacing w:before="0" w:after="0" w:line="240" w:lineRule="auto"/>
-        <w:contextualSpacing/>
-        <w:ind w:firstLine="0" w:left="284"/>
-        <w:jc w:val="left"/>
-      </w:pPr>
-      <w:r>
-        <w:rPr>
-          <w:rFonts w:ascii="Consolas" w:hAnsi="Consolas" w:cs="Consolas" w:eastAsia="Consolas"/>
-          <w:sz w:val="20"/>
-          <w:szCs w:val="20"/>
-        </w:rPr>
-        <w:t xml:space="preserve"># Ветка A: значение по умолчанию 4 и верхняя граница</w:t>
-      </w:r>
-    </w:p>
-    <w:p>
-      <w:pPr>
-        <w:spacing w:before="0" w:after="0" w:line="240" w:lineRule="auto"/>
-        <w:contextualSpacing/>
-        <w:ind w:firstLine="0" w:left="284"/>
-        <w:jc w:val="left"/>
-      </w:pPr>
-      <w:r>
-        <w:rPr>
-          <w:rFonts w:ascii="Consolas" w:hAnsi="Consolas" w:cs="Consolas" w:eastAsia="Consolas"/>
-          <w:sz w:val="20"/>
-          <w:szCs w:val="20"/>
-        </w:rPr>
-        <w:t xml:space="preserve">git switch main</w:t>
-      </w:r>
-    </w:p>
-    <w:p>
-      <w:pPr>
-        <w:spacing w:before="0" w:after="0" w:line="240" w:lineRule="auto"/>
-        <w:contextualSpacing/>
-        <w:ind w:firstLine="0" w:left="284"/>
-        <w:jc w:val="left"/>
-      </w:pPr>
-      <w:r>
-        <w:rPr>
-          <w:rFonts w:ascii="Consolas" w:hAnsi="Consolas" w:cs="Consolas" w:eastAsia="Consolas"/>
-          <w:sz w:val="20"/>
-          <w:szCs w:val="20"/>
-        </w:rPr>
-        <w:t xml:space="preserve">git switch -c feature/2-teams-section</w:t>
-      </w:r>
-    </w:p>
-    <w:p>
-      <w:pPr>
-        <w:spacing w:before="0" w:after="0" w:line="240" w:lineRule="auto"/>
-        <w:contextualSpacing/>
-        <w:ind w:firstLine="0" w:left="284"/>
-        <w:jc w:val="left"/>
-      </w:pPr>
-      <w:r>
-        <w:rPr>
-          <w:rFonts w:ascii="Consolas" w:hAnsi="Consolas" w:cs="Consolas" w:eastAsia="Consolas"/>
-          <w:sz w:val="20"/>
-          <w:szCs w:val="20"/>
-        </w:rPr>
-        <w:t xml:space="preserve"># в app/services.py добавляем:</w:t>
-      </w:r>
-    </w:p>
-    <w:p>
-      <w:pPr>
-        <w:spacing w:before="0" w:after="0" w:line="240" w:lineRule="auto"/>
-        <w:contextualSpacing/>
-        <w:ind w:firstLine="0" w:left="284"/>
-        <w:jc w:val="left"/>
-      </w:pPr>
-      <w:r>
-        <w:rPr>
-          <w:rFonts w:ascii="Consolas" w:hAnsi="Consolas" w:cs="Consolas" w:eastAsia="Consolas"/>
-          <w:sz w:val="20"/>
-          <w:szCs w:val="20"/>
-        </w:rPr>
-        <w:t xml:space="preserve">#   DEFAULT_SECTION_CAPACITY = 4</w:t>
-      </w:r>
-    </w:p>
-    <w:p>
-      <w:pPr>
-        <w:spacing w:before="0" w:after="0" w:line="240" w:lineRule="auto"/>
-        <w:contextualSpacing/>
-        <w:ind w:firstLine="0" w:left="284"/>
-        <w:jc w:val="left"/>
-      </w:pPr>
-      <w:r>
-        <w:rPr>
-          <w:rFonts w:ascii="Consolas" w:hAnsi="Consolas" w:cs="Consolas" w:eastAsia="Consolas"/>
-          <w:sz w:val="20"/>
-          <w:szCs w:val="20"/>
-        </w:rPr>
-        <w:t xml:space="preserve">#   MAX_SECTION_CAPACITY = 100</w:t>
-      </w:r>
-    </w:p>
-    <w:p>
-      <w:pPr>
-        <w:spacing w:before="0" w:after="0" w:line="240" w:lineRule="auto"/>
-        <w:contextualSpacing/>
-        <w:ind w:firstLine="0" w:left="284"/>
-        <w:jc w:val="left"/>
-      </w:pPr>
-      <w:r>
-        <w:rPr>
-          <w:rFonts w:ascii="Consolas" w:hAnsi="Consolas" w:cs="Consolas" w:eastAsia="Consolas"/>
-          <w:sz w:val="20"/>
-          <w:szCs w:val="20"/>
-        </w:rPr>
-        <w:t xml:space="preserve">git add app/services.py</w:t>
-      </w:r>
-    </w:p>
-    <w:p>
-      <w:pPr>
-        <w:spacing w:before="0" w:after="0" w:line="240" w:lineRule="auto"/>
-        <w:contextualSpacing/>
-        <w:ind w:firstLine="0" w:left="284"/>
-        <w:jc w:val="left"/>
-      </w:pPr>
-      <w:r>
-        <w:rPr>
-          <w:rFonts w:ascii="Consolas" w:hAnsi="Consolas" w:cs="Consolas" w:eastAsia="Consolas"/>
-          <w:sz w:val="20"/>
-          <w:szCs w:val="20"/>
-        </w:rPr>
-        <w:t xml:space="preserve">git commit -m "feat(sections): задать вместимость секции по умолчанию и предел вместимости"</w:t>
-      </w:r>
-    </w:p>
-    <w:p>
-      <w:pPr>
-        <w:spacing w:before="0" w:after="0" w:line="240" w:lineRule="auto"/>
-        <w:contextualSpacing/>
-        <w:ind w:firstLine="0" w:left="284"/>
-        <w:jc w:val="left"/>
-      </w:pPr>
-      <w:r>
-        <w:rPr>
-          <w:rFonts w:ascii="Consolas" w:hAnsi="Consolas" w:cs="Consolas" w:eastAsia="Consolas"/>
-          <w:sz w:val="20"/>
-          <w:szCs w:val="20"/>
-        </w:rPr>
-        <w:t xml:space="preserve">git push -u origin feature/2-teams-section</w:t>
-      </w:r>
-    </w:p>
-    <w:p>
-      <w:pPr>
-        <w:spacing w:before="0" w:after="0" w:line="360" w:lineRule="auto"/>
-        <w:contextualSpacing/>
-        <w:ind w:firstLine="709"/>
-        <w:jc w:val="both"/>
-      </w:pPr>
-      <w:r>
-        <w:rPr>
-          <w:rFonts w:ascii="Times New Roman" w:hAnsi="Times New Roman" w:eastAsia="Times New Roman"/>
-          <w:sz w:val="28"/>
-          <w:szCs w:val="28"/>
-        </w:rPr>
-        <w:t xml:space="preserve">Не сливая ветку A, от той же точки создана ветка feature/3-section-capacity, которая правила то же место иначе: другое значение по умолчанию и нижняя граница вместимости.</w:t>
-      </w:r>
-    </w:p>
-    <w:p>
-      <w:pPr>
-        <w:spacing w:before="0" w:after="0" w:line="240" w:lineRule="auto"/>
-        <w:contextualSpacing/>
-        <w:ind w:firstLine="0" w:left="284"/>
-        <w:jc w:val="left"/>
-      </w:pPr>
-      <w:r>
-        <w:rPr>
-          <w:rFonts w:ascii="Consolas" w:hAnsi="Consolas" w:cs="Consolas" w:eastAsia="Consolas"/>
-          <w:sz w:val="20"/>
-          <w:szCs w:val="20"/>
-        </w:rPr>
-        <w:t xml:space="preserve"># Ветка B: значение по умолчанию 5 и нижняя граница</w:t>
-      </w:r>
-    </w:p>
-    <w:p>
-      <w:pPr>
-        <w:spacing w:before="0" w:after="0" w:line="240" w:lineRule="auto"/>
-        <w:contextualSpacing/>
-        <w:ind w:firstLine="0" w:left="284"/>
-        <w:jc w:val="left"/>
-      </w:pPr>
-      <w:r>
-        <w:rPr>
-          <w:rFonts w:ascii="Consolas" w:hAnsi="Consolas" w:cs="Consolas" w:eastAsia="Consolas"/>
-          <w:sz w:val="20"/>
-          <w:szCs w:val="20"/>
-        </w:rPr>
-        <w:t xml:space="preserve">git switch main</w:t>
-      </w:r>
-    </w:p>
-    <w:p>
-      <w:pPr>
-        <w:spacing w:before="0" w:after="0" w:line="240" w:lineRule="auto"/>
-        <w:contextualSpacing/>
-        <w:ind w:firstLine="0" w:left="284"/>
-        <w:jc w:val="left"/>
-      </w:pPr>
-      <w:r>
-        <w:rPr>
-          <w:rFonts w:ascii="Consolas" w:hAnsi="Consolas" w:cs="Consolas" w:eastAsia="Consolas"/>
-          <w:sz w:val="20"/>
-          <w:szCs w:val="20"/>
-        </w:rPr>
-        <w:t xml:space="preserve">git switch -c feature/3-section-capacity</w:t>
-      </w:r>
-    </w:p>
-    <w:p>
-      <w:pPr>
-        <w:spacing w:before="0" w:after="0" w:line="240" w:lineRule="auto"/>
-        <w:contextualSpacing/>
-        <w:ind w:firstLine="0" w:left="284"/>
-        <w:jc w:val="left"/>
-      </w:pPr>
-      <w:r>
-        <w:rPr>
-          <w:rFonts w:ascii="Consolas" w:hAnsi="Consolas" w:cs="Consolas" w:eastAsia="Consolas"/>
-          <w:sz w:val="20"/>
-          <w:szCs w:val="20"/>
-        </w:rPr>
-        <w:t xml:space="preserve"># в app/services.py добавляем:</w:t>
-      </w:r>
-    </w:p>
-    <w:p>
-      <w:pPr>
-        <w:spacing w:before="0" w:after="0" w:line="240" w:lineRule="auto"/>
-        <w:contextualSpacing/>
-        <w:ind w:firstLine="0" w:left="284"/>
-        <w:jc w:val="left"/>
-      </w:pPr>
-      <w:r>
-        <w:rPr>
-          <w:rFonts w:ascii="Consolas" w:hAnsi="Consolas" w:cs="Consolas" w:eastAsia="Consolas"/>
-          <w:sz w:val="20"/>
-          <w:szCs w:val="20"/>
-        </w:rPr>
-        <w:t xml:space="preserve">#   DEFAULT_SECTION_CAPACITY = 5</w:t>
-      </w:r>
-    </w:p>
-    <w:p>
-      <w:pPr>
-        <w:spacing w:before="0" w:after="0" w:line="240" w:lineRule="auto"/>
-        <w:contextualSpacing/>
-        <w:ind w:firstLine="0" w:left="284"/>
-        <w:jc w:val="left"/>
-      </w:pPr>
-      <w:r>
-        <w:rPr>
-          <w:rFonts w:ascii="Consolas" w:hAnsi="Consolas" w:cs="Consolas" w:eastAsia="Consolas"/>
-          <w:sz w:val="20"/>
-          <w:szCs w:val="20"/>
-        </w:rPr>
-        <w:t xml:space="preserve">#   MIN_SECTION_CAPACITY = 1</w:t>
-      </w:r>
-    </w:p>
-    <w:p>
-      <w:pPr>
-        <w:spacing w:before="0" w:after="0" w:line="240" w:lineRule="auto"/>
-        <w:contextualSpacing/>
-        <w:ind w:firstLine="0" w:left="284"/>
-        <w:jc w:val="left"/>
-      </w:pPr>
-      <w:r>
-        <w:rPr>
-          <w:rFonts w:ascii="Consolas" w:hAnsi="Consolas" w:cs="Consolas" w:eastAsia="Consolas"/>
-          <w:sz w:val="20"/>
-          <w:szCs w:val="20"/>
-        </w:rPr>
-        <w:t xml:space="preserve">git add app/services.py</w:t>
-      </w:r>
-    </w:p>
-    <w:p>
-      <w:pPr>
-        <w:spacing w:before="0" w:after="0" w:line="240" w:lineRule="auto"/>
-        <w:contextualSpacing/>
-        <w:ind w:firstLine="0" w:left="284"/>
-        <w:jc w:val="left"/>
-      </w:pPr>
-      <w:r>
-        <w:rPr>
-          <w:rFonts w:ascii="Consolas" w:hAnsi="Consolas" w:cs="Consolas" w:eastAsia="Consolas"/>
-          <w:sz w:val="20"/>
-          <w:szCs w:val="20"/>
-        </w:rPr>
-        <w:t xml:space="preserve">git commit -m "feat(sections): поднять вместимость секции по умолчанию и задать минимум"</w:t>
-      </w:r>
-    </w:p>
-    <w:p>
-      <w:pPr>
-        <w:spacing w:before="0" w:after="0" w:line="240" w:lineRule="auto"/>
-        <w:contextualSpacing/>
-        <w:ind w:firstLine="0" w:left="284"/>
-        <w:jc w:val="left"/>
-      </w:pPr>
-      <w:r>
-        <w:rPr>
-          <w:rFonts w:ascii="Consolas" w:hAnsi="Consolas" w:cs="Consolas" w:eastAsia="Consolas"/>
-          <w:sz w:val="20"/>
-          <w:szCs w:val="20"/>
-        </w:rPr>
-        <w:t xml:space="preserve">git push -u origin feature/3-section-capacity</w:t>
-      </w:r>
-    </w:p>
-    <w:p>
-      <w:pPr>
-        <w:spacing w:before="0" w:after="0" w:line="360" w:lineRule="auto"/>
-        <w:contextualSpacing/>
-        <w:ind w:firstLine="709"/>
-        <w:jc w:val="both"/>
-      </w:pPr>
-      <w:r>
-        <w:rPr>
-          <w:rFonts w:ascii="Times New Roman" w:hAnsi="Times New Roman" w:eastAsia="Times New Roman"/>
-          <w:sz w:val="28"/>
-          <w:szCs w:val="28"/>
-        </w:rPr>
-        <w:t xml:space="preserve">Ветка feature/2-teams-section была влита в main первой и прошла без конфликта. После этого попытка слить вторую ветку дала конфликт:</w:t>
-      </w:r>
-    </w:p>
-    <w:p>
-      <w:pPr>
-        <w:spacing w:before="0" w:after="0" w:line="240" w:lineRule="auto"/>
-        <w:contextualSpacing/>
-        <w:ind w:firstLine="0" w:left="284"/>
-        <w:jc w:val="left"/>
-      </w:pPr>
-      <w:r>
-        <w:rPr>
-          <w:rFonts w:ascii="Consolas" w:hAnsi="Consolas" w:cs="Consolas" w:eastAsia="Consolas"/>
-          <w:sz w:val="20"/>
-          <w:szCs w:val="20"/>
-        </w:rPr>
-        <w:t xml:space="preserve">git switch main</w:t>
-      </w:r>
-    </w:p>
-    <w:p>
-      <w:pPr>
-        <w:spacing w:before="0" w:after="0" w:line="240" w:lineRule="auto"/>
-        <w:contextualSpacing/>
-        <w:ind w:firstLine="0" w:left="284"/>
-        <w:jc w:val="left"/>
-      </w:pPr>
-      <w:r>
-        <w:rPr>
-          <w:rFonts w:ascii="Consolas" w:hAnsi="Consolas" w:cs="Consolas" w:eastAsia="Consolas"/>
-          <w:sz w:val="20"/>
-          <w:szCs w:val="20"/>
-        </w:rPr>
-        <w:t xml:space="preserve">git merge --no-ff feature/3-section-capacity</w:t>
-      </w:r>
-    </w:p>
-    <w:p>
-      <w:pPr>
-        <w:spacing w:before="0" w:after="0" w:line="240" w:lineRule="auto"/>
-        <w:contextualSpacing/>
-        <w:ind w:firstLine="0" w:left="284"/>
-        <w:jc w:val="left"/>
-      </w:pPr>
-    </w:p>
-    <w:p>
-      <w:pPr>
-        <w:spacing w:before="0" w:after="0" w:line="240" w:lineRule="auto"/>
-        <w:contextualSpacing/>
-        <w:ind w:firstLine="0" w:left="284"/>
-        <w:jc w:val="left"/>
-      </w:pPr>
-      <w:r>
-        <w:rPr>
-          <w:rFonts w:ascii="Consolas" w:hAnsi="Consolas" w:cs="Consolas" w:eastAsia="Consolas"/>
-          <w:sz w:val="20"/>
-          <w:szCs w:val="20"/>
-        </w:rPr>
-        <w:t xml:space="preserve">Auto-merging app/services.py</w:t>
-      </w:r>
-    </w:p>
-    <w:p>
-      <w:pPr>
-        <w:spacing w:before="0" w:after="0" w:line="240" w:lineRule="auto"/>
-        <w:contextualSpacing/>
-        <w:ind w:firstLine="0" w:left="284"/>
-        <w:jc w:val="left"/>
-      </w:pPr>
-      <w:r>
-        <w:rPr>
-          <w:rFonts w:ascii="Consolas" w:hAnsi="Consolas" w:cs="Consolas" w:eastAsia="Consolas"/>
-          <w:sz w:val="20"/>
-          <w:szCs w:val="20"/>
-        </w:rPr>
-        <w:t xml:space="preserve">CONFLICT (content): Merge conflict in app/services.py</w:t>
-      </w:r>
-    </w:p>
-    <w:p>
-      <w:pPr>
-        <w:spacing w:before="0" w:after="0" w:line="240" w:lineRule="auto"/>
-        <w:contextualSpacing/>
-        <w:ind w:firstLine="0" w:left="284"/>
-        <w:jc w:val="left"/>
-      </w:pPr>
-      <w:r>
-        <w:rPr>
-          <w:rFonts w:ascii="Consolas" w:hAnsi="Consolas" w:cs="Consolas" w:eastAsia="Consolas"/>
-          <w:sz w:val="20"/>
-          <w:szCs w:val="20"/>
-        </w:rPr>
-        <w:t xml:space="preserve">Automatic merge failed; fix conflicts and then commit the result.</w:t>
-      </w:r>
-    </w:p>
-    <w:p>
-      <w:pPr>
-        <w:spacing w:before="0" w:after="0" w:line="240" w:lineRule="auto"/>
-        <w:contextualSpacing/>
-        <w:ind w:firstLine="0" w:left="284"/>
-        <w:jc w:val="left"/>
-      </w:pPr>
-    </w:p>
-    <w:p>
-      <w:pPr>
-        <w:spacing w:before="0" w:after="0" w:line="240" w:lineRule="auto"/>
-        <w:contextualSpacing/>
-        <w:ind w:firstLine="0" w:left="284"/>
-        <w:jc w:val="left"/>
-      </w:pPr>
-      <w:r>
-        <w:rPr>
-          <w:rFonts w:ascii="Consolas" w:hAnsi="Consolas" w:cs="Consolas" w:eastAsia="Consolas"/>
-          <w:sz w:val="20"/>
-          <w:szCs w:val="20"/>
-        </w:rPr>
-        <w:t xml:space="preserve">git status --short</w:t>
-      </w:r>
-    </w:p>
-    <w:p>
-      <w:pPr>
-        <w:spacing w:before="0" w:after="0" w:line="240" w:lineRule="auto"/>
-        <w:contextualSpacing/>
-        <w:ind w:firstLine="0" w:left="284"/>
-        <w:jc w:val="left"/>
-      </w:pPr>
-      <w:r>
-        <w:rPr>
-          <w:rFonts w:ascii="Consolas" w:hAnsi="Consolas" w:cs="Consolas" w:eastAsia="Consolas"/>
-          <w:sz w:val="20"/>
-          <w:szCs w:val="20"/>
-        </w:rPr>
-        <w:t xml:space="preserve">UU app/services.py</w:t>
-      </w:r>
-    </w:p>
-    <w:p>
-      <w:pPr>
-        <w:spacing w:before="0" w:after="0" w:line="360" w:lineRule="auto"/>
-        <w:contextualSpacing/>
-        <w:ind w:firstLine="709"/>
-        <w:jc w:val="both"/>
-        <w:rPr>
-          <w:rFonts w:ascii="Times New Roman" w:hAnsi="Times New Roman" w:eastAsia="Times New Roman"/>
-          <w:b/>
-          <w:sz w:val="28"/>
-          <w:szCs w:val="28"/>
-        </w:rPr>
-      </w:pPr>
-      <w:r>
-        <w:rPr>
-          <w:rFonts w:ascii="Times New Roman" w:hAnsi="Times New Roman" w:eastAsia="Times New Roman"/>
-          <w:b/>
-          <w:sz w:val="28"/>
-          <w:szCs w:val="28"/>
-        </w:rPr>
-        <w:t xml:space="preserve">9.3. Как конфликт был разрешён.</w:t>
-      </w:r>
-      <w:r>
-        <w:rPr>
-          <w:rFonts w:ascii="Times New Roman" w:hAnsi="Times New Roman" w:eastAsia="Times New Roman"/>
-          <w:sz w:val="28"/>
-          <w:szCs w:val="28"/>
-        </w:rPr>
-        <w:t xml:space="preserve"> Git вставил маркеры прямо в место, куда обе ветки добавляли строки:</w:t>
+        <w:t xml:space="preserve">Git вставил маркеры прямо в место, куда обе ветки добавляли строки:</w:t>
       </w:r>
     </w:p>
     <w:p>
@@ -22788,7 +23657,7 @@
           <w:sz w:val="20"/>
           <w:szCs w:val="20"/>
         </w:rPr>
-        <w:t xml:space="preserve">58 passed</w:t>
+        <w:t xml:space="preserve">85 passed</w:t>
       </w:r>
     </w:p>
     <w:p>
@@ -22883,7 +23752,7 @@
           <w:sz w:val="28"/>
           <w:szCs w:val="28"/>
         </w:rPr>
-        <w:t xml:space="preserve">9.4. Что получилось в результате.</w:t>
+        <w:t xml:space="preserve">10.4. Что получилось в результате. </w:t>
       </w:r>
       <w:r>
         <w:rPr>
@@ -22891,7 +23760,7 @@
           <w:sz w:val="28"/>
           <w:szCs w:val="28"/>
         </w:rPr>
-        <w:t xml:space="preserve"> В истории main остались оба коммита веток, коммит слияния первой ветки и коммит с разрешённым конфликтом — по графу коммитов видно, что конфликт действительно возник и был разрешён вручную. После разрешения выполнен полный набор локальных проверок: форматирование, статический анализ и 58 автоматических тестов прошли успешно, то есть слияние не нарушило работоспособность приложения. Ветки feature/2-teams-section и feature/3-section-capacity оставлены в удалённом репозитории как подтверждение выполненного упражнения.</w:t>
+        <w:t xml:space="preserve">В истории main остались оба коммита веток, коммит слияния первой ветки и коммит с разрешённым конфликтом — по графу коммитов видно, что конфликт действительно возник и был разрешён вручную. После разрешения выполнен полный набор локальных проверок: форматирование, статический анализ и 85 автоматических тестов прошли успешно, то есть слияние не нарушило работоспособность приложения. Ветки feature/2-teams-section и feature/3-section-capacity оставлены в удалённом репозитории как подтверждение выполненного упражнения.</w:t>
       </w:r>
     </w:p>
     <w:p>
@@ -22972,7 +23841,7 @@
                 <w:sz w:val="24"/>
                 <w:szCs w:val="24"/>
               </w:rPr>
-              <w:t xml:space="preserve">Скриншот терминала с результатом команд git diff --check, .\scripts\dev.ps1 verify (строка 58 passed) и git log --oneline --graph -6 после коммита слияния.</w:t>
+              <w:t xml:space="preserve">Скриншот терминала с результатом команд git diff --check, .\scripts\dev.ps1 verify (строка 85 passed) и git log --oneline --graph -6 после коммита слияния.</w:t>
             </w:r>
           </w:p>
         </w:tc>
@@ -23066,7 +23935,7 @@
                 <w:sz w:val="24"/>
                 <w:szCs w:val="24"/>
               </w:rPr>
-              <w:t xml:space="preserve">Отсутствие маркеров конфликта, успешно пройденные проверки (58 тестов) и коммит с сообщением «merge: разрешить конфликт вместимости секции (оставлено 5 мест)».</w:t>
+              <w:t xml:space="preserve">Отсутствие маркеров конфликта, успешно пройденные проверки (85 тестов) и коммит с сообщением «merge: разрешить конфликт вместимости секции (оставлено 5 мест)».</w:t>
             </w:r>
           </w:p>
         </w:tc>
@@ -23139,7 +24008,7 @@
           <w:sz w:val="28"/>
           <w:szCs w:val="28"/>
         </w:rPr>
-        <w:t xml:space="preserve">9.5. Разрешение конфликта в Visual Studio Code.</w:t>
+        <w:t xml:space="preserve">10.5. Разрешение конфликта в Visual Studio Code. </w:t>
       </w:r>
       <w:r>
         <w:rPr>
@@ -23147,7 +24016,7 @@
           <w:sz w:val="28"/>
           <w:szCs w:val="28"/>
         </w:rPr>
-        <w:t xml:space="preserve"> Помимо командной строки конфликт разрешался и в редакторе: Visual Studio Code подсвечивает конфликтные файлы в панели Source Control и предлагает для каждой группы маркеров действия Accept Current Change, Accept Incoming Change, Accept Both Changes и Compare Changes. Для этого конфликта удобнее всего Accept Both Changes, после чего значение по умолчанию правится вручную. После выбора варианта файл добавляется в индекс (кнопка «+») и фиксируется коммитом. Если изменение не требуется, слияние можно полностью отменить командой git merge --abort.</w:t>
+        <w:t xml:space="preserve">Помимо командной строки конфликт разрешался и в редакторе: Visual Studio Code подсвечивает конфликтные файлы в панели Source Control и предлагает для каждой группы маркеров действия Accept Current Change, Accept Incoming Change, Accept Both Changes и Compare Changes. Для этого конфликта удобнее всего Accept Both Changes, после чего значение по умолчанию правится вручную. После выбора варианта файл добавляется в индекс (кнопка «+») и фиксируется коммитом. Если изменение не требуется, слияние можно полностью отменить командой git merge --abort.</w:t>
       </w:r>
     </w:p>
     <w:p>
@@ -23170,8 +24039,7 @@
           <w:sz w:val="30"/>
           <w:szCs w:val="30"/>
         </w:rPr>
-        <w:lastRenderedPageBreak/>
-        <w:t>10. Тег первой версии v0.1.0</w:t>
+        <w:t xml:space="preserve">11. Тег первой версии v0.1.0</w:t>
       </w:r>
     </w:p>
     <w:p>
@@ -24334,8 +25202,7 @@
           <w:sz w:val="30"/>
           <w:szCs w:val="30"/>
         </w:rPr>
-        <w:lastRenderedPageBreak/>
-        <w:t>11. Правила внесения изменений: проверки, запреты, порядок приёмки</w:t>
+        <w:t xml:space="preserve">12. Правила внесения изменений: проверки, запреты, порядок приёмки</w:t>
       </w:r>
     </w:p>
     <w:p>
@@ -24424,7 +25291,7 @@
           <w:sz w:val="28"/>
           <w:szCs w:val="28"/>
         </w:rPr>
-        <w:t>11.1. Путь изменения.</w:t>
+        <w:t xml:space="preserve">12.1. Путь изменения.</w:t>
       </w:r>
     </w:p>
     <w:p>
@@ -24508,7 +25375,7 @@
           <w:sz w:val="28"/>
           <w:szCs w:val="28"/>
         </w:rPr>
-        <w:t>11.2. Обязательные команды проверки.</w:t>
+        <w:t xml:space="preserve">12.2. Обязательные команды проверки.</w:t>
       </w:r>
     </w:p>
     <w:tbl>
@@ -24794,7 +25661,7 @@
               <w:rPr>
                 <w:rFonts w:eastAsia="Times New Roman"/>
               </w:rPr>
-              <w:t>58 автоматических тестов, включая все правила предметной области</w:t>
+              <w:t>85 автоматических тестов, включая все правила предметной области</w:t>
             </w:r>
           </w:p>
         </w:tc>
@@ -25140,8 +26007,7 @@
           <w:sz w:val="28"/>
           <w:szCs w:val="28"/>
         </w:rPr>
-        <w:lastRenderedPageBreak/>
-        <w:t>11.3. Запрещённые действия.</w:t>
+        <w:t xml:space="preserve">12.3. Запрещённые действия.</w:t>
       </w:r>
     </w:p>
     <w:p>
@@ -25311,7 +26177,7 @@
           <w:sz w:val="28"/>
           <w:szCs w:val="28"/>
         </w:rPr>
-        <w:t>11.4. Особый контроль критических файлов приёмки.</w:t>
+        <w:t xml:space="preserve">12.4. Особый контроль критических файлов приёмки.</w:t>
       </w:r>
     </w:p>
     <w:p>
@@ -25355,7 +26221,7 @@
           <w:sz w:val="28"/>
           <w:szCs w:val="28"/>
         </w:rPr>
-        <w:t>11.5. Порядок приёмки.</w:t>
+        <w:t xml:space="preserve">12.5. Порядок приёмки.</w:t>
       </w:r>
     </w:p>
     <w:tbl>
@@ -25681,7 +26547,7 @@
           <w:sz w:val="28"/>
           <w:szCs w:val="28"/>
         </w:rPr>
-        <w:t>11.6. Шаблон сообщений коммитов.</w:t>
+        <w:t xml:space="preserve">12.6. Шаблон сообщений коммитов.</w:t>
       </w:r>
     </w:p>
     <w:p>
@@ -26551,7 +27417,7 @@
           <w:sz w:val="28"/>
           <w:szCs w:val="28"/>
         </w:rPr>
-        <w:t>Качество подтверждено измеримыми результатами: 58 автоматических тестов проходят, статический анализ и проверка форматирования не выявляют замечаний, дымовая проверка приложения успешна, конвейер CI зелёный по обеим группам заданий. Единый командный интерфейс (make verify или .\scripts\dev.ps1 verify) объединяет все обязательные проверки, поэтому локальный результат и результат автоматической проверки совпадают.</w:t>
+        <w:t>Качество подтверждено измеримыми результатами: 85 автоматических тестов проходят, статический анализ и проверка форматирования не выявляют замечаний, дымовая проверка приложения успешна, конвейер CI зелёный по обеим группам заданий. Единый командный интерфейс (make verify или .\scripts\dev.ps1 verify) объединяет все обязательные проверки, поэтому локальный результат и результат автоматической проверки совпадают.</w:t>
       </w:r>
     </w:p>
     <w:p>

--- a/docs/LR1_Popikov_241_372.docx
+++ b/docs/LR1_Popikov_241_372.docx
@@ -579,7 +579,7 @@
           <w:sz w:val="28"/>
           <w:szCs w:val="28"/>
         </w:rPr>
-        <w:t xml:space="preserve">8. Удалённый Git-репозиторий, README, .gitignore, .env.example, описание API и схема данных</w:t>
+        <w:t xml:space="preserve">7. Аутентификация и доступ</w:t>
       </w:r>
     </w:p>
     <w:p>
@@ -595,7 +595,7 @@
           <w:sz w:val="28"/>
           <w:szCs w:val="28"/>
         </w:rPr>
-        <w:t xml:space="preserve">7. Аутентификация и разграничение доступа по ролям</w:t>
+        <w:t xml:space="preserve">8. Удалённый Git-репозиторий, README, .gitignore, .env.example, описание API и схема данных</w:t>
       </w:r>
     </w:p>
     <w:p>
@@ -4988,7 +4988,7 @@
               <w:rPr>
                 <w:rFonts w:eastAsia="Times New Roman"/>
               </w:rPr>
-              <w:t>85 автоматических тестов</w:t>
+              <w:t xml:space="preserve">81 автоматический тест</w:t>
             </w:r>
           </w:p>
         </w:tc>
@@ -5738,81 +5738,8 @@
           <w:sz w:val="20"/>
           <w:szCs w:val="20"/>
         </w:rPr>
-        <w:t xml:space="preserve">  </w:t>
-      </w:r>
-      <w:proofErr w:type="spellStart"/>
-      <w:r>
-        <w:rPr>
-          <w:rFonts w:ascii="Consolas" w:eastAsia="Times New Roman" w:hAnsi="Consolas" w:cs="Consolas"/>
-          <w:sz w:val="20"/>
-          <w:szCs w:val="20"/>
-          <w:lang w:val="en-US"/>
-        </w:rPr>
-        <w:t>Dockerfile</w:t>
-      </w:r>
-      <w:proofErr w:type="spellEnd"/>
-      <w:r>
-        <w:rPr>
-          <w:rFonts w:ascii="Consolas" w:eastAsia="Times New Roman" w:hAnsi="Consolas" w:cs="Consolas"/>
-          <w:sz w:val="20"/>
-          <w:szCs w:val="20"/>
-          <w:lang w:val="en-US"/>
-        </w:rPr>
-        <w:t>, docker-</w:t>
-      </w:r>
-      <w:proofErr w:type="spellStart"/>
-      <w:r>
-        <w:rPr>
-          <w:rFonts w:ascii="Consolas" w:eastAsia="Times New Roman" w:hAnsi="Consolas" w:cs="Consolas"/>
-          <w:sz w:val="20"/>
-          <w:szCs w:val="20"/>
-          <w:lang w:val="en-US"/>
-        </w:rPr>
-        <w:t>compose.yml</w:t>
-      </w:r>
-      <w:proofErr w:type="spellEnd"/>
-      <w:r>
-        <w:rPr>
-          <w:rFonts w:ascii="Consolas" w:eastAsia="Times New Roman" w:hAnsi="Consolas" w:cs="Consolas"/>
-          <w:sz w:val="20"/>
-          <w:szCs w:val="20"/>
-          <w:lang w:val="en-US"/>
-        </w:rPr>
-        <w:t xml:space="preserve">, </w:t>
-      </w:r>
-      <w:proofErr w:type="spellStart"/>
-      <w:r>
-        <w:rPr>
-          <w:rFonts w:ascii="Consolas" w:eastAsia="Times New Roman" w:hAnsi="Consolas" w:cs="Consolas"/>
-          <w:sz w:val="20"/>
-          <w:szCs w:val="20"/>
-          <w:lang w:val="en-US"/>
-        </w:rPr>
-        <w:t>Makefile</w:t>
-      </w:r>
-      <w:proofErr w:type="spellEnd"/>
-      <w:r>
-        <w:rPr>
-          <w:rFonts w:ascii="Consolas" w:eastAsia="Times New Roman" w:hAnsi="Consolas" w:cs="Consolas"/>
-          <w:sz w:val="20"/>
-          <w:szCs w:val="20"/>
-          <w:lang w:val="en-US"/>
-        </w:rPr>
-        <w:t xml:space="preserve">, </w:t>
-      </w:r>
-      <w:proofErr w:type="spellStart"/>
-      <w:proofErr w:type="gramStart"/>
-      <w:r>
-        <w:rPr>
-          <w:rFonts w:ascii="Consolas" w:eastAsia="Times New Roman" w:hAnsi="Consolas" w:cs="Consolas"/>
-          <w:sz w:val="20"/>
-          <w:szCs w:val="20"/>
-          <w:lang w:val="en-US"/>
-        </w:rPr>
-        <w:t>pyproject.toml</w:t>
-      </w:r>
-      <w:proofErr w:type="spellEnd"/>
-      <w:proofErr w:type="gramEnd"/>
+        <w:t xml:space="preserve">  Dockerfile, docker-compose.yml, pyproject.toml</w:t>
+      </w:r>
     </w:p>
     <w:p>
       <w:pPr>
@@ -5901,31 +5828,7 @@
           <w:sz w:val="28"/>
           <w:szCs w:val="28"/>
         </w:rPr>
-        <w:t xml:space="preserve">4.3. Запуск приложения. </w:t>
-      </w:r>
-      <w:r>
-        <w:rPr>
-          <w:rFonts w:ascii="Times New Roman" w:hAnsi="Times New Roman" w:eastAsia="Times New Roman"/>
-          <w:sz w:val="28"/>
-          <w:szCs w:val="28"/>
-        </w:rPr>
-        <w:t xml:space="preserve">Приложение запускается тремя способами, которые дают одинаковый результат. Основной командный интерфейс — GNU make (версия 4.4.1): команды вида make setup, make run, make verify. Полным аналогом для среды без GNU make является скрипт scripts/dev.ps1 с теми же именами команд. Третий способ — контейнерное окружение через docker compose.</w:t>
-      </w:r>
-    </w:p>
-    <w:p>
-      <w:pPr>
-        <w:spacing w:before="0" w:after="0" w:line="360" w:lineRule="auto"/>
-        <w:contextualSpacing/>
-        <w:ind w:firstLine="709"/>
-        <w:jc w:val="both"/>
-      </w:pPr>
-      <w:r>
-        <w:rPr>
-          <w:rFonts w:ascii="Times New Roman" w:hAnsi="Times New Roman" w:eastAsia="Times New Roman"/>
-          <w:sz w:val="28"/>
-          <w:szCs w:val="28"/>
-        </w:rPr>
-        <w:t xml:space="preserve">Makefile намеренно не использует Unix-утилиты (grep, awk, sed, rm, find, cp), которых нет в Windows: разбор списка команд, создание файла .env и очистка каталогов выполнены скриптами scripts/make_help.py, scripts/make_setup_env.py и scripts/make_clean.py. Поэтому одни и те же команды работают и в Windows, и в Linux.</w:t>
+        <w:t xml:space="preserve">4.3. Запуск приложения. Приложение запускается двумя способами, которые дают одинаковый результат. Основной командный интерфейс — скрипт scripts/dev.ps1 (PowerShell): команды вида .\scripts\dev.ps1 setup, .\scripts\dev.ps1 run, .\scripts\dev.ps1 verify. Второй способ — контейнерное окружение через docker compose.</w:t>
       </w:r>
     </w:p>
     <w:p>
@@ -5941,7 +5844,7 @@
           <w:sz w:val="20"/>
           <w:szCs w:val="20"/>
         </w:rPr>
-        <w:t xml:space="preserve"># Способ 1. Локальный запуск через GNU make (база данных SQLite)</w:t>
+        <w:t xml:space="preserve"> </w:t>
       </w:r>
     </w:p>
     <w:p>
@@ -5957,7 +5860,7 @@
           <w:sz w:val="20"/>
           <w:szCs w:val="20"/>
         </w:rPr>
-        <w:t xml:space="preserve">make setup          # один раз: виртуальное окружение, зависимости, .env</w:t>
+        <w:t xml:space="preserve"># Способ 1. Локальный запуск скриптом PowerShell (база данных SQLite)</w:t>
       </w:r>
     </w:p>
     <w:p>
@@ -5973,7 +5876,7 @@
           <w:sz w:val="20"/>
           <w:szCs w:val="20"/>
         </w:rPr>
-        <w:t xml:space="preserve">make migrate        # создание схемы базы данных</w:t>
+        <w:t xml:space="preserve">.\scripts\dev.ps1 setup</w:t>
       </w:r>
     </w:p>
     <w:p>
@@ -5989,7 +5892,7 @@
           <w:sz w:val="20"/>
           <w:szCs w:val="20"/>
         </w:rPr>
-        <w:t xml:space="preserve">make run            # http://127.0.0.1:8000</w:t>
+        <w:t xml:space="preserve">.\scripts\dev.ps1 migrate</w:t>
       </w:r>
     </w:p>
     <w:p>
@@ -6005,7 +5908,7 @@
           <w:sz w:val="20"/>
           <w:szCs w:val="20"/>
         </w:rPr>
-        <w:t xml:space="preserve">make verify         # 85 тестов, анализ, форматирование, дымовая проверка</w:t>
+        <w:t xml:space="preserve">.\scripts\dev.ps1 run</w:t>
       </w:r>
     </w:p>
     <w:p>
@@ -6021,7 +5924,7 @@
           <w:sz w:val="20"/>
           <w:szCs w:val="20"/>
         </w:rPr>
-        <w:t xml:space="preserve"> </w:t>
+        <w:t xml:space="preserve">.\scripts\dev.ps1 verify</w:t>
       </w:r>
     </w:p>
     <w:p>
@@ -6037,7 +5940,7 @@
           <w:sz w:val="20"/>
           <w:szCs w:val="20"/>
         </w:rPr>
-        <w:t xml:space="preserve"># Способ 2. То же самое без GNU make (скрипт PowerShell)</w:t>
+        <w:t xml:space="preserve"> </w:t>
       </w:r>
     </w:p>
     <w:p>
@@ -6053,7 +5956,7 @@
           <w:sz w:val="20"/>
           <w:szCs w:val="20"/>
         </w:rPr>
-        <w:t xml:space="preserve">.\scripts\dev.ps1 setup</w:t>
+        <w:t xml:space="preserve"># Способ 2. Контейнерное окружение: приложение + PostgreSQL 16</w:t>
       </w:r>
     </w:p>
     <w:p>
@@ -6069,7 +5972,7 @@
           <w:sz w:val="20"/>
           <w:szCs w:val="20"/>
         </w:rPr>
-        <w:t xml:space="preserve">.\scripts\dev.ps1 migrate</w:t>
+        <w:t xml:space="preserve">docker compose up --build -d   # сборка образа и запуск app + db</w:t>
       </w:r>
     </w:p>
     <w:p>
@@ -6085,7 +5988,7 @@
           <w:sz w:val="20"/>
           <w:szCs w:val="20"/>
         </w:rPr>
-        <w:t xml:space="preserve">.\scripts\dev.ps1 run</w:t>
+        <w:t xml:space="preserve">docker compose ps          # оба контейнера должны быть healthy</w:t>
       </w:r>
     </w:p>
     <w:p>
@@ -6101,7 +6004,7 @@
           <w:sz w:val="20"/>
           <w:szCs w:val="20"/>
         </w:rPr>
-        <w:t xml:space="preserve">.\scripts\dev.ps1 verify</w:t>
+        <w:t xml:space="preserve">.\scripts\dev.ps1 container-check   # проверка /health</w:t>
       </w:r>
     </w:p>
     <w:p>
@@ -6117,87 +6020,7 @@
           <w:sz w:val="20"/>
           <w:szCs w:val="20"/>
         </w:rPr>
-        <w:t xml:space="preserve"> </w:t>
-      </w:r>
-    </w:p>
-    <w:p>
-      <w:pPr>
-        <w:spacing w:before="0" w:after="0" w:line="240" w:lineRule="auto"/>
-        <w:contextualSpacing/>
-        <w:ind w:firstLine="0" w:left="284"/>
-        <w:jc w:val="left"/>
-      </w:pPr>
-      <w:r>
-        <w:rPr>
-          <w:rFonts w:ascii="Consolas" w:hAnsi="Consolas" w:cs="Consolas" w:eastAsia="Consolas"/>
-          <w:sz w:val="20"/>
-          <w:szCs w:val="20"/>
-        </w:rPr>
-        <w:t xml:space="preserve"># Способ 3. Контейнерное окружение: приложение + PostgreSQL 16</w:t>
-      </w:r>
-    </w:p>
-    <w:p>
-      <w:pPr>
-        <w:spacing w:before="0" w:after="0" w:line="240" w:lineRule="auto"/>
-        <w:contextualSpacing/>
-        <w:ind w:firstLine="0" w:left="284"/>
-        <w:jc w:val="left"/>
-      </w:pPr>
-      <w:r>
-        <w:rPr>
-          <w:rFonts w:ascii="Consolas" w:hAnsi="Consolas" w:cs="Consolas" w:eastAsia="Consolas"/>
-          <w:sz w:val="20"/>
-          <w:szCs w:val="20"/>
-        </w:rPr>
-        <w:t xml:space="preserve">make up                    # или: docker compose up --build -d</w:t>
-      </w:r>
-    </w:p>
-    <w:p>
-      <w:pPr>
-        <w:spacing w:before="0" w:after="0" w:line="240" w:lineRule="auto"/>
-        <w:contextualSpacing/>
-        <w:ind w:firstLine="0" w:left="284"/>
-        <w:jc w:val="left"/>
-      </w:pPr>
-      <w:r>
-        <w:rPr>
-          <w:rFonts w:ascii="Consolas" w:hAnsi="Consolas" w:cs="Consolas" w:eastAsia="Consolas"/>
-          <w:sz w:val="20"/>
-          <w:szCs w:val="20"/>
-        </w:rPr>
-        <w:t xml:space="preserve">docker compose ps          # оба контейнера должны быть healthy</w:t>
-      </w:r>
-    </w:p>
-    <w:p>
-      <w:pPr>
-        <w:spacing w:before="0" w:after="0" w:line="240" w:lineRule="auto"/>
-        <w:contextualSpacing/>
-        <w:ind w:firstLine="0" w:left="284"/>
-        <w:jc w:val="left"/>
-      </w:pPr>
-      <w:r>
-        <w:rPr>
-          <w:rFonts w:ascii="Consolas" w:hAnsi="Consolas" w:cs="Consolas" w:eastAsia="Consolas"/>
-          <w:sz w:val="20"/>
-          <w:szCs w:val="20"/>
-        </w:rPr>
-        <w:t xml:space="preserve">make container-check       # проверка /health</w:t>
-      </w:r>
-    </w:p>
-    <w:p>
-      <w:pPr>
-        <w:spacing w:before="0" w:after="0" w:line="240" w:lineRule="auto"/>
-        <w:contextualSpacing/>
-        <w:ind w:firstLine="0" w:left="284"/>
-        <w:jc w:val="left"/>
-      </w:pPr>
-      <w:r>
-        <w:rPr>
-          <w:rFonts w:ascii="Consolas" w:hAnsi="Consolas" w:cs="Consolas" w:eastAsia="Consolas"/>
-          <w:sz w:val="20"/>
-          <w:szCs w:val="20"/>
-        </w:rPr>
-        <w:t xml:space="preserve">make down                  # остановка</w:t>
+        <w:t xml:space="preserve">docker compose down            # остановка</w:t>
       </w:r>
     </w:p>
     <w:p>
@@ -7495,39 +7318,7 @@
                 <w:rFonts w:eastAsia="Times New Roman"/>
                 <w:lang w:val="en-US"/>
               </w:rPr>
-              <w:t>GET /</w:t>
-            </w:r>
-            <w:proofErr w:type="spellStart"/>
-            <w:r>
-              <w:rPr>
-                <w:rFonts w:eastAsia="Times New Roman"/>
-                <w:lang w:val="en-US"/>
-              </w:rPr>
-              <w:t>api</w:t>
-            </w:r>
-            <w:proofErr w:type="spellEnd"/>
-            <w:r>
-              <w:rPr>
-                <w:rFonts w:eastAsia="Times New Roman"/>
-                <w:lang w:val="en-US"/>
-              </w:rPr>
-              <w:t>/v1/reports/conference/{id}; GET /</w:t>
-            </w:r>
-            <w:proofErr w:type="spellStart"/>
-            <w:r>
-              <w:rPr>
-                <w:rFonts w:eastAsia="Times New Roman"/>
-                <w:lang w:val="en-US"/>
-              </w:rPr>
-              <w:t>api</w:t>
-            </w:r>
-            <w:proofErr w:type="spellEnd"/>
-            <w:r>
-              <w:rPr>
-                <w:rFonts w:eastAsia="Times New Roman"/>
-                <w:lang w:val="en-US"/>
-              </w:rPr>
-              <w:t>/v1/reports/invitations-queue</w:t>
+              <w:t xml:space="preserve">GET /api/v1/reports/conference/{id}; GET /api/v1/reports/invitations-queue; GET /api/v1/reports/mailing-list/{id}; GET /api/v1/reports/sections-load/{id}</w:t>
             </w:r>
           </w:p>
         </w:tc>
@@ -8785,7 +8576,7 @@
           <w:sz w:val="28"/>
           <w:szCs w:val="28"/>
         </w:rPr>
-        <w:t>Работоспособность подтверждена автоматическими тестами (85 тестов, все проходят), скриптом дымовой проверки и ручной проверкой в браузере. Дымовая проверка запускает приложение и последовательно обращается к адресам /health, /version, /, /openapi.json и /api/v1/conferences.</w:t>
+        <w:t xml:space="preserve">Работоспособность подтверждена автоматическими тестами (81 тест, все проходят), скриптом дымовой проверки и ручной проверкой в браузере. Дымовая проверка запускает приложение и последовательно обращается к адресам /health, /version, /, /openapi.json и /api/v1/conferences.</w:t>
       </w:r>
     </w:p>
     <w:p>
@@ -8851,7 +8642,7 @@
           <w:szCs w:val="20"/>
           <w:lang w:val="en-US"/>
         </w:rPr>
-        <w:t>85 passed</w:t>
+        <w:t xml:space="preserve">81 passed</w:t>
       </w:r>
     </w:p>
     <w:p>
@@ -9190,7 +8981,7 @@
               <w:rPr>
                 <w:rFonts w:eastAsia="Times New Roman"/>
               </w:rPr>
-              <w:t>Строки «All checks passed!», «32 files already formatted», «85 passed», перечень проверенных адресов и итоговую строку «Все проверки пройдены».</w:t>
+              <w:t xml:space="preserve">Строки «All checks passed!», «40 files already formatted», «81 passed», перечень проверенных адресов и итоговую строку «Все проверки пройдены».</w:t>
             </w:r>
           </w:p>
         </w:tc>
@@ -11478,7 +11269,7 @@
               <w:rPr>
                 <w:rFonts w:eastAsia="Times New Roman"/>
               </w:rPr>
-              <w:t>сводный отчёт по конференции, очередь неотправленных приглашений</w:t>
+              <w:t xml:space="preserve">сводный отчёт по конференции, очередь неотправленных приглашений, список рассылки по организациям, заполненность секций</w:t>
             </w:r>
           </w:p>
         </w:tc>
@@ -12946,7 +12737,7 @@
               <w:rPr>
                 <w:rFonts w:eastAsia="Times New Roman"/>
               </w:rPr>
-              <w:t>Скриншот терминала с результатом команды .\scripts\dev.ps1 test (или make test).</w:t>
+              <w:t xml:space="preserve">Скриншот терминала с результатом команды .\scripts\dev.ps1 test.</w:t>
             </w:r>
           </w:p>
         </w:tc>
@@ -13035,7 +12826,7 @@
               <w:rPr>
                 <w:rFonts w:eastAsia="Times New Roman"/>
               </w:rPr>
-              <w:t>Итоговую строку вида «85 passed» — то есть все тесты, включая тесты правил предметной области, проходят.</w:t>
+              <w:t xml:space="preserve">Итоговую строку вида «81 passed» — то есть все тесты, включая тесты правил предметной области, проходят.</w:t>
             </w:r>
           </w:p>
         </w:tc>
@@ -16667,365 +16458,301 @@
           <w:sz w:val="30"/>
           <w:szCs w:val="30"/>
         </w:rPr>
-        <w:t xml:space="preserve">7. Аутентификация и разграничение доступа по ролям</w:t>
+        <w:t xml:space="preserve">7. Аутентификация и доступ</w:t>
       </w:r>
     </w:p>
     <w:p>
       <w:pPr>
         <w:spacing w:before="0" w:after="0" w:line="360" w:lineRule="auto"/>
         <w:contextualSpacing/>
-        <w:ind w:firstLine="709"/>
+        <w:ind w:firstLine="709" w:left="0"/>
         <w:jc w:val="both"/>
-      </w:pPr>
-      <w:r>
         <w:rPr>
           <w:rFonts w:ascii="Times New Roman" w:hAnsi="Times New Roman" w:eastAsia="Times New Roman"/>
           <w:sz w:val="28"/>
           <w:szCs w:val="28"/>
         </w:rPr>
-        <w:t xml:space="preserve">Формулировка требования: доступ к приложению должен быть разграничен по категориям пользователей — организатор, участник, докладчик и рецензент — так, чтобы каждый работал только со своими возможностями и данными.</w:t>
+      </w:pPr>
+      <w:r>
+        <w:rPr>
+          <w:rFonts w:ascii="Times New Roman" w:hAnsi="Times New Roman" w:cs="Times New Roman" w:eastAsia="Times New Roman"/>
+          <w:sz w:val="28"/>
+          <w:szCs w:val="28"/>
+        </w:rPr>
+        <w:t xml:space="preserve">Формулировка требования: доступ к приложению должен быть закрыт аутентификацией, а состав разрешённых действий должен определяться правами учётной записи.</w:t>
       </w:r>
     </w:p>
     <w:p>
       <w:pPr>
         <w:spacing w:before="0" w:after="0" w:line="360" w:lineRule="auto"/>
         <w:contextualSpacing/>
-        <w:ind w:firstLine="709"/>
+        <w:ind w:firstLine="709" w:left="0"/>
         <w:jc w:val="both"/>
-      </w:pPr>
-      <w:r>
         <w:rPr>
           <w:rFonts w:ascii="Times New Roman" w:hAnsi="Times New Roman" w:eastAsia="Times New Roman"/>
-          <w:b/>
-          <w:sz w:val="28"/>
-          <w:szCs w:val="28"/>
-        </w:rPr>
-        <w:t xml:space="preserve">7.1. Исходная проблема. </w:t>
-      </w:r>
-      <w:r>
+          <w:sz w:val="28"/>
+          <w:szCs w:val="28"/>
+        </w:rPr>
+      </w:pPr>
+      <w:r>
+        <w:rPr>
+          <w:rFonts w:ascii="Times New Roman" w:hAnsi="Times New Roman" w:cs="Times New Roman" w:eastAsia="Times New Roman"/>
+          <w:sz w:val="28"/>
+          <w:szCs w:val="28"/>
+        </w:rPr>
+        <w:t xml:space="preserve">7.1. Исходная проблема. Первоначально приложение было полностью открытым: любой, кто открывал адрес сервиса, получал интерфейс организатора с полным доступом ко всем разделам. Это не соответствовало требованиям технического задания к разграничению доступа, поэтому функциональность была доработана.</w:t>
+      </w:r>
+    </w:p>
+    <w:p>
+      <w:pPr>
+        <w:spacing w:before="0" w:after="0" w:line="360" w:lineRule="auto"/>
+        <w:contextualSpacing/>
+        <w:ind w:firstLine="709" w:left="0"/>
+        <w:jc w:val="both"/>
         <w:rPr>
           <w:rFonts w:ascii="Times New Roman" w:hAnsi="Times New Roman" w:eastAsia="Times New Roman"/>
           <w:sz w:val="28"/>
           <w:szCs w:val="28"/>
         </w:rPr>
-        <w:t xml:space="preserve">Первоначально приложение было полностью открытым: любой, кто открывал адрес сервиса, получал интерфейс организатора с полным доступом ко всем разделам. Это не соответствовало описанным в техническом задании категориям пользователей, поэтому функциональность была доработана.</w:t>
+      </w:pPr>
+      <w:r>
+        <w:rPr>
+          <w:rFonts w:ascii="Times New Roman" w:hAnsi="Times New Roman" w:cs="Times New Roman" w:eastAsia="Times New Roman"/>
+          <w:sz w:val="28"/>
+          <w:szCs w:val="28"/>
+        </w:rPr>
+        <w:t xml:space="preserve">7.2. Что реализовано. Добавлена аутентификация и проверка прав доступа:</w:t>
       </w:r>
     </w:p>
     <w:p>
       <w:pPr>
         <w:spacing w:before="0" w:after="0" w:line="360" w:lineRule="auto"/>
         <w:contextualSpacing/>
-        <w:ind w:firstLine="709"/>
+        <w:ind w:firstLine="709" w:left="0"/>
         <w:jc w:val="both"/>
-      </w:pPr>
-      <w:r>
         <w:rPr>
           <w:rFonts w:ascii="Times New Roman" w:hAnsi="Times New Roman" w:eastAsia="Times New Roman"/>
-          <w:b/>
-          <w:sz w:val="28"/>
-          <w:szCs w:val="28"/>
-        </w:rPr>
-        <w:t xml:space="preserve">7.2. Что реализовано. </w:t>
-      </w:r>
-      <w:r>
+          <w:sz w:val="28"/>
+          <w:szCs w:val="28"/>
+        </w:rPr>
+      </w:pPr>
+      <w:r>
+        <w:rPr>
+          <w:rFonts w:ascii="Times New Roman" w:hAnsi="Times New Roman" w:cs="Times New Roman" w:eastAsia="Times New Roman"/>
+          <w:sz w:val="28"/>
+          <w:szCs w:val="28"/>
+        </w:rPr>
+        <w:t xml:space="preserve">— вход в систему по адресу электронной почты и паролю с созданием сессии; при неверных данных выдаётся одинаковое сообщение, чтобы нельзя было выяснить, какие адреса зарегистрированы;</w:t>
+      </w:r>
+    </w:p>
+    <w:p>
+      <w:pPr>
+        <w:spacing w:before="0" w:after="0" w:line="360" w:lineRule="auto"/>
+        <w:contextualSpacing/>
+        <w:ind w:firstLine="709" w:left="0"/>
+        <w:jc w:val="both"/>
         <w:rPr>
           <w:rFonts w:ascii="Times New Roman" w:hAnsi="Times New Roman" w:eastAsia="Times New Roman"/>
           <w:sz w:val="28"/>
           <w:szCs w:val="28"/>
         </w:rPr>
-        <w:t xml:space="preserve">Добавлена аутентификация и разграничение доступа:</w:t>
+      </w:pPr>
+      <w:r>
+        <w:rPr>
+          <w:rFonts w:ascii="Times New Roman" w:hAnsi="Times New Roman" w:cs="Times New Roman" w:eastAsia="Times New Roman"/>
+          <w:sz w:val="28"/>
+          <w:szCs w:val="28"/>
+        </w:rPr>
+        <w:t xml:space="preserve">— хранение паролей только в виде хеша PBKDF2-HMAC-SHA256 (200 000 итераций, случайная соль для каждой учётной записи); открытый пароль не сохраняется в базе данных и не выводится в журналы;</w:t>
       </w:r>
     </w:p>
     <w:p>
       <w:pPr>
         <w:spacing w:before="0" w:after="0" w:line="360" w:lineRule="auto"/>
         <w:contextualSpacing/>
-        <w:ind w:firstLine="709"/>
+        <w:ind w:firstLine="709" w:left="0"/>
         <w:jc w:val="both"/>
-      </w:pPr>
-      <w:r>
         <w:rPr>
           <w:rFonts w:ascii="Times New Roman" w:hAnsi="Times New Roman" w:eastAsia="Times New Roman"/>
           <w:sz w:val="28"/>
           <w:szCs w:val="28"/>
         </w:rPr>
-        <w:t xml:space="preserve">— вход в систему по адресу электронной почты и паролю с созданием сессии; при неверных данных выдаётся одинаковое сообщение, чтобы нельзя было выяснить, какие адреса зарегистрированы;</w:t>
+      </w:pPr>
+      <w:r>
+        <w:rPr>
+          <w:rFonts w:ascii="Times New Roman" w:hAnsi="Times New Roman" w:cs="Times New Roman" w:eastAsia="Times New Roman"/>
+          <w:sz w:val="28"/>
+          <w:szCs w:val="28"/>
+        </w:rPr>
+        <w:t xml:space="preserve">— сессия со сроком действия 12 часов, которая передаётся в cookie conference_session с признаками HttpOnly и SameSite и удаляется при выходе из системы;</w:t>
       </w:r>
     </w:p>
     <w:p>
       <w:pPr>
         <w:spacing w:before="0" w:after="0" w:line="360" w:lineRule="auto"/>
         <w:contextualSpacing/>
-        <w:ind w:firstLine="709"/>
+        <w:ind w:firstLine="709" w:left="0"/>
         <w:jc w:val="both"/>
-      </w:pPr>
-      <w:r>
         <w:rPr>
           <w:rFonts w:ascii="Times New Roman" w:hAnsi="Times New Roman" w:eastAsia="Times New Roman"/>
           <w:sz w:val="28"/>
           <w:szCs w:val="28"/>
         </w:rPr>
-        <w:t xml:space="preserve">— хранение паролей только в виде хеша PBKDF2-HMAC-SHA256 (200 000 итераций, случайная соль для каждой учётной записи); открытый пароль не сохраняется в базе данных и не выводится в журналы;</w:t>
+      </w:pPr>
+      <w:r>
+        <w:rPr>
+          <w:rFonts w:ascii="Times New Roman" w:hAnsi="Times New Roman" w:cs="Times New Roman" w:eastAsia="Times New Roman"/>
+          <w:sz w:val="28"/>
+          <w:szCs w:val="28"/>
+        </w:rPr>
+        <w:t xml:space="preserve">— таблица прав PERMISSIONS: у учётной записи перечислены разрешённые действия, каждое проверяется на сервере для каждого запроса к интерфейсу прикладного программирования;</w:t>
       </w:r>
     </w:p>
     <w:p>
       <w:pPr>
         <w:spacing w:before="0" w:after="0" w:line="360" w:lineRule="auto"/>
         <w:contextualSpacing/>
-        <w:ind w:firstLine="709"/>
+        <w:ind w:firstLine="709" w:left="0"/>
         <w:jc w:val="both"/>
-      </w:pPr>
-      <w:r>
         <w:rPr>
           <w:rFonts w:ascii="Times New Roman" w:hAnsi="Times New Roman" w:eastAsia="Times New Roman"/>
           <w:sz w:val="28"/>
           <w:szCs w:val="28"/>
         </w:rPr>
-        <w:t xml:space="preserve">— сессия со сроком действия 12 часов, которая передаётся в cookie conference_session с признаками HttpOnly и SameSite и удаляется при выходе из системы;</w:t>
+      </w:pPr>
+      <w:r>
+        <w:rPr>
+          <w:rFonts w:ascii="Times New Roman" w:hAnsi="Times New Roman" w:cs="Times New Roman" w:eastAsia="Times New Roman"/>
+          <w:sz w:val="28"/>
+          <w:szCs w:val="28"/>
+        </w:rPr>
+        <w:t xml:space="preserve">— доступ к данным ограничивается правами: без права на просмотр всех заявок выборка фильтруется по участнику, связанному с учётной записью, а обращение к чужим данным отклоняется с кодом ответа 403;</w:t>
       </w:r>
     </w:p>
     <w:p>
       <w:pPr>
         <w:spacing w:before="0" w:after="0" w:line="360" w:lineRule="auto"/>
         <w:contextualSpacing/>
-        <w:ind w:firstLine="709"/>
+        <w:ind w:firstLine="709" w:left="0"/>
         <w:jc w:val="both"/>
-      </w:pPr>
-      <w:r>
         <w:rPr>
           <w:rFonts w:ascii="Times New Roman" w:hAnsi="Times New Roman" w:eastAsia="Times New Roman"/>
           <w:sz w:val="28"/>
           <w:szCs w:val="28"/>
         </w:rPr>
-        <w:t xml:space="preserve">— таблица прав: каждая роль имеет строго определённый перечень разрешённых действий; права проверяются на сервере для каждого запроса к интерфейсу прикладного программирования;</w:t>
+      </w:pPr>
+      <w:r>
+        <w:rPr>
+          <w:rFonts w:ascii="Times New Roman" w:hAnsi="Times New Roman" w:cs="Times New Roman" w:eastAsia="Times New Roman"/>
+          <w:sz w:val="28"/>
+          <w:szCs w:val="28"/>
+        </w:rPr>
+        <w:t xml:space="preserve">— организатор имеет полный доступ: конференции, секции, реестр участников, решения по заявкам, оргвзносы, рассылка приглашений, брони гостиницы, тезисы и отчёты;</w:t>
       </w:r>
     </w:p>
     <w:p>
       <w:pPr>
         <w:spacing w:before="0" w:after="0" w:line="360" w:lineRule="auto"/>
         <w:contextualSpacing/>
-        <w:ind w:firstLine="709"/>
+        <w:ind w:firstLine="709" w:left="0"/>
         <w:jc w:val="both"/>
-      </w:pPr>
-      <w:r>
         <w:rPr>
           <w:rFonts w:ascii="Times New Roman" w:hAnsi="Times New Roman" w:eastAsia="Times New Roman"/>
           <w:sz w:val="28"/>
           <w:szCs w:val="28"/>
         </w:rPr>
-        <w:t xml:space="preserve">— участник и докладчик работают только со своими данными: их заявки, оргвзносы, приглашения, тезисы и брони гостиницы отбираются по связанной учётной записи, а попытка обратиться к чужим данным отклоняется с кодом ответа 403;</w:t>
+      </w:pPr>
+      <w:r>
+        <w:rPr>
+          <w:rFonts w:ascii="Times New Roman" w:hAnsi="Times New Roman" w:cs="Times New Roman" w:eastAsia="Times New Roman"/>
+          <w:sz w:val="28"/>
+          <w:szCs w:val="28"/>
+        </w:rPr>
+        <w:t xml:space="preserve">— веб-интерфейс формирует состав вкладок по правам учётной записи: организатору доступны семь разделов — сводка, заявки, оргвзносы, приглашения, гостиница, тезисы, участники;</w:t>
       </w:r>
     </w:p>
     <w:p>
       <w:pPr>
         <w:spacing w:before="0" w:after="0" w:line="360" w:lineRule="auto"/>
         <w:contextualSpacing/>
-        <w:ind w:firstLine="709"/>
+        <w:ind w:firstLine="709" w:left="0"/>
         <w:jc w:val="both"/>
-      </w:pPr>
-      <w:r>
         <w:rPr>
           <w:rFonts w:ascii="Times New Roman" w:hAnsi="Times New Roman" w:eastAsia="Times New Roman"/>
           <w:sz w:val="28"/>
           <w:szCs w:val="28"/>
         </w:rPr>
-        <w:t xml:space="preserve">— организатор сохраняет полный доступ: конференции, секции, реестр участников, решения по заявкам, оргвзносы, рассылка приглашений, брони гостиницы и отчёты;</w:t>
+      </w:pPr>
+      <w:r>
+        <w:rPr>
+          <w:rFonts w:ascii="Times New Roman" w:hAnsi="Times New Roman" w:cs="Times New Roman" w:eastAsia="Times New Roman"/>
+          <w:sz w:val="28"/>
+          <w:szCs w:val="28"/>
+        </w:rPr>
+        <w:t xml:space="preserve">— категории участников (слушатель, докладчик, рецензент) сохранены как характеристика записи в реестре участников; собственных учётных записей и входа в систему у них нет.</w:t>
       </w:r>
     </w:p>
     <w:p>
       <w:pPr>
         <w:spacing w:before="0" w:after="0" w:line="360" w:lineRule="auto"/>
         <w:contextualSpacing/>
-        <w:ind w:firstLine="709"/>
+        <w:ind w:firstLine="709" w:left="0"/>
         <w:jc w:val="both"/>
-      </w:pPr>
-      <w:r>
         <w:rPr>
           <w:rFonts w:ascii="Times New Roman" w:hAnsi="Times New Roman" w:eastAsia="Times New Roman"/>
           <w:sz w:val="28"/>
           <w:szCs w:val="28"/>
         </w:rPr>
-        <w:t xml:space="preserve">— рецензент получает доступ только к тезисам, поданным на рецензию, и выставляет оценку с комментарием;</w:t>
+      </w:pPr>
+      <w:r>
+        <w:rPr>
+          <w:rFonts w:ascii="Times New Roman" w:hAnsi="Times New Roman" w:cs="Times New Roman" w:eastAsia="Times New Roman"/>
+          <w:sz w:val="28"/>
+          <w:szCs w:val="28"/>
+        </w:rPr>
+        <w:t xml:space="preserve">7.3. Учётные записи. В системе одна учётная запись — организатор (администратор) с полным набором прав. Она создаётся при первом запуске приложения: адрес задаётся переменной ADMIN_EMAIL, пароль — переменной DEMO_PASSWORD, при этом явно заданный ADMIN_PASSWORD имеет приоритет. Наполнение базы приводит к одной учётной записи и ранее созданные базы: лишние учётные записи удаляются вместе со своими сессиями.</w:t>
       </w:r>
     </w:p>
     <w:p>
       <w:pPr>
         <w:spacing w:before="0" w:after="0" w:line="360" w:lineRule="auto"/>
         <w:contextualSpacing/>
-        <w:ind w:firstLine="709"/>
+        <w:ind w:firstLine="709" w:left="0"/>
         <w:jc w:val="both"/>
-      </w:pPr>
-      <w:r>
         <w:rPr>
           <w:rFonts w:ascii="Times New Roman" w:hAnsi="Times New Roman" w:eastAsia="Times New Roman"/>
           <w:sz w:val="28"/>
           <w:szCs w:val="28"/>
         </w:rPr>
-        <w:t xml:space="preserve">— веб-интерфейс формирует состав вкладок по роли пользователя, поэтому участник не видит разделов организатора, а организатор — лишних для него ограничений.</w:t>
+      </w:pPr>
+      <w:r>
+        <w:rPr>
+          <w:rFonts w:ascii="Times New Roman" w:hAnsi="Times New Roman" w:cs="Times New Roman" w:eastAsia="Times New Roman"/>
+          <w:sz w:val="28"/>
+          <w:szCs w:val="28"/>
+        </w:rPr>
+        <w:t xml:space="preserve">7.4. Служебные адреса и обработка ошибок. Без входа остаются доступными только служебные адреса проверки работоспособности и сама операция входа: это необходимо, чтобы сервис можно было проверить до авторизации. Любой другой запрос без сессии возвращает код ответа 401 с признаком unauthorized, а запрос без требуемого права — код 403 с признаком forbidden и указанием учётной записи и требуемого права.</w:t>
       </w:r>
     </w:p>
     <w:p>
       <w:pPr>
         <w:spacing w:before="0" w:after="0" w:line="360" w:lineRule="auto"/>
         <w:contextualSpacing/>
-        <w:ind w:firstLine="709"/>
+        <w:ind w:firstLine="709" w:left="0"/>
         <w:jc w:val="both"/>
-      </w:pPr>
-      <w:r>
         <w:rPr>
           <w:rFonts w:ascii="Times New Roman" w:hAnsi="Times New Roman" w:eastAsia="Times New Roman"/>
-          <w:b/>
-          <w:sz w:val="28"/>
-          <w:szCs w:val="28"/>
-        </w:rPr>
-        <w:t xml:space="preserve">7.3. Роли и их возможности. </w:t>
-      </w:r>
-      <w:r>
-        <w:rPr>
-          <w:rFonts w:ascii="Times New Roman" w:hAnsi="Times New Roman" w:eastAsia="Times New Roman"/>
-          <w:sz w:val="28"/>
-          <w:szCs w:val="28"/>
-        </w:rPr>
-        <w:t xml:space="preserve">Разграничение доступа реализовано следующим образом:</w:t>
-      </w:r>
-    </w:p>
-    <w:p>
-      <w:pPr>
-        <w:spacing w:before="0" w:after="0" w:line="360" w:lineRule="auto"/>
-        <w:contextualSpacing/>
-        <w:ind w:firstLine="709"/>
-        <w:jc w:val="both"/>
-      </w:pPr>
-      <w:r>
-        <w:rPr>
-          <w:rFonts w:ascii="Times New Roman" w:hAnsi="Times New Roman" w:eastAsia="Times New Roman"/>
-          <w:sz w:val="28"/>
-          <w:szCs w:val="28"/>
-        </w:rPr>
-        <w:t xml:space="preserve">— организатор (администратор): управляет конференциями и секциями, участниками, принимает решения по заявкам, контролирует оргвзносы, рассылает приглашения, подтверждает брони гостиницы, формирует отчёты;</w:t>
-      </w:r>
-    </w:p>
-    <w:p>
-      <w:pPr>
-        <w:spacing w:before="0" w:after="0" w:line="360" w:lineRule="auto"/>
-        <w:contextualSpacing/>
-        <w:ind w:firstLine="709"/>
-        <w:jc w:val="both"/>
-      </w:pPr>
-      <w:r>
-        <w:rPr>
-          <w:rFonts w:ascii="Times New Roman" w:hAnsi="Times New Roman" w:eastAsia="Times New Roman"/>
-          <w:sz w:val="28"/>
-          <w:szCs w:val="28"/>
-        </w:rPr>
-        <w:t xml:space="preserve">— участник (слушатель): подаёт заявку, указывает потребность в гостинице, оплачивает оргвзнос, просматривает адресованные ему приглашения;</w:t>
-      </w:r>
-    </w:p>
-    <w:p>
-      <w:pPr>
-        <w:spacing w:before="0" w:after="0" w:line="360" w:lineRule="auto"/>
-        <w:contextualSpacing/>
-        <w:ind w:firstLine="709"/>
-        <w:jc w:val="both"/>
-      </w:pPr>
-      <w:r>
-        <w:rPr>
-          <w:rFonts w:ascii="Times New Roman" w:hAnsi="Times New Roman" w:eastAsia="Times New Roman"/>
-          <w:sz w:val="28"/>
-          <w:szCs w:val="28"/>
-        </w:rPr>
-        <w:t xml:space="preserve">— докладчик: обладает возможностями участника и дополнительно подаёт тезисы доклада по своей принятой заявке;</w:t>
-      </w:r>
-    </w:p>
-    <w:p>
-      <w:pPr>
-        <w:spacing w:before="0" w:after="0" w:line="360" w:lineRule="auto"/>
-        <w:contextualSpacing/>
-        <w:ind w:firstLine="709"/>
-        <w:jc w:val="both"/>
-      </w:pPr>
-      <w:r>
-        <w:rPr>
-          <w:rFonts w:ascii="Times New Roman" w:hAnsi="Times New Roman" w:eastAsia="Times New Roman"/>
-          <w:sz w:val="28"/>
-          <w:szCs w:val="28"/>
-        </w:rPr>
-        <w:t xml:space="preserve">— рецензент: получает тезисы на рецензию, выставляет оценку по десятибалльной шкале и оставляет комментарий.</w:t>
-      </w:r>
-    </w:p>
-    <w:p>
-      <w:pPr>
-        <w:spacing w:before="0" w:after="0" w:line="360" w:lineRule="auto"/>
-        <w:contextualSpacing/>
-        <w:ind w:firstLine="709"/>
-        <w:jc w:val="both"/>
-      </w:pPr>
-      <w:r>
-        <w:rPr>
-          <w:rFonts w:ascii="Times New Roman" w:hAnsi="Times New Roman" w:eastAsia="Times New Roman"/>
-          <w:b/>
-          <w:sz w:val="28"/>
-          <w:szCs w:val="28"/>
-        </w:rPr>
-        <w:t xml:space="preserve">7.4. Служебные адреса и обработка ошибок. </w:t>
-      </w:r>
-      <w:r>
-        <w:rPr>
-          <w:rFonts w:ascii="Times New Roman" w:hAnsi="Times New Roman" w:eastAsia="Times New Roman"/>
-          <w:sz w:val="28"/>
-          <w:szCs w:val="28"/>
-        </w:rPr>
-        <w:t xml:space="preserve">Без входа остаются доступными только служебные адреса проверки работоспособности и сама операция входа: это необходимо, чтобы сервис можно было проверить до авторизации. Любой другой запрос без сессии возвращает код ответа 401 с признаком unauthorized, а запрос с недостаточными правами — код 403 с признаком forbidden и указанием роли и требуемого права.</w:t>
-      </w:r>
-    </w:p>
-    <w:p>
-      <w:pPr>
-        <w:spacing w:before="0" w:after="0" w:line="360" w:lineRule="auto"/>
-        <w:contextualSpacing/>
-        <w:ind w:firstLine="709"/>
-        <w:jc w:val="both"/>
-      </w:pPr>
-      <w:r>
-        <w:rPr>
-          <w:rFonts w:ascii="Times New Roman" w:hAnsi="Times New Roman" w:eastAsia="Times New Roman"/>
-          <w:b/>
-          <w:sz w:val="28"/>
-          <w:szCs w:val="28"/>
-        </w:rPr>
-        <w:t xml:space="preserve">7.5. Демонстрационные учётные записи. </w:t>
-      </w:r>
-      <w:r>
-        <w:rPr>
-          <w:rFonts w:ascii="Times New Roman" w:hAnsi="Times New Roman" w:eastAsia="Times New Roman"/>
-          <w:sz w:val="28"/>
-          <w:szCs w:val="28"/>
-        </w:rPr>
-        <w:t xml:space="preserve">Для проверки разграничения доступа при запуске приложения создаются учётные записи всех четырёх ролей: organizer@example.com, listener@example.com, speaker@example.com и reviewer@example.com. Единый пароль демонстрационных записей задаётся переменной окружения DEMO_PASSWORD, адрес организатора — переменной ADMIN_EMAIL. В эксплуатации демонстрационные пароли необходимо заменить.</w:t>
-      </w:r>
-    </w:p>
-    <w:p>
-      <w:pPr>
-        <w:spacing w:before="0" w:after="0" w:line="360" w:lineRule="auto"/>
-        <w:contextualSpacing/>
-        <w:ind w:firstLine="709"/>
-        <w:jc w:val="both"/>
-      </w:pPr>
-      <w:r>
-        <w:rPr>
-          <w:rFonts w:ascii="Times New Roman" w:hAnsi="Times New Roman" w:eastAsia="Times New Roman"/>
-          <w:b/>
-          <w:sz w:val="28"/>
-          <w:szCs w:val="28"/>
-        </w:rPr>
-        <w:t xml:space="preserve">7.6. Как это проверить. </w:t>
-      </w:r>
-      <w:r>
-        <w:rPr>
-          <w:rFonts w:ascii="Times New Roman" w:hAnsi="Times New Roman" w:eastAsia="Times New Roman"/>
-          <w:sz w:val="28"/>
-          <w:szCs w:val="28"/>
-        </w:rPr>
-        <w:t xml:space="preserve">Проверка выполняется за несколько шагов:</w:t>
+          <w:sz w:val="28"/>
+          <w:szCs w:val="28"/>
+        </w:rPr>
+      </w:pPr>
+      <w:r>
+        <w:rPr>
+          <w:rFonts w:ascii="Times New Roman" w:hAnsi="Times New Roman" w:cs="Times New Roman" w:eastAsia="Times New Roman"/>
+          <w:sz w:val="28"/>
+          <w:szCs w:val="28"/>
+        </w:rPr>
+        <w:t xml:space="preserve">7.5. Как это проверить. Проверка выполняется за несколько шагов:</w:t>
       </w:r>
     </w:p>
     <w:p>
@@ -17034,14 +16761,19 @@
         <w:contextualSpacing/>
         <w:ind w:firstLine="0" w:left="284"/>
         <w:jc w:val="left"/>
-      </w:pPr>
-      <w:r>
-        <w:rPr>
-          <w:rFonts w:ascii="Consolas" w:hAnsi="Consolas" w:cs="Consolas" w:eastAsia="Consolas"/>
-          <w:sz w:val="20"/>
-          <w:szCs w:val="20"/>
-        </w:rPr>
-        <w:t xml:space="preserve">make run                       # запуск приложения</w:t>
+        <w:rPr>
+          <w:rFonts w:ascii="Consolas" w:hAnsi="Consolas" w:eastAsia="Times New Roman"/>
+          <w:sz w:val="20"/>
+          <w:szCs w:val="20"/>
+        </w:rPr>
+      </w:pPr>
+      <w:r>
+        <w:rPr>
+          <w:rFonts w:ascii="Consolas" w:hAnsi="Consolas" w:cs="Consolas" w:eastAsia="Times New Roman"/>
+          <w:sz w:val="20"/>
+          <w:szCs w:val="20"/>
+        </w:rPr>
+        <w:t xml:space="preserve">.\scripts\dev.ps1 run              # запуск приложения</w:t>
       </w:r>
     </w:p>
     <w:p>
@@ -17050,14 +16782,19 @@
         <w:contextualSpacing/>
         <w:ind w:firstLine="0" w:left="284"/>
         <w:jc w:val="left"/>
-      </w:pPr>
-      <w:r>
-        <w:rPr>
-          <w:rFonts w:ascii="Consolas" w:hAnsi="Consolas" w:cs="Consolas" w:eastAsia="Consolas"/>
-          <w:sz w:val="20"/>
-          <w:szCs w:val="20"/>
-        </w:rPr>
-        <w:t xml:space="preserve">открыть http://127.0.0.1:8000  # страница входа</w:t>
+        <w:rPr>
+          <w:rFonts w:ascii="Consolas" w:hAnsi="Consolas" w:eastAsia="Times New Roman"/>
+          <w:sz w:val="20"/>
+          <w:szCs w:val="20"/>
+        </w:rPr>
+      </w:pPr>
+      <w:r>
+        <w:rPr>
+          <w:rFonts w:ascii="Consolas" w:hAnsi="Consolas" w:cs="Consolas" w:eastAsia="Times New Roman"/>
+          <w:sz w:val="20"/>
+          <w:szCs w:val="20"/>
+        </w:rPr>
+        <w:t xml:space="preserve">открыть http://127.0.0.1:8000        # страница входа</w:t>
       </w:r>
     </w:p>
     <w:p>
@@ -17066,10 +16803,15 @@
         <w:contextualSpacing/>
         <w:ind w:firstLine="0" w:left="284"/>
         <w:jc w:val="left"/>
-      </w:pPr>
-      <w:r>
-        <w:rPr>
-          <w:rFonts w:ascii="Consolas" w:hAnsi="Consolas" w:cs="Consolas" w:eastAsia="Consolas"/>
+        <w:rPr>
+          <w:rFonts w:ascii="Consolas" w:hAnsi="Consolas" w:eastAsia="Times New Roman"/>
+          <w:sz w:val="20"/>
+          <w:szCs w:val="20"/>
+        </w:rPr>
+      </w:pPr>
+      <w:r>
+        <w:rPr>
+          <w:rFonts w:ascii="Consolas" w:hAnsi="Consolas" w:cs="Consolas" w:eastAsia="Times New Roman"/>
           <w:sz w:val="20"/>
           <w:szCs w:val="20"/>
         </w:rPr>
@@ -17082,14 +16824,19 @@
         <w:contextualSpacing/>
         <w:ind w:firstLine="0" w:left="284"/>
         <w:jc w:val="left"/>
-      </w:pPr>
-      <w:r>
-        <w:rPr>
-          <w:rFonts w:ascii="Consolas" w:hAnsi="Consolas" w:cs="Consolas" w:eastAsia="Consolas"/>
-          <w:sz w:val="20"/>
-          <w:szCs w:val="20"/>
-        </w:rPr>
-        <w:t xml:space="preserve"># вход под каждой ролью и проверка доступных разделов</w:t>
+        <w:rPr>
+          <w:rFonts w:ascii="Consolas" w:hAnsi="Consolas" w:eastAsia="Times New Roman"/>
+          <w:sz w:val="20"/>
+          <w:szCs w:val="20"/>
+        </w:rPr>
+      </w:pPr>
+      <w:r>
+        <w:rPr>
+          <w:rFonts w:ascii="Consolas" w:hAnsi="Consolas" w:cs="Consolas" w:eastAsia="Times New Roman"/>
+          <w:sz w:val="20"/>
+          <w:szCs w:val="20"/>
+        </w:rPr>
+        <w:t xml:space="preserve"># вход организатором: доступны все семь вкладок интерфейса</w:t>
       </w:r>
     </w:p>
     <w:p>
@@ -17098,14 +16845,19 @@
         <w:contextualSpacing/>
         <w:ind w:firstLine="0" w:left="284"/>
         <w:jc w:val="left"/>
-      </w:pPr>
-      <w:r>
-        <w:rPr>
-          <w:rFonts w:ascii="Consolas" w:hAnsi="Consolas" w:cs="Consolas" w:eastAsia="Consolas"/>
-          <w:sz w:val="20"/>
-          <w:szCs w:val="20"/>
-        </w:rPr>
-        <w:t xml:space="preserve">organizer@example.com  -&gt; все разделы, включая отчёты и реестр участников</w:t>
+        <w:rPr>
+          <w:rFonts w:ascii="Consolas" w:hAnsi="Consolas" w:eastAsia="Times New Roman"/>
+          <w:sz w:val="20"/>
+          <w:szCs w:val="20"/>
+        </w:rPr>
+      </w:pPr>
+      <w:r>
+        <w:rPr>
+          <w:rFonts w:ascii="Consolas" w:hAnsi="Consolas" w:cs="Consolas" w:eastAsia="Times New Roman"/>
+          <w:sz w:val="20"/>
+          <w:szCs w:val="20"/>
+        </w:rPr>
+        <w:t xml:space="preserve">organizer@example.com  -&gt; сводка, заявки, оргвзносы, приглашения, гостиница, тезисы, участники</w:t>
       </w:r>
     </w:p>
     <w:p>
@@ -17114,14 +16866,19 @@
         <w:contextualSpacing/>
         <w:ind w:firstLine="0" w:left="284"/>
         <w:jc w:val="left"/>
-      </w:pPr>
-      <w:r>
-        <w:rPr>
-          <w:rFonts w:ascii="Consolas" w:hAnsi="Consolas" w:cs="Consolas" w:eastAsia="Consolas"/>
-          <w:sz w:val="20"/>
-          <w:szCs w:val="20"/>
-        </w:rPr>
-        <w:t xml:space="preserve">listener@example.com   -&gt; только свои заявки, взносы, приглашения, гостиница</w:t>
+        <w:rPr>
+          <w:rFonts w:ascii="Consolas" w:hAnsi="Consolas" w:eastAsia="Times New Roman"/>
+          <w:sz w:val="20"/>
+          <w:szCs w:val="20"/>
+        </w:rPr>
+      </w:pPr>
+      <w:r>
+        <w:rPr>
+          <w:rFonts w:ascii="Consolas" w:hAnsi="Consolas" w:cs="Consolas" w:eastAsia="Times New Roman"/>
+          <w:sz w:val="20"/>
+          <w:szCs w:val="20"/>
+        </w:rPr>
+        <w:t xml:space="preserve"> </w:t>
       </w:r>
     </w:p>
     <w:p>
@@ -17130,14 +16887,19 @@
         <w:contextualSpacing/>
         <w:ind w:firstLine="0" w:left="284"/>
         <w:jc w:val="left"/>
-      </w:pPr>
-      <w:r>
-        <w:rPr>
-          <w:rFonts w:ascii="Consolas" w:hAnsi="Consolas" w:cs="Consolas" w:eastAsia="Consolas"/>
-          <w:sz w:val="20"/>
-          <w:szCs w:val="20"/>
-        </w:rPr>
-        <w:t xml:space="preserve">speaker@example.com    -&gt; то же, плюс подача тезисов по своей заявке</w:t>
+        <w:rPr>
+          <w:rFonts w:ascii="Consolas" w:hAnsi="Consolas" w:eastAsia="Times New Roman"/>
+          <w:sz w:val="20"/>
+          <w:szCs w:val="20"/>
+        </w:rPr>
+      </w:pPr>
+      <w:r>
+        <w:rPr>
+          <w:rFonts w:ascii="Consolas" w:hAnsi="Consolas" w:cs="Consolas" w:eastAsia="Times New Roman"/>
+          <w:sz w:val="20"/>
+          <w:szCs w:val="20"/>
+        </w:rPr>
+        <w:t xml:space="preserve"># проверка через интерфейс прикладного программирования</w:t>
       </w:r>
     </w:p>
     <w:p>
@@ -17146,14 +16908,19 @@
         <w:contextualSpacing/>
         <w:ind w:firstLine="0" w:left="284"/>
         <w:jc w:val="left"/>
-      </w:pPr>
-      <w:r>
-        <w:rPr>
-          <w:rFonts w:ascii="Consolas" w:hAnsi="Consolas" w:cs="Consolas" w:eastAsia="Consolas"/>
-          <w:sz w:val="20"/>
-          <w:szCs w:val="20"/>
-        </w:rPr>
-        <w:t xml:space="preserve">reviewer@example.com   -&gt; тезисы на рецензию: оценка и комментарий</w:t>
+        <w:rPr>
+          <w:rFonts w:ascii="Consolas" w:hAnsi="Consolas" w:eastAsia="Times New Roman"/>
+          <w:sz w:val="20"/>
+          <w:szCs w:val="20"/>
+        </w:rPr>
+      </w:pPr>
+      <w:r>
+        <w:rPr>
+          <w:rFonts w:ascii="Consolas" w:hAnsi="Consolas" w:cs="Consolas" w:eastAsia="Times New Roman"/>
+          <w:sz w:val="20"/>
+          <w:szCs w:val="20"/>
+        </w:rPr>
+        <w:t xml:space="preserve">curl -s -c cookies.txt -X POST http://127.0.0.1:8000/api/v1/auth/login \</w:t>
       </w:r>
     </w:p>
     <w:p>
@@ -17162,14 +16929,19 @@
         <w:contextualSpacing/>
         <w:ind w:firstLine="0" w:left="284"/>
         <w:jc w:val="left"/>
-      </w:pPr>
-      <w:r>
-        <w:rPr>
-          <w:rFonts w:ascii="Consolas" w:hAnsi="Consolas" w:cs="Consolas" w:eastAsia="Consolas"/>
-          <w:sz w:val="20"/>
-          <w:szCs w:val="20"/>
-        </w:rPr>
-        <w:t xml:space="preserve"> </w:t>
+        <w:rPr>
+          <w:rFonts w:ascii="Consolas" w:hAnsi="Consolas" w:eastAsia="Times New Roman"/>
+          <w:sz w:val="20"/>
+          <w:szCs w:val="20"/>
+        </w:rPr>
+      </w:pPr>
+      <w:r>
+        <w:rPr>
+          <w:rFonts w:ascii="Consolas" w:hAnsi="Consolas" w:cs="Consolas" w:eastAsia="Times New Roman"/>
+          <w:sz w:val="20"/>
+          <w:szCs w:val="20"/>
+        </w:rPr>
+        <w:t xml:space="preserve">     -H "Content-Type: application/json" \</w:t>
       </w:r>
     </w:p>
     <w:p>
@@ -17178,14 +16950,19 @@
         <w:contextualSpacing/>
         <w:ind w:firstLine="0" w:left="284"/>
         <w:jc w:val="left"/>
-      </w:pPr>
-      <w:r>
-        <w:rPr>
-          <w:rFonts w:ascii="Consolas" w:hAnsi="Consolas" w:cs="Consolas" w:eastAsia="Consolas"/>
-          <w:sz w:val="20"/>
-          <w:szCs w:val="20"/>
-        </w:rPr>
-        <w:t xml:space="preserve"># проверка через интерфейс прикладного программирования</w:t>
+        <w:rPr>
+          <w:rFonts w:ascii="Consolas" w:hAnsi="Consolas" w:eastAsia="Times New Roman"/>
+          <w:sz w:val="20"/>
+          <w:szCs w:val="20"/>
+        </w:rPr>
+      </w:pPr>
+      <w:r>
+        <w:rPr>
+          <w:rFonts w:ascii="Consolas" w:hAnsi="Consolas" w:cs="Consolas" w:eastAsia="Times New Roman"/>
+          <w:sz w:val="20"/>
+          <w:szCs w:val="20"/>
+        </w:rPr>
+        <w:t xml:space="preserve">     -d '{"email": "organizer@example.com", "password": "Conference2026"}'</w:t>
       </w:r>
     </w:p>
     <w:p>
@@ -17194,14 +16971,19 @@
         <w:contextualSpacing/>
         <w:ind w:firstLine="0" w:left="284"/>
         <w:jc w:val="left"/>
-      </w:pPr>
-      <w:r>
-        <w:rPr>
-          <w:rFonts w:ascii="Consolas" w:hAnsi="Consolas" w:cs="Consolas" w:eastAsia="Consolas"/>
-          <w:sz w:val="20"/>
-          <w:szCs w:val="20"/>
-        </w:rPr>
-        <w:t xml:space="preserve">curl -s -c cookies.txt -X POST http://127.0.0.1:8000/api/v1/auth/login \</w:t>
+        <w:rPr>
+          <w:rFonts w:ascii="Consolas" w:hAnsi="Consolas" w:eastAsia="Times New Roman"/>
+          <w:sz w:val="20"/>
+          <w:szCs w:val="20"/>
+        </w:rPr>
+      </w:pPr>
+      <w:r>
+        <w:rPr>
+          <w:rFonts w:ascii="Consolas" w:hAnsi="Consolas" w:cs="Consolas" w:eastAsia="Times New Roman"/>
+          <w:sz w:val="20"/>
+          <w:szCs w:val="20"/>
+        </w:rPr>
+        <w:t xml:space="preserve">curl -s -b cookies.txt http://127.0.0.1:8000/api/v1/reports/conference/1   # 200</w:t>
       </w:r>
     </w:p>
     <w:p>
@@ -17210,14 +16992,19 @@
         <w:contextualSpacing/>
         <w:ind w:firstLine="0" w:left="284"/>
         <w:jc w:val="left"/>
-      </w:pPr>
-      <w:r>
-        <w:rPr>
-          <w:rFonts w:ascii="Consolas" w:hAnsi="Consolas" w:cs="Consolas" w:eastAsia="Consolas"/>
-          <w:sz w:val="20"/>
-          <w:szCs w:val="20"/>
-        </w:rPr>
-        <w:t xml:space="preserve">     -H "Content-Type: application/json" \</w:t>
+        <w:rPr>
+          <w:rFonts w:ascii="Consolas" w:hAnsi="Consolas" w:eastAsia="Times New Roman"/>
+          <w:sz w:val="20"/>
+          <w:szCs w:val="20"/>
+        </w:rPr>
+      </w:pPr>
+      <w:r>
+        <w:rPr>
+          <w:rFonts w:ascii="Consolas" w:hAnsi="Consolas" w:cs="Consolas" w:eastAsia="Times New Roman"/>
+          <w:sz w:val="20"/>
+          <w:szCs w:val="20"/>
+        </w:rPr>
+        <w:t xml:space="preserve">curl -s http://127.0.0.1:8000/api/v1/conferences                          # 401 без входа</w:t>
       </w:r>
     </w:p>
     <w:p>
@@ -17226,14 +17013,19 @@
         <w:contextualSpacing/>
         <w:ind w:firstLine="0" w:left="284"/>
         <w:jc w:val="left"/>
-      </w:pPr>
-      <w:r>
-        <w:rPr>
-          <w:rFonts w:ascii="Consolas" w:hAnsi="Consolas" w:cs="Consolas" w:eastAsia="Consolas"/>
-          <w:sz w:val="20"/>
-          <w:szCs w:val="20"/>
-        </w:rPr>
-        <w:t xml:space="preserve">     -d '{"email": "organizer@example.com", "password": "Conference2026"}'</w:t>
+        <w:rPr>
+          <w:rFonts w:ascii="Consolas" w:hAnsi="Consolas" w:eastAsia="Times New Roman"/>
+          <w:sz w:val="20"/>
+          <w:szCs w:val="20"/>
+        </w:rPr>
+      </w:pPr>
+      <w:r>
+        <w:rPr>
+          <w:rFonts w:ascii="Consolas" w:hAnsi="Consolas" w:cs="Consolas" w:eastAsia="Times New Roman"/>
+          <w:sz w:val="20"/>
+          <w:szCs w:val="20"/>
+        </w:rPr>
+        <w:t xml:space="preserve"> </w:t>
       </w:r>
     </w:p>
     <w:p>
@@ -17242,14 +17034,19 @@
         <w:contextualSpacing/>
         <w:ind w:firstLine="0" w:left="284"/>
         <w:jc w:val="left"/>
-      </w:pPr>
-      <w:r>
-        <w:rPr>
-          <w:rFonts w:ascii="Consolas" w:hAnsi="Consolas" w:cs="Consolas" w:eastAsia="Consolas"/>
-          <w:sz w:val="20"/>
-          <w:szCs w:val="20"/>
-        </w:rPr>
-        <w:t xml:space="preserve">curl -s -b cookies.txt http://127.0.0.1:8000/api/v1/reports/conference/1   # 200</w:t>
+        <w:rPr>
+          <w:rFonts w:ascii="Consolas" w:hAnsi="Consolas" w:eastAsia="Times New Roman"/>
+          <w:sz w:val="20"/>
+          <w:szCs w:val="20"/>
+        </w:rPr>
+      </w:pPr>
+      <w:r>
+        <w:rPr>
+          <w:rFonts w:ascii="Consolas" w:hAnsi="Consolas" w:cs="Consolas" w:eastAsia="Times New Roman"/>
+          <w:sz w:val="20"/>
+          <w:szCs w:val="20"/>
+        </w:rPr>
+        <w:t xml:space="preserve"># справочник учётных записей и их прав</w:t>
       </w:r>
     </w:p>
     <w:p>
@@ -17258,14 +17055,19 @@
         <w:contextualSpacing/>
         <w:ind w:firstLine="0" w:left="284"/>
         <w:jc w:val="left"/>
-      </w:pPr>
-      <w:r>
-        <w:rPr>
-          <w:rFonts w:ascii="Consolas" w:hAnsi="Consolas" w:cs="Consolas" w:eastAsia="Consolas"/>
-          <w:sz w:val="20"/>
-          <w:szCs w:val="20"/>
-        </w:rPr>
-        <w:t xml:space="preserve">curl -s http://127.0.0.1:8000/api/v1/conferences                          # 401 без входа</w:t>
+        <w:rPr>
+          <w:rFonts w:ascii="Consolas" w:hAnsi="Consolas" w:eastAsia="Times New Roman"/>
+          <w:sz w:val="20"/>
+          <w:szCs w:val="20"/>
+        </w:rPr>
+      </w:pPr>
+      <w:r>
+        <w:rPr>
+          <w:rFonts w:ascii="Consolas" w:hAnsi="Consolas" w:cs="Consolas" w:eastAsia="Times New Roman"/>
+          <w:sz w:val="20"/>
+          <w:szCs w:val="20"/>
+        </w:rPr>
+        <w:t xml:space="preserve">curl -s http://127.0.0.1:8000/api/v1/auth/roles</w:t>
       </w:r>
     </w:p>
     <w:p>
@@ -17274,10 +17076,15 @@
         <w:contextualSpacing/>
         <w:ind w:firstLine="0" w:left="284"/>
         <w:jc w:val="left"/>
-      </w:pPr>
-      <w:r>
-        <w:rPr>
-          <w:rFonts w:ascii="Consolas" w:hAnsi="Consolas" w:cs="Consolas" w:eastAsia="Consolas"/>
+        <w:rPr>
+          <w:rFonts w:ascii="Consolas" w:hAnsi="Consolas" w:eastAsia="Times New Roman"/>
+          <w:sz w:val="20"/>
+          <w:szCs w:val="20"/>
+        </w:rPr>
+      </w:pPr>
+      <w:r>
+        <w:rPr>
+          <w:rFonts w:ascii="Consolas" w:hAnsi="Consolas" w:cs="Consolas" w:eastAsia="Times New Roman"/>
           <w:sz w:val="20"/>
           <w:szCs w:val="20"/>
         </w:rPr>
@@ -17290,14 +17097,19 @@
         <w:contextualSpacing/>
         <w:ind w:firstLine="0" w:left="284"/>
         <w:jc w:val="left"/>
-      </w:pPr>
-      <w:r>
-        <w:rPr>
-          <w:rFonts w:ascii="Consolas" w:hAnsi="Consolas" w:cs="Consolas" w:eastAsia="Consolas"/>
-          <w:sz w:val="20"/>
-          <w:szCs w:val="20"/>
-        </w:rPr>
-        <w:t xml:space="preserve"># справочник ролей и их прав</w:t>
+        <w:rPr>
+          <w:rFonts w:ascii="Consolas" w:hAnsi="Consolas" w:eastAsia="Times New Roman"/>
+          <w:sz w:val="20"/>
+          <w:szCs w:val="20"/>
+        </w:rPr>
+      </w:pPr>
+      <w:r>
+        <w:rPr>
+          <w:rFonts w:ascii="Consolas" w:hAnsi="Consolas" w:cs="Consolas" w:eastAsia="Times New Roman"/>
+          <w:sz w:val="20"/>
+          <w:szCs w:val="20"/>
+        </w:rPr>
+        <w:t xml:space="preserve"># автоматические проверки аутентификации, прав и защиты маршрутов</w:t>
       </w:r>
     </w:p>
     <w:p>
@@ -17306,87 +17118,40 @@
         <w:contextualSpacing/>
         <w:ind w:firstLine="0" w:left="284"/>
         <w:jc w:val="left"/>
-      </w:pPr>
-      <w:r>
-        <w:rPr>
-          <w:rFonts w:ascii="Consolas" w:hAnsi="Consolas" w:cs="Consolas" w:eastAsia="Consolas"/>
-          <w:sz w:val="20"/>
-          <w:szCs w:val="20"/>
-        </w:rPr>
-        <w:t xml:space="preserve">curl -s http://127.0.0.1:8000/api/v1/auth/roles</w:t>
-      </w:r>
-    </w:p>
-    <w:p>
-      <w:pPr>
-        <w:spacing w:before="0" w:after="0" w:line="240" w:lineRule="auto"/>
-        <w:contextualSpacing/>
-        <w:ind w:firstLine="0" w:left="284"/>
-        <w:jc w:val="left"/>
-      </w:pPr>
-      <w:r>
-        <w:rPr>
-          <w:rFonts w:ascii="Consolas" w:hAnsi="Consolas" w:cs="Consolas" w:eastAsia="Consolas"/>
-          <w:sz w:val="20"/>
-          <w:szCs w:val="20"/>
-        </w:rPr>
-        <w:t xml:space="preserve"> </w:t>
-      </w:r>
-    </w:p>
-    <w:p>
-      <w:pPr>
-        <w:spacing w:before="0" w:after="0" w:line="240" w:lineRule="auto"/>
-        <w:contextualSpacing/>
-        <w:ind w:firstLine="0" w:left="284"/>
-        <w:jc w:val="left"/>
-      </w:pPr>
-      <w:r>
-        <w:rPr>
-          <w:rFonts w:ascii="Consolas" w:hAnsi="Consolas" w:cs="Consolas" w:eastAsia="Consolas"/>
-          <w:sz w:val="20"/>
-          <w:szCs w:val="20"/>
-        </w:rPr>
-        <w:t xml:space="preserve"># автоматические проверки разграничения доступа</w:t>
-      </w:r>
-    </w:p>
-    <w:p>
-      <w:pPr>
-        <w:spacing w:before="0" w:after="0" w:line="240" w:lineRule="auto"/>
-        <w:contextualSpacing/>
-        <w:ind w:firstLine="0" w:left="284"/>
-        <w:jc w:val="left"/>
-      </w:pPr>
-      <w:r>
-        <w:rPr>
-          <w:rFonts w:ascii="Consolas" w:hAnsi="Consolas" w:cs="Consolas" w:eastAsia="Consolas"/>
-          <w:sz w:val="20"/>
-          <w:szCs w:val="20"/>
-        </w:rPr>
-        <w:t xml:space="preserve">make test                      # 85 тестов, включая запреты по ролям</w:t>
+        <w:rPr>
+          <w:rFonts w:ascii="Consolas" w:hAnsi="Consolas" w:eastAsia="Times New Roman"/>
+          <w:sz w:val="20"/>
+          <w:szCs w:val="20"/>
+        </w:rPr>
+      </w:pPr>
+      <w:r>
+        <w:rPr>
+          <w:rFonts w:ascii="Consolas" w:hAnsi="Consolas" w:cs="Consolas" w:eastAsia="Times New Roman"/>
+          <w:sz w:val="20"/>
+          <w:szCs w:val="20"/>
+        </w:rPr>
+        <w:t xml:space="preserve">.\scripts\dev.ps1 test              # 81 тест, включая запрет доступа без прав</w:t>
       </w:r>
     </w:p>
     <w:p>
       <w:pPr>
         <w:spacing w:before="0" w:after="0" w:line="360" w:lineRule="auto"/>
         <w:contextualSpacing/>
-        <w:ind w:firstLine="709"/>
+        <w:ind w:firstLine="709" w:left="0"/>
         <w:jc w:val="both"/>
-      </w:pPr>
-      <w:r>
         <w:rPr>
           <w:rFonts w:ascii="Times New Roman" w:hAnsi="Times New Roman" w:eastAsia="Times New Roman"/>
-          <w:b/>
-          <w:sz w:val="28"/>
-          <w:szCs w:val="28"/>
-        </w:rPr>
-        <w:t xml:space="preserve">7.7. Разделы технического задания. </w:t>
-      </w:r>
-      <w:r>
-        <w:rPr>
-          <w:rFonts w:ascii="Times New Roman" w:hAnsi="Times New Roman" w:eastAsia="Times New Roman"/>
-          <w:sz w:val="28"/>
-          <w:szCs w:val="28"/>
-        </w:rPr>
-        <w:t xml:space="preserve">Требования к аутентификации и разграничению доступа внесены в техническое задание: в состав выполняемых функций добавлены вход, выход, хранение паролей в виде хеша, ограничение срока действия сессии и проверка роли; описаны роли пользователей и их возможности; добавлены методы аутентификации в перечень методов интерфейса прикладного программирования; указаны коды ответов 401 и 403; в требования к хранению данных включены таблицы users и sessions, а также требования к хранению паролей и сроку жизни сессии.</w:t>
+          <w:sz w:val="28"/>
+          <w:szCs w:val="28"/>
+        </w:rPr>
+      </w:pPr>
+      <w:r>
+        <w:rPr>
+          <w:rFonts w:ascii="Times New Roman" w:hAnsi="Times New Roman" w:cs="Times New Roman" w:eastAsia="Times New Roman"/>
+          <w:sz w:val="28"/>
+          <w:szCs w:val="28"/>
+        </w:rPr>
+        <w:t xml:space="preserve">7.6. Разделы технического задания. Требования к аутентификации и разграничению доступа внесены в техническое задание: в состав выполняемых функций добавлены вход, выход, хранение паролей в виде хеша, ограничение срока действия сессии и проверка прав; добавлены методы аутентификации в перечень методов интерфейса прикладного программирования; указаны коды ответов 401 и 403; в требования к хранению данных включены таблицы users и sessions, а также требования к хранению паролей и сроку жизни сессии.</w:t>
       </w:r>
     </w:p>
     <w:p>
@@ -18990,7 +18755,7 @@
               <w:rPr>
                 <w:rFonts w:eastAsia="Times New Roman"/>
               </w:rPr>
-              <w:t>Название репозитория, список файлов в корне (app, docs, scripts, tests, README.md, CONTRIBUTING.md, Dockerfile, Makefile, .env.example), активную ветку main и количество коммитов.</w:t>
+              <w:t xml:space="preserve">Название репозитория, список файлов в корне (app, docs, scripts, tests, README.md, CONTRIBUTING.md, Dockerfile, .env.example), активную ветку main и количество коммитов.</w:t>
             </w:r>
           </w:p>
         </w:tc>
@@ -19818,7 +19583,7 @@
           <w:sz w:val="28"/>
           <w:szCs w:val="28"/>
         </w:rPr>
-        <w:t>8.1. Выбранная функция.</w:t>
+        <w:t xml:space="preserve">9.1. Выбранная функция.</w:t>
       </w:r>
     </w:p>
     <w:p>
@@ -19862,7 +19627,7 @@
           <w:sz w:val="28"/>
           <w:szCs w:val="28"/>
         </w:rPr>
-        <w:t>8.2. Последовательность выполнения.</w:t>
+        <w:t xml:space="preserve">9.2. Последовательность выполнения.</w:t>
       </w:r>
     </w:p>
     <w:tbl>
@@ -20466,7 +20231,7 @@
               <w:rPr>
                 <w:rFonts w:eastAsia="Times New Roman"/>
               </w:rPr>
-              <w:t>выполнен полный набор проверок: 85 тестов, анализ, форматирование, дымовая проверка</w:t>
+              <w:t xml:space="preserve">выполнен полный набор проверок: 81 тест, анализ, форматирование, дымовая проверка</w:t>
             </w:r>
           </w:p>
         </w:tc>
@@ -20859,7 +20624,7 @@
           <w:sz w:val="28"/>
           <w:szCs w:val="28"/>
         </w:rPr>
-        <w:t>8.3. Содержание запроса на слияние.</w:t>
+        <w:t xml:space="preserve">9.3. Содержание запроса на слияние.</w:t>
       </w:r>
     </w:p>
     <w:p>
@@ -20903,7 +20668,7 @@
           <w:sz w:val="28"/>
           <w:szCs w:val="28"/>
         </w:rPr>
-        <w:t>8.4. Проверка изменений перед слиянием.</w:t>
+        <w:t xml:space="preserve">9.4. Проверка изменений перед слиянием.</w:t>
       </w:r>
     </w:p>
     <w:p>
@@ -20947,7 +20712,7 @@
           <w:sz w:val="28"/>
           <w:szCs w:val="28"/>
         </w:rPr>
-        <w:t>8.5. Что подтверждают команды.</w:t>
+        <w:t xml:space="preserve">9.5. Что подтверждают команды.</w:t>
       </w:r>
     </w:p>
     <w:p>
@@ -23657,7 +23422,7 @@
           <w:sz w:val="20"/>
           <w:szCs w:val="20"/>
         </w:rPr>
-        <w:t xml:space="preserve">85 passed</w:t>
+        <w:t xml:space="preserve">81 passed</w:t>
       </w:r>
     </w:p>
     <w:p>
@@ -23752,15 +23517,7 @@
           <w:sz w:val="28"/>
           <w:szCs w:val="28"/>
         </w:rPr>
-        <w:t xml:space="preserve">10.4. Что получилось в результате. </w:t>
-      </w:r>
-      <w:r>
-        <w:rPr>
-          <w:rFonts w:ascii="Times New Roman" w:hAnsi="Times New Roman" w:eastAsia="Times New Roman"/>
-          <w:sz w:val="28"/>
-          <w:szCs w:val="28"/>
-        </w:rPr>
-        <w:t xml:space="preserve">В истории main остались оба коммита веток, коммит слияния первой ветки и коммит с разрешённым конфликтом — по графу коммитов видно, что конфликт действительно возник и был разрешён вручную. После разрешения выполнен полный набор локальных проверок: форматирование, статический анализ и 85 автоматических тестов прошли успешно, то есть слияние не нарушило работоспособность приложения. Ветки feature/2-teams-section и feature/3-section-capacity оставлены в удалённом репозитории как подтверждение выполненного упражнения.</w:t>
+        <w:t xml:space="preserve">10.4. Что получилось в результате. В истории main остались оба коммита веток, коммит слияния первой ветки и коммит с разрешённым конфликтом — по графу коммитов видно, что конфликт действительно возник и был разрешён вручную. После разрешения выполнен полный набор локальных проверок: форматирование, статический анализ и 81 автоматический тест прошёл успешно, то есть слияние не нарушило работоспособность приложения. Ветки feature/2-teams-section и feature/3-section-capacity оставлены в удалённом репозитории как подтверждение выполненного упражнения.</w:t>
       </w:r>
     </w:p>
     <w:p>
@@ -23841,7 +23598,7 @@
                 <w:sz w:val="24"/>
                 <w:szCs w:val="24"/>
               </w:rPr>
-              <w:t xml:space="preserve">Скриншот терминала с результатом команд git diff --check, .\scripts\dev.ps1 verify (строка 85 passed) и git log --oneline --graph -6 после коммита слияния.</w:t>
+              <w:t xml:space="preserve">Скриншот терминала с результатом команд git diff --check, .\scripts\dev.ps1 verify (строка 81 passed) и git log --oneline --graph -6 после коммита слияния.</w:t>
             </w:r>
           </w:p>
         </w:tc>
@@ -23935,7 +23692,7 @@
                 <w:sz w:val="24"/>
                 <w:szCs w:val="24"/>
               </w:rPr>
-              <w:t xml:space="preserve">Отсутствие маркеров конфликта, успешно пройденные проверки (85 тестов) и коммит с сообщением «merge: разрешить конфликт вместимости секции (оставлено 5 мест)».</w:t>
+              <w:t xml:space="preserve">Отсутствие маркеров конфликта, успешно пройденные проверки (81 тест) и коммит с сообщением «merge: разрешить конфликт вместимости секции (оставлено 5 мест)».</w:t>
             </w:r>
           </w:p>
         </w:tc>
@@ -25661,7 +25418,7 @@
               <w:rPr>
                 <w:rFonts w:eastAsia="Times New Roman"/>
               </w:rPr>
-              <w:t>85 автоматических тестов, включая все правила предметной области</w:t>
+              <w:t xml:space="preserve">81 автоматический тест, включая все правила предметной области</w:t>
             </w:r>
           </w:p>
         </w:tc>
@@ -25772,29 +25529,7 @@
                 <w:rFonts w:eastAsia="Times New Roman"/>
                 <w:lang w:val="en-US"/>
               </w:rPr>
-              <w:t xml:space="preserve">.\scripts\dev.ps1 </w:t>
-            </w:r>
-            <w:proofErr w:type="gramStart"/>
-            <w:r>
-              <w:rPr>
-                <w:rFonts w:eastAsia="Times New Roman"/>
-                <w:lang w:val="en-US"/>
-              </w:rPr>
-              <w:t>verify  (</w:t>
-            </w:r>
-            <w:proofErr w:type="gramEnd"/>
-            <w:r>
-              <w:rPr>
-                <w:rFonts w:eastAsia="Times New Roman"/>
-              </w:rPr>
-              <w:t>или</w:t>
-            </w:r>
-            <w:r>
-              <w:rPr>
-                <w:rFonts w:eastAsia="Times New Roman"/>
-                <w:lang w:val="en-US"/>
-              </w:rPr>
-              <w:t xml:space="preserve"> make verify)</w:t>
+              <w:t xml:space="preserve">.\scripts\dev.ps1 verify</w:t>
             </w:r>
           </w:p>
         </w:tc>
@@ -26198,7 +25933,7 @@
           <w:sz w:val="28"/>
           <w:szCs w:val="28"/>
         </w:rPr>
-        <w:t>Файлы, определяющие, что считается правильным, выделены в отдельную категорию: конфигурация CI (.github/workflows/ci.yml), единый командный интерфейс (Makefile, scripts/dev.ps1), скрипты проверок (scripts/smoke.py, scripts/container_check.py), настройка тестов (tests/conftest.py), правила анализа (pyproject.toml) и среда эксплуатации (Dockerfile, docker-compose.yml). Их изменения обязаны быть видны в запросе на слияние, не могут ослаблять проверки и проверяются отдельно.</w:t>
+        <w:t xml:space="preserve">Файлы, определяющие, что считается правильным, выделены в отдельную категорию: конфигурация CI (.github/workflows/ci.yml), единый командный интерфейс (scripts/dev.ps1), скрипты проверок (scripts/smoke.py, scripts/container_check.py), настройка тестов (tests/conftest.py), правила анализа (pyproject.toml) и среда эксплуатации (Dockerfile, docker-compose.yml). Их изменения обязаны быть видны в запросе на слияние, не могут ослаблять проверки и проверяются отдельно.</w:t>
       </w:r>
     </w:p>
     <w:p>
@@ -27417,7 +27152,7 @@
           <w:sz w:val="28"/>
           <w:szCs w:val="28"/>
         </w:rPr>
-        <w:t>Качество подтверждено измеримыми результатами: 85 автоматических тестов проходят, статический анализ и проверка форматирования не выявляют замечаний, дымовая проверка приложения успешна, конвейер CI зелёный по обеим группам заданий. Единый командный интерфейс (make verify или .\scripts\dev.ps1 verify) объединяет все обязательные проверки, поэтому локальный результат и результат автоматической проверки совпадают.</w:t>
+        <w:t xml:space="preserve">Качество подтверждено измеримыми результатами: 81 автоматический тест проходит, статический анализ и проверка форматирования не выявляют замечаний, дымовая проверка приложения успешна, конвейер CI зелёный по обеим группам заданий. Единый командный интерфейс (.\scripts\dev.ps1 verify) объединяет все обязательные проверки, поэтому локальный результат и результат автоматической проверки совпадают.</w:t>
       </w:r>
     </w:p>
     <w:p>
@@ -27438,8 +27173,7 @@
           <w:sz w:val="28"/>
           <w:szCs w:val="28"/>
         </w:rPr>
-        <w:lastRenderedPageBreak/>
-        <w:t>Дальнейшее развитие проекта: подключение Alembic для версионирования схемы базы данных, переход от учебной имитации отправки приглашений к реальной рассылке, добавление аутентификации с разграничением прав по ролям, экспорт отчётов в форматы xlsx и pdf, а также расширение набора проверок (покрытие кода тестами, проверка уязвимостей зависимостей).</w:t>
+        <w:t xml:space="preserve">Дальнейшее развитие проекта: подключение Alembic для версионирования схемы базы данных, переход от учебной имитации отправки приглашений к реальной рассылке, экспорт отчётов в форматы xlsx и pdf, а также расширение набора проверок (покрытие кода тестами, проверка уязвимостей зависимостей).</w:t>
       </w:r>
     </w:p>
     <w:sectPr>

--- a/docs/LR1_Popikov_241_372.docx
+++ b/docs/LR1_Popikov_241_372.docx
@@ -23390,7 +23390,7 @@
           <w:sz w:val="20"/>
           <w:szCs w:val="20"/>
         </w:rPr>
-        <w:t xml:space="preserve">32 files already formatted</w:t>
+        <w:t xml:space="preserve">40 files already formatted</w:t>
       </w:r>
     </w:p>
     <w:p>
@@ -25109,7 +25109,7 @@
           <w:sz w:val="28"/>
           <w:szCs w:val="28"/>
         </w:rPr>
-        <w:t>Ни один шаг не пропускается. Любое изменение рассматривается как потенциально ошибочное независимо от того, кем оно создано: участником команды, преподавателем или средствами автоматической генерации кода. Ни один способ создания кода не освобождает изменение от обязательных проверок.</w:t>
+        <w:t xml:space="preserve">Ни один шаг не пропускается. Любое изменение рассматривается как потенциально ошибочное независимо от того, кем оно создано и насколько простым выглядит. Ни один способ создания кода не освобождает изменение от обязательных проверок.</w:t>
       </w:r>
     </w:p>
     <w:p>
